--- a/docs/investisseurs/06_PLAN_OPERATIONNEL.docx
+++ b/docs/investisseurs/06_PLAN_OPERATIONNEL.docx
@@ -7,7 +7,7 @@
         <w:pStyle w:val="Heading1"/>
       </w:pPr>
       <w:r>
-        <w:t>⚙️ PLAN OPÉRATIONNEL - Yukpomnang</w:t>
+        <w:t>PLAN OPÉRATIONNEL - Yukpomnang</w:t>
       </w:r>
     </w:p>
     <w:p>
@@ -18,11 +18,13 @@
         <w:t>Structure, Équipe, Infrastructure et Opérations</w:t>
       </w:r>
     </w:p>
-    <w:p>
-      <w:r/>
-      <w:r>
-        <w:rPr>
-          <w:b/>
+    <w:p/>
+    <w:p>
+      <w:pPr/>
+      <w:r>
+        <w:rPr>
+          <w:b/>
+          <w:color w:val="003366"/>
         </w:rPr>
         <w:t>Date</w:t>
       </w:r>
@@ -31,10 +33,11 @@
       </w:r>
     </w:p>
     <w:p>
-      <w:r/>
-      <w:r>
-        <w:rPr>
-          <w:b/>
+      <w:pPr/>
+      <w:r>
+        <w:rPr>
+          <w:b/>
+          <w:color w:val="003366"/>
         </w:rPr>
         <w:t>Version</w:t>
       </w:r>
@@ -43,10 +46,11 @@
       </w:r>
     </w:p>
     <w:p>
-      <w:r/>
-      <w:r>
-        <w:rPr>
-          <w:b/>
+      <w:pPr/>
+      <w:r>
+        <w:rPr>
+          <w:b/>
+          <w:color w:val="003366"/>
         </w:rPr>
         <w:t>Confidentialité</w:t>
       </w:r>
@@ -54,27 +58,236 @@
         <w:t>: Document confidentiel</w:t>
       </w:r>
     </w:p>
-    <w:p>
-      <w:r>
-        <w:t>__________________________________________________</w:t>
-      </w:r>
-    </w:p>
+    <w:p/>
+    <w:p>
+      <w:r>
+        <w:rPr>
+          <w:color w:val="C8C8C8"/>
+        </w:rPr>
+        <w:t>________________________________________________________________________________</w:t>
+      </w:r>
+    </w:p>
+    <w:p/>
     <w:p>
       <w:pPr>
         <w:pStyle w:val="Heading2"/>
       </w:pPr>
       <w:r>
-        <w:t>🏢 STRUCTURE ORGANISATIONNELLE</w:t>
-      </w:r>
-    </w:p>
+        <w:t>STRUCTURE ORGANISATIONNELLE</w:t>
+      </w:r>
+    </w:p>
+    <w:p/>
     <w:p>
       <w:pPr>
         <w:pStyle w:val="Heading3"/>
       </w:pPr>
       <w:r>
+        <w:t>APPROCHE PROGRESSIVE - CROISSANCE ÉCHELONNÉE</w:t>
+      </w:r>
+    </w:p>
+    <w:p/>
+    <w:p>
+      <w:pPr/>
+      <w:r>
+        <w:rPr>
+          <w:b/>
+          <w:color w:val="003366"/>
+        </w:rPr>
+        <w:t>Phase Initiale (Lancement - Q1 2026) : Effectif Minimal de 5 Personnes Maximum</w:t>
+      </w:r>
+    </w:p>
+    <w:p/>
+    <w:p>
+      <w:pPr/>
+      <w:r>
+        <w:t xml:space="preserve">Au lancement, Yukpomnang démarre avec un </w:t>
+      </w:r>
+      <w:r>
+        <w:rPr>
+          <w:b/>
+          <w:color w:val="003366"/>
+        </w:rPr>
+        <w:t>effectif minimal et réaliste de 5 personnes maximum</w:t>
+      </w:r>
+      <w:r>
+        <w:t xml:space="preserve"> pour optimiser les coûts et valider le modèle économique. L'équipe s'étendra </w:t>
+      </w:r>
+      <w:r>
+        <w:rPr>
+          <w:b/>
+          <w:color w:val="003366"/>
+        </w:rPr>
+        <w:t>progressivement</w:t>
+      </w:r>
+      <w:r>
+        <w:t xml:space="preserve"> au fur et à mesure de la croissance de l'application et de l'augmentation des revenus.</w:t>
+      </w:r>
+    </w:p>
+    <w:p/>
+    <w:p>
+      <w:pPr/>
+      <w:r>
+        <w:rPr>
+          <w:b/>
+          <w:color w:val="003366"/>
+        </w:rPr>
+        <w:t>Stratégie de Croissance Progressive</w:t>
+      </w:r>
+    </w:p>
+    <w:p>
+      <w:pPr>
+        <w:pStyle w:val="ListBullet"/>
+      </w:pPr>
+      <w:r>
+        <w:rPr>
+          <w:b/>
+          <w:color w:val="003366"/>
+        </w:rPr>
+        <w:t>Q1 2026 (Lancement)</w:t>
+      </w:r>
+      <w:r>
+        <w:t xml:space="preserve"> : 5 personnes maximum (équipe fondatrice + essentiel)</w:t>
+      </w:r>
+    </w:p>
+    <w:p>
+      <w:pPr>
+        <w:pStyle w:val="ListBullet"/>
+      </w:pPr>
+      <w:r>
+        <w:rPr>
+          <w:b/>
+          <w:color w:val="003366"/>
+        </w:rPr>
+        <w:t>Q2-Q3 2026</w:t>
+      </w:r>
+      <w:r>
+        <w:t xml:space="preserve"> : Extension à 15-20 personnes (selon traction)</w:t>
+      </w:r>
+    </w:p>
+    <w:p>
+      <w:pPr>
+        <w:pStyle w:val="ListBullet"/>
+      </w:pPr>
+      <w:r>
+        <w:rPr>
+          <w:b/>
+          <w:color w:val="003366"/>
+        </w:rPr>
+        <w:t>Q4 2026</w:t>
+      </w:r>
+      <w:r>
+        <w:t xml:space="preserve"> : Extension à 30-40 personnes (selon croissance)</w:t>
+      </w:r>
+    </w:p>
+    <w:p>
+      <w:pPr>
+        <w:pStyle w:val="ListBullet"/>
+      </w:pPr>
+      <w:r>
+        <w:rPr>
+          <w:b/>
+          <w:color w:val="003366"/>
+        </w:rPr>
+        <w:t>2027</w:t>
+      </w:r>
+      <w:r>
+        <w:t xml:space="preserve"> : Extension à 80-100 personnes (expansion 3 pays)</w:t>
+      </w:r>
+    </w:p>
+    <w:p>
+      <w:pPr>
+        <w:pStyle w:val="ListBullet"/>
+      </w:pPr>
+      <w:r>
+        <w:rPr>
+          <w:b/>
+          <w:color w:val="003366"/>
+        </w:rPr>
+        <w:t>2028</w:t>
+      </w:r>
+      <w:r>
+        <w:t xml:space="preserve"> : Extension à 200+ personnes (expansion francophone)</w:t>
+      </w:r>
+    </w:p>
+    <w:p/>
+    <w:p>
+      <w:pPr/>
+      <w:r>
+        <w:rPr>
+          <w:b/>
+          <w:color w:val="003366"/>
+        </w:rPr>
+        <w:t>Priorité Recrutement : Agents Commerciaux</w:t>
+      </w:r>
+    </w:p>
+    <w:p/>
+    <w:p>
+      <w:pPr/>
+      <w:r>
+        <w:t xml:space="preserve">Le recrutement prioritaire se concentre sur les </w:t>
+      </w:r>
+      <w:r>
+        <w:rPr>
+          <w:b/>
+          <w:color w:val="003366"/>
+        </w:rPr>
+        <w:t>agents commerciaux</w:t>
+      </w:r>
+      <w:r>
+        <w:t xml:space="preserve"> pour :</w:t>
+      </w:r>
+    </w:p>
+    <w:p>
+      <w:pPr>
+        <w:pStyle w:val="ListBullet"/>
+      </w:pPr>
+      <w:r>
+        <w:t>Acquisition de commerçants partenaires</w:t>
+      </w:r>
+    </w:p>
+    <w:p>
+      <w:pPr>
+        <w:pStyle w:val="ListBullet"/>
+      </w:pPr>
+      <w:r>
+        <w:t>Onboarding et support commerçants</w:t>
+      </w:r>
+    </w:p>
+    <w:p>
+      <w:pPr>
+        <w:pStyle w:val="ListBullet"/>
+      </w:pPr>
+      <w:r>
+        <w:t>Développement du réseau de partenaires</w:t>
+      </w:r>
+    </w:p>
+    <w:p>
+      <w:pPr>
+        <w:pStyle w:val="ListBullet"/>
+      </w:pPr>
+      <w:r>
+        <w:t>Expansion géographique</w:t>
+      </w:r>
+    </w:p>
+    <w:p/>
+    <w:p>
+      <w:r>
+        <w:rPr>
+          <w:color w:val="C8C8C8"/>
+        </w:rPr>
+        <w:t>________________________________________________________________________________</w:t>
+      </w:r>
+    </w:p>
+    <w:p/>
+    <w:p>
+      <w:pPr>
+        <w:pStyle w:val="Heading3"/>
+      </w:pPr>
+      <w:r>
         <w:t>Direction (C-Level)</w:t>
       </w:r>
     </w:p>
+    <w:p/>
     <w:p>
       <w:pPr>
         <w:pStyle w:val="Heading4"/>
@@ -88,7 +301,14 @@
         <w:pStyle w:val="ListBullet"/>
       </w:pPr>
       <w:r>
-        <w:t>**Rôle** : Vision stratégique, relations investisseurs, leadership</w:t>
+        <w:rPr>
+          <w:b/>
+          <w:color w:val="003366"/>
+        </w:rPr>
+        <w:t>Rôle</w:t>
+      </w:r>
+      <w:r>
+        <w:t xml:space="preserve"> : Vision stratégique, relations investisseurs, leadership</w:t>
       </w:r>
     </w:p>
     <w:p>
@@ -96,7 +316,14 @@
         <w:pStyle w:val="ListBullet"/>
       </w:pPr>
       <w:r>
-        <w:t>**Profil** : Expérience tech/startup, connaissance marché africain</w:t>
+        <w:rPr>
+          <w:b/>
+          <w:color w:val="003366"/>
+        </w:rPr>
+        <w:t>Profil</w:t>
+      </w:r>
+      <w:r>
+        <w:t xml:space="preserve"> : Expérience tech/startup, connaissance marché africain</w:t>
       </w:r>
     </w:p>
     <w:p>
@@ -104,7 +331,14 @@
         <w:pStyle w:val="ListBullet"/>
       </w:pPr>
       <w:r>
-        <w:t>**Recrutement** : Q1 2026</w:t>
+        <w:rPr>
+          <w:b/>
+          <w:color w:val="003366"/>
+        </w:rPr>
+        <w:t>Recrutement</w:t>
+      </w:r>
+      <w:r>
+        <w:t xml:space="preserve"> : Q1 2026</w:t>
       </w:r>
     </w:p>
     <w:p>
@@ -112,9 +346,17 @@
         <w:pStyle w:val="ListBullet"/>
       </w:pPr>
       <w:r>
-        <w:t>**Salaire** : $120K-$150K/an + equity</w:t>
-      </w:r>
-    </w:p>
+        <w:rPr>
+          <w:b/>
+          <w:color w:val="003366"/>
+        </w:rPr>
+        <w:t>Salaire</w:t>
+      </w:r>
+      <w:r>
+        <w:t xml:space="preserve"> : 72 millions FCFA-90 millions FCFA/an + equity</w:t>
+      </w:r>
+    </w:p>
+    <w:p/>
     <w:p>
       <w:pPr>
         <w:pStyle w:val="Heading4"/>
@@ -128,7 +370,14 @@
         <w:pStyle w:val="ListBullet"/>
       </w:pPr>
       <w:r>
-        <w:t>**Rôle** : Direction technique, architecture, innovation</w:t>
+        <w:rPr>
+          <w:b/>
+          <w:color w:val="003366"/>
+        </w:rPr>
+        <w:t>Rôle</w:t>
+      </w:r>
+      <w:r>
+        <w:t xml:space="preserve"> : Direction technique, architecture, innovation</w:t>
       </w:r>
     </w:p>
     <w:p>
@@ -136,7 +385,14 @@
         <w:pStyle w:val="ListBullet"/>
       </w:pPr>
       <w:r>
-        <w:t>**Profil** : Expertise Rust/React, scaling, IA</w:t>
+        <w:rPr>
+          <w:b/>
+          <w:color w:val="003366"/>
+        </w:rPr>
+        <w:t>Profil</w:t>
+      </w:r>
+      <w:r>
+        <w:t xml:space="preserve"> : Expertise Rust/React, scaling, IA</w:t>
       </w:r>
     </w:p>
     <w:p>
@@ -144,7 +400,14 @@
         <w:pStyle w:val="ListBullet"/>
       </w:pPr>
       <w:r>
-        <w:t>**Statut** : Fondateur ou recrutement Q1 2026</w:t>
+        <w:rPr>
+          <w:b/>
+          <w:color w:val="003366"/>
+        </w:rPr>
+        <w:t>Statut</w:t>
+      </w:r>
+      <w:r>
+        <w:t xml:space="preserve"> : Fondateur ou recrutement Q1 2026</w:t>
       </w:r>
     </w:p>
     <w:p>
@@ -152,9 +415,17 @@
         <w:pStyle w:val="ListBullet"/>
       </w:pPr>
       <w:r>
-        <w:t>**Salaire** : $100K-$130K/an + equity</w:t>
-      </w:r>
-    </w:p>
+        <w:rPr>
+          <w:b/>
+          <w:color w:val="003366"/>
+        </w:rPr>
+        <w:t>Salaire</w:t>
+      </w:r>
+      <w:r>
+        <w:t xml:space="preserve"> : 60 millions FCFA-78 millions FCFA/an + equity</w:t>
+      </w:r>
+    </w:p>
+    <w:p/>
     <w:p>
       <w:pPr>
         <w:pStyle w:val="Heading4"/>
@@ -168,7 +439,14 @@
         <w:pStyle w:val="ListBullet"/>
       </w:pPr>
       <w:r>
-        <w:t>**Rôle** : Finance, comptabilité, légal, fundraising</w:t>
+        <w:rPr>
+          <w:b/>
+          <w:color w:val="003366"/>
+        </w:rPr>
+        <w:t>Rôle</w:t>
+      </w:r>
+      <w:r>
+        <w:t xml:space="preserve"> : Finance, comptabilité, légal, fundraising</w:t>
       </w:r>
     </w:p>
     <w:p>
@@ -176,7 +454,14 @@
         <w:pStyle w:val="ListBullet"/>
       </w:pPr>
       <w:r>
-        <w:t>**Profil** : Expérience startup, financement, Afrique</w:t>
+        <w:rPr>
+          <w:b/>
+          <w:color w:val="003366"/>
+        </w:rPr>
+        <w:t>Profil</w:t>
+      </w:r>
+      <w:r>
+        <w:t xml:space="preserve"> : Expérience startup, financement, Afrique</w:t>
       </w:r>
     </w:p>
     <w:p>
@@ -184,7 +469,14 @@
         <w:pStyle w:val="ListBullet"/>
       </w:pPr>
       <w:r>
-        <w:t>**Recrutement** : Q2-Q3 2026</w:t>
+        <w:rPr>
+          <w:b/>
+          <w:color w:val="003366"/>
+        </w:rPr>
+        <w:t>Recrutement</w:t>
+      </w:r>
+      <w:r>
+        <w:t xml:space="preserve"> : Q2-Q3 2026</w:t>
       </w:r>
     </w:p>
     <w:p>
@@ -192,9 +484,17 @@
         <w:pStyle w:val="ListBullet"/>
       </w:pPr>
       <w:r>
-        <w:t>**Salaire** : $90K-$120K/an + equity</w:t>
-      </w:r>
-    </w:p>
+        <w:rPr>
+          <w:b/>
+          <w:color w:val="003366"/>
+        </w:rPr>
+        <w:t>Salaire</w:t>
+      </w:r>
+      <w:r>
+        <w:t xml:space="preserve"> : 54 millions FCFA-72 millions FCFA/an + equity</w:t>
+      </w:r>
+    </w:p>
+    <w:p/>
     <w:p>
       <w:pPr>
         <w:pStyle w:val="Heading4"/>
@@ -208,7 +508,14 @@
         <w:pStyle w:val="ListBullet"/>
       </w:pPr>
       <w:r>
-        <w:t>**Rôle** : Marketing, communication, branding, croissance</w:t>
+        <w:rPr>
+          <w:b/>
+          <w:color w:val="003366"/>
+        </w:rPr>
+        <w:t>Rôle</w:t>
+      </w:r>
+      <w:r>
+        <w:t xml:space="preserve"> : Marketing, communication, branding, croissance</w:t>
       </w:r>
     </w:p>
     <w:p>
@@ -216,7 +523,14 @@
         <w:pStyle w:val="ListBullet"/>
       </w:pPr>
       <w:r>
-        <w:t>**Profil** : Expérience croissance, marché africain, digital</w:t>
+        <w:rPr>
+          <w:b/>
+          <w:color w:val="003366"/>
+        </w:rPr>
+        <w:t>Profil</w:t>
+      </w:r>
+      <w:r>
+        <w:t xml:space="preserve"> : Expérience croissance, marché africain, digital</w:t>
       </w:r>
     </w:p>
     <w:p>
@@ -224,7 +538,14 @@
         <w:pStyle w:val="ListBullet"/>
       </w:pPr>
       <w:r>
-        <w:t>**Recrutement** : Q1-Q2 2026</w:t>
+        <w:rPr>
+          <w:b/>
+          <w:color w:val="003366"/>
+        </w:rPr>
+        <w:t>Recrutement</w:t>
+      </w:r>
+      <w:r>
+        <w:t xml:space="preserve"> : Q1-Q2 2026</w:t>
       </w:r>
     </w:p>
     <w:p>
@@ -232,14 +553,26 @@
         <w:pStyle w:val="ListBullet"/>
       </w:pPr>
       <w:r>
-        <w:t>**Salaire** : $90K-$120K/an + equity</w:t>
-      </w:r>
-    </w:p>
-    <w:p>
-      <w:r>
-        <w:t>__________________________________________________</w:t>
-      </w:r>
-    </w:p>
+        <w:rPr>
+          <w:b/>
+          <w:color w:val="003366"/>
+        </w:rPr>
+        <w:t>Salaire</w:t>
+      </w:r>
+      <w:r>
+        <w:t xml:space="preserve"> : 54 millions FCFA-72 millions FCFA/an + equity</w:t>
+      </w:r>
+    </w:p>
+    <w:p/>
+    <w:p>
+      <w:r>
+        <w:rPr>
+          <w:color w:val="C8C8C8"/>
+        </w:rPr>
+        <w:t>________________________________________________________________________________</w:t>
+      </w:r>
+    </w:p>
+    <w:p/>
     <w:p>
       <w:pPr>
         <w:pStyle w:val="Heading3"/>
@@ -248,30 +581,157 @@
         <w:t>Départements</w:t>
       </w:r>
     </w:p>
+    <w:p/>
     <w:p>
       <w:pPr>
         <w:pStyle w:val="Heading4"/>
       </w:pPr>
       <w:r>
-        <w:t>1. TECHNIQUE (15-20 personnes en 2026)</w:t>
-      </w:r>
-    </w:p>
-    <w:p>
-      <w:r/>
-      <w:r>
-        <w:rPr>
-          <w:b/>
+        <w:t>1. TECHNIQUE (Croissance Progressive)</w:t>
+      </w:r>
+    </w:p>
+    <w:p/>
+    <w:p>
+      <w:pPr/>
+      <w:r>
+        <w:rPr>
+          <w:b/>
+          <w:color w:val="003366"/>
+        </w:rPr>
+        <w:t>Phase Initiale (Q1 2026) : 2-3 Personnes Maximum</w:t>
+      </w:r>
+    </w:p>
+    <w:p>
+      <w:pPr>
+        <w:pStyle w:val="ListBullet"/>
+      </w:pPr>
+      <w:r>
+        <w:rPr>
+          <w:b/>
+          <w:color w:val="003366"/>
+        </w:rPr>
+        <w:t>Fondateur Technique</w:t>
+      </w:r>
+      <w:r>
+        <w:t xml:space="preserve"> : CTO/Lead Developer (1 personne)</w:t>
+      </w:r>
+    </w:p>
+    <w:p>
+      <w:pPr>
+        <w:pStyle w:val="ListBullet"/>
+      </w:pPr>
+      <w:r>
+        <w:rPr>
+          <w:b/>
+          <w:color w:val="003366"/>
+        </w:rPr>
+        <w:t>Développeur Full-Stack</w:t>
+      </w:r>
+      <w:r>
+        <w:t xml:space="preserve"> : Backend + Frontend (1 personne)</w:t>
+      </w:r>
+    </w:p>
+    <w:p>
+      <w:pPr>
+        <w:pStyle w:val="ListBullet"/>
+      </w:pPr>
+      <w:r>
+        <w:rPr>
+          <w:b/>
+          <w:color w:val="003366"/>
+        </w:rPr>
+        <w:t>Développeur Mobile</w:t>
+      </w:r>
+      <w:r>
+        <w:t xml:space="preserve"> : iOS/Android (1 personne) - Optionnel selon besoin</w:t>
+      </w:r>
+    </w:p>
+    <w:p/>
+    <w:p>
+      <w:pPr/>
+      <w:r>
+        <w:rPr>
+          <w:b/>
+          <w:color w:val="003366"/>
+        </w:rPr>
+        <w:t>Extension Progressive (Q2-Q4 2026) : 8-12 Personnes</w:t>
+      </w:r>
+    </w:p>
+    <w:p>
+      <w:pPr>
+        <w:pStyle w:val="ListBullet"/>
+      </w:pPr>
+      <w:r>
+        <w:t>Backend Developers (Rust) : 2-3 personnes</w:t>
+      </w:r>
+    </w:p>
+    <w:p>
+      <w:pPr>
+        <w:pStyle w:val="ListBullet"/>
+      </w:pPr>
+      <w:r>
+        <w:t>Frontend Developers (React) : 2-3 personnes</w:t>
+      </w:r>
+    </w:p>
+    <w:p>
+      <w:pPr>
+        <w:pStyle w:val="ListBullet"/>
+      </w:pPr>
+      <w:r>
+        <w:t>Mobile Developers (React Native) : 2-3 personnes</w:t>
+      </w:r>
+    </w:p>
+    <w:p>
+      <w:pPr>
+        <w:pStyle w:val="ListBullet"/>
+      </w:pPr>
+      <w:r>
+        <w:t>DevOps Engineer : 1 personne</w:t>
+      </w:r>
+    </w:p>
+    <w:p>
+      <w:pPr>
+        <w:pStyle w:val="ListBullet"/>
+      </w:pPr>
+      <w:r>
+        <w:t>QA Engineer : 1 personne</w:t>
+      </w:r>
+    </w:p>
+    <w:p/>
+    <w:p>
+      <w:pPr/>
+      <w:r>
+        <w:rPr>
+          <w:b/>
+          <w:color w:val="003366"/>
+        </w:rPr>
+        <w:t>Extension 2027 : 15-20 Personnes</w:t>
+      </w:r>
+    </w:p>
+    <w:p/>
+    <w:p>
+      <w:pPr/>
+      <w:r>
+        <w:rPr>
+          <w:b/>
+          <w:color w:val="003366"/>
         </w:rPr>
         <w:t>Backend Developers (Rust)</w:t>
       </w:r>
-      <w:r/>
     </w:p>
     <w:p>
       <w:pPr>
         <w:pStyle w:val="ListBullet"/>
       </w:pPr>
       <w:r>
-        <w:t>**Nombre** : 5-6 personnes</w:t>
+        <w:rPr>
+          <w:b/>
+          <w:color w:val="003366"/>
+        </w:rPr>
+        <w:t>Nombre</w:t>
+      </w:r>
+      <w:r>
+        <w:t xml:space="preserve"> : 5-6 personnes</w:t>
       </w:r>
     </w:p>
     <w:p>
@@ -279,7 +739,14 @@
         <w:pStyle w:val="ListBullet"/>
       </w:pPr>
       <w:r>
-        <w:t>**Rôles** : API, services, infrastructure</w:t>
+        <w:rPr>
+          <w:b/>
+          <w:color w:val="003366"/>
+        </w:rPr>
+        <w:t>Rôles</w:t>
+      </w:r>
+      <w:r>
+        <w:t xml:space="preserve"> : API, services, infrastructure</w:t>
       </w:r>
     </w:p>
     <w:p>
@@ -287,7 +754,14 @@
         <w:pStyle w:val="ListBullet"/>
       </w:pPr>
       <w:r>
-        <w:t>**Profil** : Senior (3-5 ans expérience)</w:t>
+        <w:rPr>
+          <w:b/>
+          <w:color w:val="003366"/>
+        </w:rPr>
+        <w:t>Profil</w:t>
+      </w:r>
+      <w:r>
+        <w:t xml:space="preserve"> : Senior (3-5 ans expérience)</w:t>
       </w:r>
     </w:p>
     <w:p>
@@ -295,25 +769,40 @@
         <w:pStyle w:val="ListBullet"/>
       </w:pPr>
       <w:r>
-        <w:t>**Salaire** : $50K-$80K/an</w:t>
-      </w:r>
-    </w:p>
-    <w:p>
-      <w:r/>
-      <w:r>
-        <w:rPr>
-          <w:b/>
+        <w:rPr>
+          <w:b/>
+          <w:color w:val="003366"/>
+        </w:rPr>
+        <w:t>Salaire</w:t>
+      </w:r>
+      <w:r>
+        <w:t xml:space="preserve"> : 30 millions FCFA-48 millions FCFA/an</w:t>
+      </w:r>
+    </w:p>
+    <w:p/>
+    <w:p>
+      <w:pPr/>
+      <w:r>
+        <w:rPr>
+          <w:b/>
+          <w:color w:val="003366"/>
         </w:rPr>
         <w:t>Frontend Developers (React)</w:t>
       </w:r>
-      <w:r/>
     </w:p>
     <w:p>
       <w:pPr>
         <w:pStyle w:val="ListBullet"/>
       </w:pPr>
       <w:r>
-        <w:t>**Nombre** : 4-5 personnes</w:t>
+        <w:rPr>
+          <w:b/>
+          <w:color w:val="003366"/>
+        </w:rPr>
+        <w:t>Nombre</w:t>
+      </w:r>
+      <w:r>
+        <w:t xml:space="preserve"> : 4-5 personnes</w:t>
       </w:r>
     </w:p>
     <w:p>
@@ -321,7 +810,14 @@
         <w:pStyle w:val="ListBullet"/>
       </w:pPr>
       <w:r>
-        <w:t>**Rôles** : Web app, UI/UX, intégrations</w:t>
+        <w:rPr>
+          <w:b/>
+          <w:color w:val="003366"/>
+        </w:rPr>
+        <w:t>Rôles</w:t>
+      </w:r>
+      <w:r>
+        <w:t xml:space="preserve"> : Web app, UI/UX, intégrations</w:t>
       </w:r>
     </w:p>
     <w:p>
@@ -329,7 +825,14 @@
         <w:pStyle w:val="ListBullet"/>
       </w:pPr>
       <w:r>
-        <w:t>**Profil** : Mid-Senior (2-4 ans)</w:t>
+        <w:rPr>
+          <w:b/>
+          <w:color w:val="003366"/>
+        </w:rPr>
+        <w:t>Profil</w:t>
+      </w:r>
+      <w:r>
+        <w:t xml:space="preserve"> : Mid-Senior (2-4 ans)</w:t>
       </w:r>
     </w:p>
     <w:p>
@@ -337,25 +840,40 @@
         <w:pStyle w:val="ListBullet"/>
       </w:pPr>
       <w:r>
-        <w:t>**Salaire** : $40K-$70K/an</w:t>
-      </w:r>
-    </w:p>
-    <w:p>
-      <w:r/>
-      <w:r>
-        <w:rPr>
-          <w:b/>
+        <w:rPr>
+          <w:b/>
+          <w:color w:val="003366"/>
+        </w:rPr>
+        <w:t>Salaire</w:t>
+      </w:r>
+      <w:r>
+        <w:t xml:space="preserve"> : 24 millions FCFA-42 millions FCFA/an</w:t>
+      </w:r>
+    </w:p>
+    <w:p/>
+    <w:p>
+      <w:pPr/>
+      <w:r>
+        <w:rPr>
+          <w:b/>
+          <w:color w:val="003366"/>
         </w:rPr>
         <w:t>Mobile Developers (React Native)</w:t>
       </w:r>
-      <w:r/>
     </w:p>
     <w:p>
       <w:pPr>
         <w:pStyle w:val="ListBullet"/>
       </w:pPr>
       <w:r>
-        <w:t>**Nombre** : 3-4 personnes</w:t>
+        <w:rPr>
+          <w:b/>
+          <w:color w:val="003366"/>
+        </w:rPr>
+        <w:t>Nombre</w:t>
+      </w:r>
+      <w:r>
+        <w:t xml:space="preserve"> : 3-4 personnes</w:t>
       </w:r>
     </w:p>
     <w:p>
@@ -363,7 +881,14 @@
         <w:pStyle w:val="ListBullet"/>
       </w:pPr>
       <w:r>
-        <w:t>**Rôles** : iOS, Android, Expo</w:t>
+        <w:rPr>
+          <w:b/>
+          <w:color w:val="003366"/>
+        </w:rPr>
+        <w:t>Rôles</w:t>
+      </w:r>
+      <w:r>
+        <w:t xml:space="preserve"> : iOS, Android, Expo</w:t>
       </w:r>
     </w:p>
     <w:p>
@@ -371,7 +896,14 @@
         <w:pStyle w:val="ListBullet"/>
       </w:pPr>
       <w:r>
-        <w:t>**Profil** : Mid-Senior (2-4 ans)</w:t>
+        <w:rPr>
+          <w:b/>
+          <w:color w:val="003366"/>
+        </w:rPr>
+        <w:t>Profil</w:t>
+      </w:r>
+      <w:r>
+        <w:t xml:space="preserve"> : Mid-Senior (2-4 ans)</w:t>
       </w:r>
     </w:p>
     <w:p>
@@ -379,25 +911,40 @@
         <w:pStyle w:val="ListBullet"/>
       </w:pPr>
       <w:r>
-        <w:t>**Salaire** : $45K-$75K/an</w:t>
-      </w:r>
-    </w:p>
-    <w:p>
-      <w:r/>
-      <w:r>
-        <w:rPr>
-          <w:b/>
+        <w:rPr>
+          <w:b/>
+          <w:color w:val="003366"/>
+        </w:rPr>
+        <w:t>Salaire</w:t>
+      </w:r>
+      <w:r>
+        <w:t xml:space="preserve"> : 27 millions FCFA-45 millions FCFA/an</w:t>
+      </w:r>
+    </w:p>
+    <w:p/>
+    <w:p>
+      <w:pPr/>
+      <w:r>
+        <w:rPr>
+          <w:b/>
+          <w:color w:val="003366"/>
         </w:rPr>
         <w:t>DevOps Engineers</w:t>
       </w:r>
-      <w:r/>
     </w:p>
     <w:p>
       <w:pPr>
         <w:pStyle w:val="ListBullet"/>
       </w:pPr>
       <w:r>
-        <w:t>**Nombre** : 2-3 personnes</w:t>
+        <w:rPr>
+          <w:b/>
+          <w:color w:val="003366"/>
+        </w:rPr>
+        <w:t>Nombre</w:t>
+      </w:r>
+      <w:r>
+        <w:t xml:space="preserve"> : 2-3 personnes</w:t>
       </w:r>
     </w:p>
     <w:p>
@@ -405,7 +952,14 @@
         <w:pStyle w:val="ListBullet"/>
       </w:pPr>
       <w:r>
-        <w:t>**Rôles** : Infrastructure, CI/CD, monitoring</w:t>
+        <w:rPr>
+          <w:b/>
+          <w:color w:val="003366"/>
+        </w:rPr>
+        <w:t>Rôles</w:t>
+      </w:r>
+      <w:r>
+        <w:t xml:space="preserve"> : Infrastructure, CI/CD, monitoring</w:t>
       </w:r>
     </w:p>
     <w:p>
@@ -413,7 +967,14 @@
         <w:pStyle w:val="ListBullet"/>
       </w:pPr>
       <w:r>
-        <w:t>**Profil** : Senior (3-5 ans)</w:t>
+        <w:rPr>
+          <w:b/>
+          <w:color w:val="003366"/>
+        </w:rPr>
+        <w:t>Profil</w:t>
+      </w:r>
+      <w:r>
+        <w:t xml:space="preserve"> : Senior (3-5 ans)</w:t>
       </w:r>
     </w:p>
     <w:p>
@@ -421,25 +982,40 @@
         <w:pStyle w:val="ListBullet"/>
       </w:pPr>
       <w:r>
-        <w:t>**Salaire** : $55K-$85K/an</w:t>
-      </w:r>
-    </w:p>
-    <w:p>
-      <w:r/>
-      <w:r>
-        <w:rPr>
-          <w:b/>
+        <w:rPr>
+          <w:b/>
+          <w:color w:val="003366"/>
+        </w:rPr>
+        <w:t>Salaire</w:t>
+      </w:r>
+      <w:r>
+        <w:t xml:space="preserve"> : 33 millions FCFA-51 millions FCFA/an</w:t>
+      </w:r>
+    </w:p>
+    <w:p/>
+    <w:p>
+      <w:pPr/>
+      <w:r>
+        <w:rPr>
+          <w:b/>
+          <w:color w:val="003366"/>
         </w:rPr>
         <w:t>Data Engineers</w:t>
       </w:r>
-      <w:r/>
     </w:p>
     <w:p>
       <w:pPr>
         <w:pStyle w:val="ListBullet"/>
       </w:pPr>
       <w:r>
-        <w:t>**Nombre** : 1-2 personnes</w:t>
+        <w:rPr>
+          <w:b/>
+          <w:color w:val="003366"/>
+        </w:rPr>
+        <w:t>Nombre</w:t>
+      </w:r>
+      <w:r>
+        <w:t xml:space="preserve"> : 1-2 personnes</w:t>
       </w:r>
     </w:p>
     <w:p>
@@ -447,7 +1023,14 @@
         <w:pStyle w:val="ListBullet"/>
       </w:pPr>
       <w:r>
-        <w:t>**Rôles** : Analytics, data pipeline, IA</w:t>
+        <w:rPr>
+          <w:b/>
+          <w:color w:val="003366"/>
+        </w:rPr>
+        <w:t>Rôles</w:t>
+      </w:r>
+      <w:r>
+        <w:t xml:space="preserve"> : Analytics, data pipeline, IA</w:t>
       </w:r>
     </w:p>
     <w:p>
@@ -455,7 +1038,14 @@
         <w:pStyle w:val="ListBullet"/>
       </w:pPr>
       <w:r>
-        <w:t>**Profil** : Mid-Senior (2-4 ans)</w:t>
+        <w:rPr>
+          <w:b/>
+          <w:color w:val="003366"/>
+        </w:rPr>
+        <w:t>Profil</w:t>
+      </w:r>
+      <w:r>
+        <w:t xml:space="preserve"> : Mid-Senior (2-4 ans)</w:t>
       </w:r>
     </w:p>
     <w:p>
@@ -463,25 +1053,40 @@
         <w:pStyle w:val="ListBullet"/>
       </w:pPr>
       <w:r>
-        <w:t>**Salaire** : $50K-$80K/an</w:t>
-      </w:r>
-    </w:p>
-    <w:p>
-      <w:r/>
-      <w:r>
-        <w:rPr>
-          <w:b/>
+        <w:rPr>
+          <w:b/>
+          <w:color w:val="003366"/>
+        </w:rPr>
+        <w:t>Salaire</w:t>
+      </w:r>
+      <w:r>
+        <w:t xml:space="preserve"> : 30 millions FCFA-48 millions FCFA/an</w:t>
+      </w:r>
+    </w:p>
+    <w:p/>
+    <w:p>
+      <w:pPr/>
+      <w:r>
+        <w:rPr>
+          <w:b/>
+          <w:color w:val="003366"/>
         </w:rPr>
         <w:t>QA Engineers</w:t>
       </w:r>
-      <w:r/>
     </w:p>
     <w:p>
       <w:pPr>
         <w:pStyle w:val="ListBullet"/>
       </w:pPr>
       <w:r>
-        <w:t>**Nombre** : 2 personnes</w:t>
+        <w:rPr>
+          <w:b/>
+          <w:color w:val="003366"/>
+        </w:rPr>
+        <w:t>Nombre</w:t>
+      </w:r>
+      <w:r>
+        <w:t xml:space="preserve"> : 2 personnes</w:t>
       </w:r>
     </w:p>
     <w:p>
@@ -489,7 +1094,14 @@
         <w:pStyle w:val="ListBullet"/>
       </w:pPr>
       <w:r>
-        <w:t>**Rôles** : Tests, qualité, automation</w:t>
+        <w:rPr>
+          <w:b/>
+          <w:color w:val="003366"/>
+        </w:rPr>
+        <w:t>Rôles</w:t>
+      </w:r>
+      <w:r>
+        <w:t xml:space="preserve"> : Tests, qualité, automation</w:t>
       </w:r>
     </w:p>
     <w:p>
@@ -497,7 +1109,14 @@
         <w:pStyle w:val="ListBullet"/>
       </w:pPr>
       <w:r>
-        <w:t>**Profil** : Mid (2-3 ans)</w:t>
+        <w:rPr>
+          <w:b/>
+          <w:color w:val="003366"/>
+        </w:rPr>
+        <w:t>Profil</w:t>
+      </w:r>
+      <w:r>
+        <w:t xml:space="preserve"> : Mid (2-3 ans)</w:t>
       </w:r>
     </w:p>
     <w:p>
@@ -505,50 +1124,249 @@
         <w:pStyle w:val="ListBullet"/>
       </w:pPr>
       <w:r>
-        <w:t>**Salaire** : $35K-$60K/an</w:t>
-      </w:r>
-    </w:p>
-    <w:p>
-      <w:r/>
-      <w:r>
-        <w:rPr>
-          <w:b/>
+        <w:rPr>
+          <w:b/>
+          <w:color w:val="003366"/>
+        </w:rPr>
+        <w:t>Salaire</w:t>
+      </w:r>
+      <w:r>
+        <w:t xml:space="preserve"> : 21 millions FCFA-36 millions FCFA/an</w:t>
+      </w:r>
+    </w:p>
+    <w:p/>
+    <w:p>
+      <w:pPr/>
+      <w:r>
+        <w:rPr>
+          <w:b/>
+          <w:color w:val="003366"/>
         </w:rPr>
         <w:t>Budget Technique 2026</w:t>
       </w:r>
       <w:r>
-        <w:t xml:space="preserve"> : $1.2M-$1.8M</w:t>
-      </w:r>
-    </w:p>
-    <w:p>
-      <w:r>
-        <w:t>__________________________________________________</w:t>
-      </w:r>
-    </w:p>
+        <w:t xml:space="preserve"> : 720 millions FCFA-1.1 billions FCFA---</w:t>
+      </w:r>
+    </w:p>
+    <w:p/>
     <w:p>
       <w:pPr>
         <w:pStyle w:val="Heading4"/>
       </w:pPr>
       <w:r>
-        <w:t>2. OPÉRATIONS (25-30 personnes en 2026)</w:t>
-      </w:r>
-    </w:p>
-    <w:p>
-      <w:r/>
-      <w:r>
-        <w:rPr>
-          <w:b/>
+        <w:t>2. OPÉRATIONS (Croissance Progressive - PRIORITÉ AGENTS COMMERCIAUX)</w:t>
+      </w:r>
+    </w:p>
+    <w:p/>
+    <w:p>
+      <w:pPr/>
+      <w:r>
+        <w:rPr>
+          <w:b/>
+          <w:color w:val="003366"/>
+        </w:rPr>
+        <w:t>Phase Initiale (Q1 2026) : 2-3 Personnes Maximum - FOCUS AGENTS COMMERCIAUX</w:t>
+      </w:r>
+    </w:p>
+    <w:p/>
+    <w:p>
+      <w:pPr/>
+      <w:r>
+        <w:rPr>
+          <w:b/>
+          <w:color w:val="003366"/>
+        </w:rPr>
+        <w:t xml:space="preserve"> PRIORITÉ ABSOLUE : Agents Commerciaux (2 personnes minimum)</w:t>
+      </w:r>
+    </w:p>
+    <w:p>
+      <w:pPr>
+        <w:pStyle w:val="ListBullet"/>
+      </w:pPr>
+      <w:r>
+        <w:rPr>
+          <w:b/>
+          <w:color w:val="003366"/>
+        </w:rPr>
+        <w:t>Rôle</w:t>
+      </w:r>
+      <w:r>
+        <w:t xml:space="preserve"> : Acquisition commerçants, onboarding, développement partenaires</w:t>
+      </w:r>
+    </w:p>
+    <w:p>
+      <w:pPr>
+        <w:pStyle w:val="ListBullet"/>
+      </w:pPr>
+      <w:r>
+        <w:rPr>
+          <w:b/>
+          <w:color w:val="003366"/>
+        </w:rPr>
+        <w:t>Profil</w:t>
+      </w:r>
+      <w:r>
+        <w:t xml:space="preserve"> : Expérience commerciale, relationnel, connaissance marché local</w:t>
+      </w:r>
+    </w:p>
+    <w:p>
+      <w:pPr>
+        <w:pStyle w:val="ListBullet"/>
+      </w:pPr>
+      <w:r>
+        <w:rPr>
+          <w:b/>
+          <w:color w:val="003366"/>
+        </w:rPr>
+        <w:t>Objectif</w:t>
+      </w:r>
+      <w:r>
+        <w:t xml:space="preserve"> : Recruter 50-100 commerçants partenaires en Q1</w:t>
+      </w:r>
+    </w:p>
+    <w:p>
+      <w:pPr>
+        <w:pStyle w:val="ListBullet"/>
+      </w:pPr>
+      <w:r>
+        <w:rPr>
+          <w:b/>
+          <w:color w:val="003366"/>
+        </w:rPr>
+        <w:t>Salaire</w:t>
+      </w:r>
+      <w:r>
+        <w:t xml:space="preserve"> : 12 millions FCFA-21 millions FCFA/an + commissions</w:t>
+      </w:r>
+    </w:p>
+    <w:p>
+      <w:pPr>
+        <w:pStyle w:val="ListBullet"/>
+      </w:pPr>
+      <w:r>
+        <w:rPr>
+          <w:b/>
+          <w:color w:val="003366"/>
+        </w:rPr>
+        <w:t>Budget</w:t>
+      </w:r>
+      <w:r>
+        <w:t xml:space="preserve"> : 30 millions FCFA-48 millions FCFA</w:t>
+      </w:r>
+      <w:r>
+        <w:rPr>
+          <w:b/>
+          <w:color w:val="003366"/>
+        </w:rPr>
+        <w:t>Extension Progressive (Q2-Q4 2026) : 15-20 Personnes</w:t>
+      </w:r>
+    </w:p>
+    <w:p/>
+    <w:p>
+      <w:pPr/>
+      <w:r>
+        <w:rPr>
+          <w:b/>
+          <w:color w:val="003366"/>
+        </w:rPr>
+        <w:t>Agents Commerciaux (8-10 personnes) - PRIORITÉ</w:t>
+      </w:r>
+    </w:p>
+    <w:p>
+      <w:pPr>
+        <w:pStyle w:val="ListBullet"/>
+      </w:pPr>
+      <w:r>
+        <w:rPr>
+          <w:b/>
+          <w:color w:val="003366"/>
+        </w:rPr>
+        <w:t>Nombre</w:t>
+      </w:r>
+      <w:r>
+        <w:t xml:space="preserve"> : 8-10 personnes (recrutement prioritaire)</w:t>
+      </w:r>
+    </w:p>
+    <w:p>
+      <w:pPr>
+        <w:pStyle w:val="ListBullet"/>
+      </w:pPr>
+      <w:r>
+        <w:rPr>
+          <w:b/>
+          <w:color w:val="003366"/>
+        </w:rPr>
+        <w:t>Rôles</w:t>
+      </w:r>
+      <w:r>
+        <w:t xml:space="preserve"> : Acquisition commerçants, onboarding, support, expansion géographique</w:t>
+      </w:r>
+    </w:p>
+    <w:p>
+      <w:pPr>
+        <w:pStyle w:val="ListBullet"/>
+      </w:pPr>
+      <w:r>
+        <w:rPr>
+          <w:b/>
+          <w:color w:val="003366"/>
+        </w:rPr>
+        <w:t>Profil</w:t>
+      </w:r>
+      <w:r>
+        <w:t xml:space="preserve"> : Expérience commerciale, relationnel, multilingue</w:t>
+      </w:r>
+    </w:p>
+    <w:p>
+      <w:pPr>
+        <w:pStyle w:val="ListBullet"/>
+      </w:pPr>
+      <w:r>
+        <w:rPr>
+          <w:b/>
+          <w:color w:val="003366"/>
+        </w:rPr>
+        <w:t>Salaire</w:t>
+      </w:r>
+      <w:r>
+        <w:t xml:space="preserve"> : 12 millions FCFA-21 millions FCFA/an + commissions</w:t>
+      </w:r>
+    </w:p>
+    <w:p>
+      <w:pPr>
+        <w:pStyle w:val="ListBullet"/>
+      </w:pPr>
+      <w:r>
+        <w:rPr>
+          <w:b/>
+          <w:color w:val="003366"/>
+        </w:rPr>
+        <w:t>Budget</w:t>
+      </w:r>
+      <w:r>
+        <w:t xml:space="preserve"> : 120 millions FCFA-240 millions FCFA</w:t>
+      </w:r>
+      <w:r>
+        <w:rPr>
+          <w:b/>
+          <w:color w:val="003366"/>
         </w:rPr>
         <w:t>Support Client</w:t>
       </w:r>
-      <w:r/>
     </w:p>
     <w:p>
       <w:pPr>
         <w:pStyle w:val="ListBullet"/>
       </w:pPr>
       <w:r>
-        <w:t>**Nombre** : 12-15 personnes</w:t>
+        <w:rPr>
+          <w:b/>
+          <w:color w:val="003366"/>
+        </w:rPr>
+        <w:t>Nombre</w:t>
+      </w:r>
+      <w:r>
+        <w:t xml:space="preserve"> : 3-4 personnes (extension selon volume)</w:t>
       </w:r>
     </w:p>
     <w:p>
@@ -556,7 +1374,14 @@
         <w:pStyle w:val="ListBullet"/>
       </w:pPr>
       <w:r>
-        <w:t>**Rôles** : Chat, email, téléphone, résolution problèmes</w:t>
+        <w:rPr>
+          <w:b/>
+          <w:color w:val="003366"/>
+        </w:rPr>
+        <w:t>Rôles</w:t>
+      </w:r>
+      <w:r>
+        <w:t xml:space="preserve"> : Chat, email, résolution problèmes</w:t>
       </w:r>
     </w:p>
     <w:p>
@@ -564,7 +1389,14 @@
         <w:pStyle w:val="ListBullet"/>
       </w:pPr>
       <w:r>
-        <w:t>**Profil** : Junior-Mid, multilingue (FR, EN)</w:t>
+        <w:rPr>
+          <w:b/>
+          <w:color w:val="003366"/>
+        </w:rPr>
+        <w:t>Profil</w:t>
+      </w:r>
+      <w:r>
+        <w:t xml:space="preserve"> : Junior-Mid, multilingue (FR, EN)</w:t>
       </w:r>
     </w:p>
     <w:p>
@@ -572,7 +1404,14 @@
         <w:pStyle w:val="ListBullet"/>
       </w:pPr>
       <w:r>
-        <w:t>**Salaire** : $15K-$30K/an</w:t>
+        <w:rPr>
+          <w:b/>
+          <w:color w:val="003366"/>
+        </w:rPr>
+        <w:t>Salaire</w:t>
+      </w:r>
+      <w:r>
+        <w:t xml:space="preserve"> : 9 millions FCFA-18 millions FCFA/an</w:t>
       </w:r>
     </w:p>
     <w:p>
@@ -580,25 +1419,36 @@
         <w:pStyle w:val="ListBullet"/>
       </w:pPr>
       <w:r>
-        <w:t>**Budget** : $300K-$500K</w:t>
-      </w:r>
-    </w:p>
-    <w:p>
-      <w:r/>
-      <w:r>
-        <w:rPr>
-          <w:b/>
+        <w:rPr>
+          <w:b/>
+          <w:color w:val="003366"/>
+        </w:rPr>
+        <w:t>Budget</w:t>
+      </w:r>
+      <w:r>
+        <w:t xml:space="preserve"> : 36 millions FCFA-90 millions FCFA</w:t>
+      </w:r>
+      <w:r>
+        <w:rPr>
+          <w:b/>
+          <w:color w:val="003366"/>
         </w:rPr>
         <w:t>Gestion Coursiers</w:t>
       </w:r>
-      <w:r/>
     </w:p>
     <w:p>
       <w:pPr>
         <w:pStyle w:val="ListBullet"/>
       </w:pPr>
       <w:r>
-        <w:t>**Nombre** : 5-6 personnes</w:t>
+        <w:rPr>
+          <w:b/>
+          <w:color w:val="003366"/>
+        </w:rPr>
+        <w:t>Nombre</w:t>
+      </w:r>
+      <w:r>
+        <w:t xml:space="preserve"> : 2-3 personnes</w:t>
       </w:r>
     </w:p>
     <w:p>
@@ -606,7 +1456,14 @@
         <w:pStyle w:val="ListBullet"/>
       </w:pPr>
       <w:r>
-        <w:t>**Rôles** : Recrutement, formation, suivi, évaluation</w:t>
+        <w:rPr>
+          <w:b/>
+          <w:color w:val="003366"/>
+        </w:rPr>
+        <w:t>Rôles</w:t>
+      </w:r>
+      <w:r>
+        <w:t xml:space="preserve"> : Recrutement, formation, suivi</w:t>
       </w:r>
     </w:p>
     <w:p>
@@ -614,7 +1471,14 @@
         <w:pStyle w:val="ListBullet"/>
       </w:pPr>
       <w:r>
-        <w:t>**Profil** : Mid, logistique</w:t>
+        <w:rPr>
+          <w:b/>
+          <w:color w:val="003366"/>
+        </w:rPr>
+        <w:t>Profil</w:t>
+      </w:r>
+      <w:r>
+        <w:t xml:space="preserve"> : Mid, logistique</w:t>
       </w:r>
     </w:p>
     <w:p>
@@ -622,7 +1486,14 @@
         <w:pStyle w:val="ListBullet"/>
       </w:pPr>
       <w:r>
-        <w:t>**Salaire** : $25K-$40K/an</w:t>
+        <w:rPr>
+          <w:b/>
+          <w:color w:val="003366"/>
+        </w:rPr>
+        <w:t>Salaire</w:t>
+      </w:r>
+      <w:r>
+        <w:t xml:space="preserve"> : 15 millions FCFA-24 millions FCFA/an</w:t>
       </w:r>
     </w:p>
     <w:p>
@@ -630,25 +1501,211 @@
         <w:pStyle w:val="ListBullet"/>
       </w:pPr>
       <w:r>
-        <w:t>**Budget** : $150K-$250K</w:t>
-      </w:r>
-    </w:p>
-    <w:p>
-      <w:r/>
-      <w:r>
-        <w:rPr>
-          <w:b/>
+        <w:rPr>
+          <w:b/>
+          <w:color w:val="003366"/>
+        </w:rPr>
+        <w:t>Budget</w:t>
+      </w:r>
+      <w:r>
+        <w:t xml:space="preserve"> : 36 millions FCFA-90 millions FCFA</w:t>
+      </w:r>
+      <w:r>
+        <w:rPr>
+          <w:b/>
+          <w:color w:val="003366"/>
+        </w:rPr>
+        <w:t>Extension 2027 : 25-30 Personnes</w:t>
+      </w:r>
+    </w:p>
+    <w:p/>
+    <w:p>
+      <w:pPr/>
+      <w:r>
+        <w:rPr>
+          <w:b/>
+          <w:color w:val="003366"/>
+        </w:rPr>
+        <w:t>Support Client</w:t>
+      </w:r>
+    </w:p>
+    <w:p>
+      <w:pPr>
+        <w:pStyle w:val="ListBullet"/>
+      </w:pPr>
+      <w:r>
+        <w:rPr>
+          <w:b/>
+          <w:color w:val="003366"/>
+        </w:rPr>
+        <w:t>Nombre</w:t>
+      </w:r>
+      <w:r>
+        <w:t xml:space="preserve"> : 12-15 personnes</w:t>
+      </w:r>
+    </w:p>
+    <w:p>
+      <w:pPr>
+        <w:pStyle w:val="ListBullet"/>
+      </w:pPr>
+      <w:r>
+        <w:rPr>
+          <w:b/>
+          <w:color w:val="003366"/>
+        </w:rPr>
+        <w:t>Rôles</w:t>
+      </w:r>
+      <w:r>
+        <w:t xml:space="preserve"> : Chat, email, téléphone, résolution problèmes</w:t>
+      </w:r>
+    </w:p>
+    <w:p>
+      <w:pPr>
+        <w:pStyle w:val="ListBullet"/>
+      </w:pPr>
+      <w:r>
+        <w:rPr>
+          <w:b/>
+          <w:color w:val="003366"/>
+        </w:rPr>
+        <w:t>Profil</w:t>
+      </w:r>
+      <w:r>
+        <w:t xml:space="preserve"> : Junior-Mid, multilingue (FR, EN)</w:t>
+      </w:r>
+    </w:p>
+    <w:p>
+      <w:pPr>
+        <w:pStyle w:val="ListBullet"/>
+      </w:pPr>
+      <w:r>
+        <w:rPr>
+          <w:b/>
+          <w:color w:val="003366"/>
+        </w:rPr>
+        <w:t>Salaire</w:t>
+      </w:r>
+      <w:r>
+        <w:t xml:space="preserve"> : 9 millions FCFA-18 millions FCFA/an</w:t>
+      </w:r>
+    </w:p>
+    <w:p>
+      <w:pPr>
+        <w:pStyle w:val="ListBullet"/>
+      </w:pPr>
+      <w:r>
+        <w:rPr>
+          <w:b/>
+          <w:color w:val="003366"/>
+        </w:rPr>
+        <w:t>Budget</w:t>
+      </w:r>
+      <w:r>
+        <w:t xml:space="preserve"> : 180 millions FCFA-300 millions FCFA</w:t>
+      </w:r>
+      <w:r>
+        <w:rPr>
+          <w:b/>
+          <w:color w:val="003366"/>
+        </w:rPr>
+        <w:t>Gestion Coursiers</w:t>
+      </w:r>
+    </w:p>
+    <w:p>
+      <w:pPr>
+        <w:pStyle w:val="ListBullet"/>
+      </w:pPr>
+      <w:r>
+        <w:rPr>
+          <w:b/>
+          <w:color w:val="003366"/>
+        </w:rPr>
+        <w:t>Nombre</w:t>
+      </w:r>
+      <w:r>
+        <w:t xml:space="preserve"> : 5-6 personnes</w:t>
+      </w:r>
+    </w:p>
+    <w:p>
+      <w:pPr>
+        <w:pStyle w:val="ListBullet"/>
+      </w:pPr>
+      <w:r>
+        <w:rPr>
+          <w:b/>
+          <w:color w:val="003366"/>
+        </w:rPr>
+        <w:t>Rôles</w:t>
+      </w:r>
+      <w:r>
+        <w:t xml:space="preserve"> : Recrutement, formation, suivi, évaluation</w:t>
+      </w:r>
+    </w:p>
+    <w:p>
+      <w:pPr>
+        <w:pStyle w:val="ListBullet"/>
+      </w:pPr>
+      <w:r>
+        <w:rPr>
+          <w:b/>
+          <w:color w:val="003366"/>
+        </w:rPr>
+        <w:t>Profil</w:t>
+      </w:r>
+      <w:r>
+        <w:t xml:space="preserve"> : Mid, logistique</w:t>
+      </w:r>
+    </w:p>
+    <w:p>
+      <w:pPr>
+        <w:pStyle w:val="ListBullet"/>
+      </w:pPr>
+      <w:r>
+        <w:rPr>
+          <w:b/>
+          <w:color w:val="003366"/>
+        </w:rPr>
+        <w:t>Salaire</w:t>
+      </w:r>
+      <w:r>
+        <w:t xml:space="preserve"> : 15 millions FCFA-24 millions FCFA/an</w:t>
+      </w:r>
+    </w:p>
+    <w:p>
+      <w:pPr>
+        <w:pStyle w:val="ListBullet"/>
+      </w:pPr>
+      <w:r>
+        <w:rPr>
+          <w:b/>
+          <w:color w:val="003366"/>
+        </w:rPr>
+        <w:t>Budget</w:t>
+      </w:r>
+      <w:r>
+        <w:t xml:space="preserve"> : 90 millions FCFA-150 millions FCFA</w:t>
+      </w:r>
+      <w:r>
+        <w:rPr>
+          <w:b/>
+          <w:color w:val="003366"/>
         </w:rPr>
         <w:t>Relations Partenaires</w:t>
       </w:r>
-      <w:r/>
     </w:p>
     <w:p>
       <w:pPr>
         <w:pStyle w:val="ListBullet"/>
       </w:pPr>
       <w:r>
-        <w:t>**Nombre** : 5-6 personnes</w:t>
+        <w:rPr>
+          <w:b/>
+          <w:color w:val="003366"/>
+        </w:rPr>
+        <w:t>Nombre</w:t>
+      </w:r>
+      <w:r>
+        <w:t xml:space="preserve"> : 5-6 personnes</w:t>
       </w:r>
     </w:p>
     <w:p>
@@ -656,7 +1713,14 @@
         <w:pStyle w:val="ListBullet"/>
       </w:pPr>
       <w:r>
-        <w:t>**Rôles** : Onboarding commerçants, support, croissance</w:t>
+        <w:rPr>
+          <w:b/>
+          <w:color w:val="003366"/>
+        </w:rPr>
+        <w:t>Rôles</w:t>
+      </w:r>
+      <w:r>
+        <w:t xml:space="preserve"> : Onboarding commerçants, support, croissance</w:t>
       </w:r>
     </w:p>
     <w:p>
@@ -664,7 +1728,14 @@
         <w:pStyle w:val="ListBullet"/>
       </w:pPr>
       <w:r>
-        <w:t>**Profil** : Mid, commercial</w:t>
+        <w:rPr>
+          <w:b/>
+          <w:color w:val="003366"/>
+        </w:rPr>
+        <w:t>Profil</w:t>
+      </w:r>
+      <w:r>
+        <w:t xml:space="preserve"> : Mid, commercial</w:t>
       </w:r>
     </w:p>
     <w:p>
@@ -672,7 +1743,14 @@
         <w:pStyle w:val="ListBullet"/>
       </w:pPr>
       <w:r>
-        <w:t>**Salaire** : $30K-$50K/an</w:t>
+        <w:rPr>
+          <w:b/>
+          <w:color w:val="003366"/>
+        </w:rPr>
+        <w:t>Salaire</w:t>
+      </w:r>
+      <w:r>
+        <w:t xml:space="preserve"> : 18 millions FCFA-30 millions FCFA/an</w:t>
       </w:r>
     </w:p>
     <w:p>
@@ -680,25 +1758,36 @@
         <w:pStyle w:val="ListBullet"/>
       </w:pPr>
       <w:r>
-        <w:t>**Budget** : $200K-$350K</w:t>
-      </w:r>
-    </w:p>
-    <w:p>
-      <w:r/>
-      <w:r>
-        <w:rPr>
-          <w:b/>
+        <w:rPr>
+          <w:b/>
+          <w:color w:val="003366"/>
+        </w:rPr>
+        <w:t>Budget</w:t>
+      </w:r>
+      <w:r>
+        <w:t xml:space="preserve"> : 120 millions FCFA-210 millions FCFA</w:t>
+      </w:r>
+      <w:r>
+        <w:rPr>
+          <w:b/>
+          <w:color w:val="003366"/>
         </w:rPr>
         <w:t>Logistique</w:t>
       </w:r>
-      <w:r/>
     </w:p>
     <w:p>
       <w:pPr>
         <w:pStyle w:val="ListBullet"/>
       </w:pPr>
       <w:r>
-        <w:t>**Nombre** : 3-4 personnes</w:t>
+        <w:rPr>
+          <w:b/>
+          <w:color w:val="003366"/>
+        </w:rPr>
+        <w:t>Nombre</w:t>
+      </w:r>
+      <w:r>
+        <w:t xml:space="preserve"> : 3-4 personnes</w:t>
       </w:r>
     </w:p>
     <w:p>
@@ -706,7 +1795,14 @@
         <w:pStyle w:val="ListBullet"/>
       </w:pPr>
       <w:r>
-        <w:t>**Rôles** : Optimisation routes, suivi livraisons, analytics</w:t>
+        <w:rPr>
+          <w:b/>
+          <w:color w:val="003366"/>
+        </w:rPr>
+        <w:t>Rôles</w:t>
+      </w:r>
+      <w:r>
+        <w:t xml:space="preserve"> : Optimisation routes, suivi livraisons, analytics</w:t>
       </w:r>
     </w:p>
     <w:p>
@@ -714,7 +1810,14 @@
         <w:pStyle w:val="ListBullet"/>
       </w:pPr>
       <w:r>
-        <w:t>**Profil** : Mid-Senior, logistique/analytics</w:t>
+        <w:rPr>
+          <w:b/>
+          <w:color w:val="003366"/>
+        </w:rPr>
+        <w:t>Profil</w:t>
+      </w:r>
+      <w:r>
+        <w:t xml:space="preserve"> : Mid-Senior, logistique/analytics</w:t>
       </w:r>
     </w:p>
     <w:p>
@@ -722,7 +1825,14 @@
         <w:pStyle w:val="ListBullet"/>
       </w:pPr>
       <w:r>
-        <w:t>**Salaire** : $35K-$55K/an</w:t>
+        <w:rPr>
+          <w:b/>
+          <w:color w:val="003366"/>
+        </w:rPr>
+        <w:t>Salaire</w:t>
+      </w:r>
+      <w:r>
+        <w:t xml:space="preserve"> : 21 millions FCFA-33 millions FCFA/an</w:t>
       </w:r>
     </w:p>
     <w:p>
@@ -730,50 +1840,157 @@
         <w:pStyle w:val="ListBullet"/>
       </w:pPr>
       <w:r>
-        <w:t>**Budget** : $120K-$200K</w:t>
-      </w:r>
-    </w:p>
-    <w:p>
-      <w:r/>
-      <w:r>
-        <w:rPr>
-          <w:b/>
+        <w:rPr>
+          <w:b/>
+          <w:color w:val="003366"/>
+        </w:rPr>
+        <w:t>Budget</w:t>
+      </w:r>
+      <w:r>
+        <w:t xml:space="preserve"> : 72 millions FCFA-120 millions FCFA</w:t>
+      </w:r>
+      <w:r>
+        <w:rPr>
+          <w:b/>
+          <w:color w:val="003366"/>
         </w:rPr>
         <w:t>Budget Opérations 2026</w:t>
       </w:r>
       <w:r>
-        <w:t xml:space="preserve"> : $770K-$1.3M</w:t>
-      </w:r>
-    </w:p>
-    <w:p>
-      <w:r>
-        <w:t>__________________________________________________</w:t>
-      </w:r>
-    </w:p>
+        <w:t xml:space="preserve"> : 462 millions FCFA-780 millions FCFA---</w:t>
+      </w:r>
+    </w:p>
+    <w:p/>
     <w:p>
       <w:pPr>
         <w:pStyle w:val="Heading4"/>
       </w:pPr>
       <w:r>
-        <w:t>3. MARKETING (10-15 personnes en 2026)</w:t>
-      </w:r>
-    </w:p>
-    <w:p>
-      <w:r/>
-      <w:r>
-        <w:rPr>
-          <w:b/>
+        <w:t>3. MARKETING (Croissance Progressive)</w:t>
+      </w:r>
+    </w:p>
+    <w:p/>
+    <w:p>
+      <w:pPr/>
+      <w:r>
+        <w:rPr>
+          <w:b/>
+          <w:color w:val="003366"/>
+        </w:rPr>
+        <w:t>Phase Initiale (Q1 2026) : 1 Personne Maximum</w:t>
+      </w:r>
+    </w:p>
+    <w:p>
+      <w:pPr>
+        <w:pStyle w:val="ListBullet"/>
+      </w:pPr>
+      <w:r>
+        <w:rPr>
+          <w:b/>
+          <w:color w:val="003366"/>
+        </w:rPr>
+        <w:t>Responsable Marketing</w:t>
+      </w:r>
+      <w:r>
+        <w:t xml:space="preserve"> : CMO ou Marketing Manager (1 personne)</w:t>
+      </w:r>
+    </w:p>
+    <w:p>
+      <w:pPr>
+        <w:pStyle w:val="ListBullet"/>
+      </w:pPr>
+      <w:r>
+        <w:rPr>
+          <w:b/>
+          <w:color w:val="003366"/>
+        </w:rPr>
+        <w:t>Rôles</w:t>
+      </w:r>
+      <w:r>
+        <w:t xml:space="preserve"> : Stratégie, campagnes digitales, contenu</w:t>
+      </w:r>
+    </w:p>
+    <w:p>
+      <w:pPr>
+        <w:pStyle w:val="ListBullet"/>
+      </w:pPr>
+      <w:r>
+        <w:rPr>
+          <w:b/>
+          <w:color w:val="003366"/>
+        </w:rPr>
+        <w:t>Budget</w:t>
+      </w:r>
+      <w:r>
+        <w:t xml:space="preserve"> : 30 millions FCFA-48 millions FCFA</w:t>
+      </w:r>
+      <w:r>
+        <w:rPr>
+          <w:b/>
+          <w:color w:val="003366"/>
+        </w:rPr>
+        <w:t>Extension Progressive (Q2-Q4 2026) : 5-8 Personnes</w:t>
+      </w:r>
+    </w:p>
+    <w:p>
+      <w:pPr>
+        <w:pStyle w:val="ListBullet"/>
+      </w:pPr>
+      <w:r>
+        <w:t>Digital Marketing : 2-3 personnes</w:t>
+      </w:r>
+    </w:p>
+    <w:p>
+      <w:pPr>
+        <w:pStyle w:val="ListBullet"/>
+      </w:pPr>
+      <w:r>
+        <w:t>Content Creation : 1-2 personnes</w:t>
+      </w:r>
+    </w:p>
+    <w:p>
+      <w:pPr>
+        <w:pStyle w:val="ListBullet"/>
+      </w:pPr>
+      <w:r>
+        <w:t>Community Management : 1-2 personnes</w:t>
+      </w:r>
+    </w:p>
+    <w:p/>
+    <w:p>
+      <w:pPr/>
+      <w:r>
+        <w:rPr>
+          <w:b/>
+          <w:color w:val="003366"/>
+        </w:rPr>
+        <w:t>Extension 2027 : 10-15 Personnes</w:t>
+      </w:r>
+    </w:p>
+    <w:p/>
+    <w:p>
+      <w:pPr/>
+      <w:r>
+        <w:rPr>
+          <w:b/>
+          <w:color w:val="003366"/>
         </w:rPr>
         <w:t>Digital Marketing</w:t>
       </w:r>
-      <w:r/>
     </w:p>
     <w:p>
       <w:pPr>
         <w:pStyle w:val="ListBullet"/>
       </w:pPr>
       <w:r>
-        <w:t>**Nombre** : 4-5 personnes</w:t>
+        <w:rPr>
+          <w:b/>
+          <w:color w:val="003366"/>
+        </w:rPr>
+        <w:t>Nombre</w:t>
+      </w:r>
+      <w:r>
+        <w:t xml:space="preserve"> : 4-5 personnes</w:t>
       </w:r>
     </w:p>
     <w:p>
@@ -781,7 +1998,14 @@
         <w:pStyle w:val="ListBullet"/>
       </w:pPr>
       <w:r>
-        <w:t>**Rôles** : Campagnes, SEO, social media, analytics</w:t>
+        <w:rPr>
+          <w:b/>
+          <w:color w:val="003366"/>
+        </w:rPr>
+        <w:t>Rôles</w:t>
+      </w:r>
+      <w:r>
+        <w:t xml:space="preserve"> : Campagnes, SEO, social media, analytics</w:t>
       </w:r>
     </w:p>
     <w:p>
@@ -789,7 +2013,14 @@
         <w:pStyle w:val="ListBullet"/>
       </w:pPr>
       <w:r>
-        <w:t>**Profil** : Mid-Senior (2-4 ans)</w:t>
+        <w:rPr>
+          <w:b/>
+          <w:color w:val="003366"/>
+        </w:rPr>
+        <w:t>Profil</w:t>
+      </w:r>
+      <w:r>
+        <w:t xml:space="preserve"> : Mid-Senior (2-4 ans)</w:t>
       </w:r>
     </w:p>
     <w:p>
@@ -797,7 +2028,14 @@
         <w:pStyle w:val="ListBullet"/>
       </w:pPr>
       <w:r>
-        <w:t>**Salaire** : $35K-$60K/an</w:t>
+        <w:rPr>
+          <w:b/>
+          <w:color w:val="003366"/>
+        </w:rPr>
+        <w:t>Salaire</w:t>
+      </w:r>
+      <w:r>
+        <w:t xml:space="preserve"> : 21 millions FCFA-36 millions FCFA/an</w:t>
       </w:r>
     </w:p>
     <w:p>
@@ -805,25 +2043,36 @@
         <w:pStyle w:val="ListBullet"/>
       </w:pPr>
       <w:r>
-        <w:t>**Budget** : $200K-$350K</w:t>
-      </w:r>
-    </w:p>
-    <w:p>
-      <w:r/>
-      <w:r>
-        <w:rPr>
-          <w:b/>
+        <w:rPr>
+          <w:b/>
+          <w:color w:val="003366"/>
+        </w:rPr>
+        <w:t>Budget</w:t>
+      </w:r>
+      <w:r>
+        <w:t xml:space="preserve"> : 120 millions FCFA-210 millions FCFA</w:t>
+      </w:r>
+      <w:r>
+        <w:rPr>
+          <w:b/>
+          <w:color w:val="003366"/>
         </w:rPr>
         <w:t>Content Creation</w:t>
       </w:r>
-      <w:r/>
     </w:p>
     <w:p>
       <w:pPr>
         <w:pStyle w:val="ListBullet"/>
       </w:pPr>
       <w:r>
-        <w:t>**Nombre** : 3-4 personnes</w:t>
+        <w:rPr>
+          <w:b/>
+          <w:color w:val="003366"/>
+        </w:rPr>
+        <w:t>Nombre</w:t>
+      </w:r>
+      <w:r>
+        <w:t xml:space="preserve"> : 3-4 personnes</w:t>
       </w:r>
     </w:p>
     <w:p>
@@ -831,7 +2080,14 @@
         <w:pStyle w:val="ListBullet"/>
       </w:pPr>
       <w:r>
-        <w:t>**Rôles** : Vidéos, articles, design, créatif</w:t>
+        <w:rPr>
+          <w:b/>
+          <w:color w:val="003366"/>
+        </w:rPr>
+        <w:t>Rôles</w:t>
+      </w:r>
+      <w:r>
+        <w:t xml:space="preserve"> : Vidéos, articles, design, créatif</w:t>
       </w:r>
     </w:p>
     <w:p>
@@ -839,7 +2095,14 @@
         <w:pStyle w:val="ListBullet"/>
       </w:pPr>
       <w:r>
-        <w:t>**Profil** : Mid, créatif</w:t>
+        <w:rPr>
+          <w:b/>
+          <w:color w:val="003366"/>
+        </w:rPr>
+        <w:t>Profil</w:t>
+      </w:r>
+      <w:r>
+        <w:t xml:space="preserve"> : Mid, créatif</w:t>
       </w:r>
     </w:p>
     <w:p>
@@ -847,7 +2110,14 @@
         <w:pStyle w:val="ListBullet"/>
       </w:pPr>
       <w:r>
-        <w:t>**Salaire** : $30K-$50K/an</w:t>
+        <w:rPr>
+          <w:b/>
+          <w:color w:val="003366"/>
+        </w:rPr>
+        <w:t>Salaire</w:t>
+      </w:r>
+      <w:r>
+        <w:t xml:space="preserve"> : 18 millions FCFA-30 millions FCFA/an</w:t>
       </w:r>
     </w:p>
     <w:p>
@@ -855,25 +2125,36 @@
         <w:pStyle w:val="ListBullet"/>
       </w:pPr>
       <w:r>
-        <w:t>**Budget** : $120K-$220K</w:t>
-      </w:r>
-    </w:p>
-    <w:p>
-      <w:r/>
-      <w:r>
-        <w:rPr>
-          <w:b/>
+        <w:rPr>
+          <w:b/>
+          <w:color w:val="003366"/>
+        </w:rPr>
+        <w:t>Budget</w:t>
+      </w:r>
+      <w:r>
+        <w:t xml:space="preserve"> : 72 millions FCFA-132 millions FCFA</w:t>
+      </w:r>
+      <w:r>
+        <w:rPr>
+          <w:b/>
+          <w:color w:val="003366"/>
         </w:rPr>
         <w:t>Community Management</w:t>
       </w:r>
-      <w:r/>
     </w:p>
     <w:p>
       <w:pPr>
         <w:pStyle w:val="ListBullet"/>
       </w:pPr>
       <w:r>
-        <w:t>**Nombre** : 2-3 personnes</w:t>
+        <w:rPr>
+          <w:b/>
+          <w:color w:val="003366"/>
+        </w:rPr>
+        <w:t>Nombre</w:t>
+      </w:r>
+      <w:r>
+        <w:t xml:space="preserve"> : 2-3 personnes</w:t>
       </w:r>
     </w:p>
     <w:p>
@@ -881,7 +2162,14 @@
         <w:pStyle w:val="ListBullet"/>
       </w:pPr>
       <w:r>
-        <w:t>**Rôles** : Réseaux sociaux, engagement, modération</w:t>
+        <w:rPr>
+          <w:b/>
+          <w:color w:val="003366"/>
+        </w:rPr>
+        <w:t>Rôles</w:t>
+      </w:r>
+      <w:r>
+        <w:t xml:space="preserve"> : Réseaux sociaux, engagement, modération</w:t>
       </w:r>
     </w:p>
     <w:p>
@@ -889,7 +2177,14 @@
         <w:pStyle w:val="ListBullet"/>
       </w:pPr>
       <w:r>
-        <w:t>**Profil** : Junior-Mid</w:t>
+        <w:rPr>
+          <w:b/>
+          <w:color w:val="003366"/>
+        </w:rPr>
+        <w:t>Profil</w:t>
+      </w:r>
+      <w:r>
+        <w:t xml:space="preserve"> : Junior-Mid</w:t>
       </w:r>
     </w:p>
     <w:p>
@@ -897,7 +2192,14 @@
         <w:pStyle w:val="ListBullet"/>
       </w:pPr>
       <w:r>
-        <w:t>**Salaire** : $20K-$35K/an</w:t>
+        <w:rPr>
+          <w:b/>
+          <w:color w:val="003366"/>
+        </w:rPr>
+        <w:t>Salaire</w:t>
+      </w:r>
+      <w:r>
+        <w:t xml:space="preserve"> : 12 millions FCFA-21 millions FCFA/an</w:t>
       </w:r>
     </w:p>
     <w:p>
@@ -905,25 +2207,36 @@
         <w:pStyle w:val="ListBullet"/>
       </w:pPr>
       <w:r>
-        <w:t>**Budget** : $60K-$120K</w:t>
-      </w:r>
-    </w:p>
-    <w:p>
-      <w:r/>
-      <w:r>
-        <w:rPr>
-          <w:b/>
+        <w:rPr>
+          <w:b/>
+          <w:color w:val="003366"/>
+        </w:rPr>
+        <w:t>Budget</w:t>
+      </w:r>
+      <w:r>
+        <w:t xml:space="preserve"> : 36 millions FCFA-72 millions FCFA</w:t>
+      </w:r>
+      <w:r>
+        <w:rPr>
+          <w:b/>
+          <w:color w:val="003366"/>
         </w:rPr>
         <w:t>PR &amp; Communication</w:t>
       </w:r>
-      <w:r/>
     </w:p>
     <w:p>
       <w:pPr>
         <w:pStyle w:val="ListBullet"/>
       </w:pPr>
       <w:r>
-        <w:t>**Nombre** : 1-2 personnes</w:t>
+        <w:rPr>
+          <w:b/>
+          <w:color w:val="003366"/>
+        </w:rPr>
+        <w:t>Nombre</w:t>
+      </w:r>
+      <w:r>
+        <w:t xml:space="preserve"> : 1-2 personnes</w:t>
       </w:r>
     </w:p>
     <w:p>
@@ -931,7 +2244,14 @@
         <w:pStyle w:val="ListBullet"/>
       </w:pPr>
       <w:r>
-        <w:t>**Rôles** : Relations presse, événements, branding</w:t>
+        <w:rPr>
+          <w:b/>
+          <w:color w:val="003366"/>
+        </w:rPr>
+        <w:t>Rôles</w:t>
+      </w:r>
+      <w:r>
+        <w:t xml:space="preserve"> : Relations presse, événements, branding</w:t>
       </w:r>
     </w:p>
     <w:p>
@@ -939,7 +2259,14 @@
         <w:pStyle w:val="ListBullet"/>
       </w:pPr>
       <w:r>
-        <w:t>**Profil** : Mid-Senior</w:t>
+        <w:rPr>
+          <w:b/>
+          <w:color w:val="003366"/>
+        </w:rPr>
+        <w:t>Profil</w:t>
+      </w:r>
+      <w:r>
+        <w:t xml:space="preserve"> : Mid-Senior</w:t>
       </w:r>
     </w:p>
     <w:p>
@@ -947,7 +2274,14 @@
         <w:pStyle w:val="ListBullet"/>
       </w:pPr>
       <w:r>
-        <w:t>**Salaire** : $40K-$70K/an</w:t>
+        <w:rPr>
+          <w:b/>
+          <w:color w:val="003366"/>
+        </w:rPr>
+        <w:t>Salaire</w:t>
+      </w:r>
+      <w:r>
+        <w:t xml:space="preserve"> : 24 millions FCFA-42 millions FCFA/an</w:t>
       </w:r>
     </w:p>
     <w:p>
@@ -955,50 +2289,116 @@
         <w:pStyle w:val="ListBullet"/>
       </w:pPr>
       <w:r>
-        <w:t>**Budget** : $50K-$150K</w:t>
-      </w:r>
-    </w:p>
-    <w:p>
-      <w:r/>
-      <w:r>
-        <w:rPr>
-          <w:b/>
+        <w:rPr>
+          <w:b/>
+          <w:color w:val="003366"/>
+        </w:rPr>
+        <w:t>Budget</w:t>
+      </w:r>
+      <w:r>
+        <w:t xml:space="preserve"> : 30 millions FCFA-90 millions FCFA</w:t>
+      </w:r>
+      <w:r>
+        <w:rPr>
+          <w:b/>
+          <w:color w:val="003366"/>
         </w:rPr>
         <w:t>Budget Marketing 2026</w:t>
       </w:r>
       <w:r>
-        <w:t xml:space="preserve"> : $430K-$840K</w:t>
-      </w:r>
-    </w:p>
-    <w:p>
-      <w:r>
-        <w:t>__________________________________________________</w:t>
-      </w:r>
-    </w:p>
+        <w:t xml:space="preserve"> : 258 millions FCFA-504 millions FCFA---</w:t>
+      </w:r>
+    </w:p>
+    <w:p/>
     <w:p>
       <w:pPr>
         <w:pStyle w:val="Heading4"/>
       </w:pPr>
       <w:r>
-        <w:t>4. BUSINESS DEVELOPMENT (8-12 personnes en 2026)</w:t>
-      </w:r>
-    </w:p>
-    <w:p>
-      <w:r/>
-      <w:r>
-        <w:rPr>
-          <w:b/>
+        <w:t>4. BUSINESS DEVELOPMENT (Extension Progressive)</w:t>
+      </w:r>
+    </w:p>
+    <w:p/>
+    <w:p>
+      <w:pPr/>
+      <w:r>
+        <w:rPr>
+          <w:b/>
+          <w:color w:val="003366"/>
+        </w:rPr>
+        <w:t>Phase Initiale (Q1 2026) : Intégré dans Agents Commerciaux</w:t>
+      </w:r>
+    </w:p>
+    <w:p>
+      <w:pPr>
+        <w:pStyle w:val="ListBullet"/>
+      </w:pPr>
+      <w:r>
+        <w:t>Les agents commerciaux gèrent également les partenariats B2B initiaux</w:t>
+      </w:r>
+    </w:p>
+    <w:p/>
+    <w:p>
+      <w:pPr/>
+      <w:r>
+        <w:rPr>
+          <w:b/>
+          <w:color w:val="003366"/>
+        </w:rPr>
+        <w:t>Extension Progressive (Q2-Q4 2026) : 3-5 Personnes</w:t>
+      </w:r>
+    </w:p>
+    <w:p>
+      <w:pPr>
+        <w:pStyle w:val="ListBullet"/>
+      </w:pPr>
+      <w:r>
+        <w:t>Partenariats B2B : 2-3 personnes</w:t>
+      </w:r>
+    </w:p>
+    <w:p>
+      <w:pPr>
+        <w:pStyle w:val="ListBullet"/>
+      </w:pPr>
+      <w:r>
+        <w:t>Relations Commerçants : 1-2 personnes (complément agents commerciaux)</w:t>
+      </w:r>
+    </w:p>
+    <w:p/>
+    <w:p>
+      <w:pPr/>
+      <w:r>
+        <w:rPr>
+          <w:b/>
+          <w:color w:val="003366"/>
+        </w:rPr>
+        <w:t>Extension 2027 : 8-12 Personnes</w:t>
+      </w:r>
+    </w:p>
+    <w:p/>
+    <w:p>
+      <w:pPr/>
+      <w:r>
+        <w:rPr>
+          <w:b/>
+          <w:color w:val="003366"/>
         </w:rPr>
         <w:t>Partenariats B2B</w:t>
       </w:r>
-      <w:r/>
     </w:p>
     <w:p>
       <w:pPr>
         <w:pStyle w:val="ListBullet"/>
       </w:pPr>
       <w:r>
-        <w:t>**Nombre** : 4-5 personnes</w:t>
+        <w:rPr>
+          <w:b/>
+          <w:color w:val="003366"/>
+        </w:rPr>
+        <w:t>Nombre</w:t>
+      </w:r>
+      <w:r>
+        <w:t xml:space="preserve"> : 4-5 personnes</w:t>
       </w:r>
     </w:p>
     <w:p>
@@ -1006,7 +2406,14 @@
         <w:pStyle w:val="ListBullet"/>
       </w:pPr>
       <w:r>
-        <w:t>**Rôles** : Supermarchés, pharmacies, entreprises</w:t>
+        <w:rPr>
+          <w:b/>
+          <w:color w:val="003366"/>
+        </w:rPr>
+        <w:t>Rôles</w:t>
+      </w:r>
+      <w:r>
+        <w:t xml:space="preserve"> : Supermarchés, pharmacies, entreprises</w:t>
       </w:r>
     </w:p>
     <w:p>
@@ -1014,7 +2421,14 @@
         <w:pStyle w:val="ListBullet"/>
       </w:pPr>
       <w:r>
-        <w:t>**Profil** : Senior, commercial</w:t>
+        <w:rPr>
+          <w:b/>
+          <w:color w:val="003366"/>
+        </w:rPr>
+        <w:t>Profil</w:t>
+      </w:r>
+      <w:r>
+        <w:t xml:space="preserve"> : Senior, commercial</w:t>
       </w:r>
     </w:p>
     <w:p>
@@ -1022,7 +2436,14 @@
         <w:pStyle w:val="ListBullet"/>
       </w:pPr>
       <w:r>
-        <w:t>**Salaire** : $40K-$70K/an + commissions</w:t>
+        <w:rPr>
+          <w:b/>
+          <w:color w:val="003366"/>
+        </w:rPr>
+        <w:t>Salaire</w:t>
+      </w:r>
+      <w:r>
+        <w:t xml:space="preserve"> : 24 millions FCFA-42 millions FCFA/an + commissions</w:t>
       </w:r>
     </w:p>
     <w:p>
@@ -1030,25 +2451,36 @@
         <w:pStyle w:val="ListBullet"/>
       </w:pPr>
       <w:r>
-        <w:t>**Budget** : $250K-$450K</w:t>
-      </w:r>
-    </w:p>
-    <w:p>
-      <w:r/>
-      <w:r>
-        <w:rPr>
-          <w:b/>
+        <w:rPr>
+          <w:b/>
+          <w:color w:val="003366"/>
+        </w:rPr>
+        <w:t>Budget</w:t>
+      </w:r>
+      <w:r>
+        <w:t xml:space="preserve"> : 150 millions FCFA-270 millions FCFA</w:t>
+      </w:r>
+      <w:r>
+        <w:rPr>
+          <w:b/>
+          <w:color w:val="003366"/>
         </w:rPr>
         <w:t>Expansion Géographique</w:t>
       </w:r>
-      <w:r/>
     </w:p>
     <w:p>
       <w:pPr>
         <w:pStyle w:val="ListBullet"/>
       </w:pPr>
       <w:r>
-        <w:t>**Nombre** : 2-3 personnes</w:t>
+        <w:rPr>
+          <w:b/>
+          <w:color w:val="003366"/>
+        </w:rPr>
+        <w:t>Nombre</w:t>
+      </w:r>
+      <w:r>
+        <w:t xml:space="preserve"> : 2-3 personnes</w:t>
       </w:r>
     </w:p>
     <w:p>
@@ -1056,7 +2488,14 @@
         <w:pStyle w:val="ListBullet"/>
       </w:pPr>
       <w:r>
-        <w:t>**Rôles** : Recherche marché, lancement nouveaux pays</w:t>
+        <w:rPr>
+          <w:b/>
+          <w:color w:val="003366"/>
+        </w:rPr>
+        <w:t>Rôles</w:t>
+      </w:r>
+      <w:r>
+        <w:t xml:space="preserve"> : Recherche marché, lancement nouveaux pays</w:t>
       </w:r>
     </w:p>
     <w:p>
@@ -1064,7 +2503,14 @@
         <w:pStyle w:val="ListBullet"/>
       </w:pPr>
       <w:r>
-        <w:t>**Profil** : Senior, stratégie</w:t>
+        <w:rPr>
+          <w:b/>
+          <w:color w:val="003366"/>
+        </w:rPr>
+        <w:t>Profil</w:t>
+      </w:r>
+      <w:r>
+        <w:t xml:space="preserve"> : Senior, stratégie</w:t>
       </w:r>
     </w:p>
     <w:p>
@@ -1072,7 +2518,14 @@
         <w:pStyle w:val="ListBullet"/>
       </w:pPr>
       <w:r>
-        <w:t>**Salaire** : $50K-$80K/an</w:t>
+        <w:rPr>
+          <w:b/>
+          <w:color w:val="003366"/>
+        </w:rPr>
+        <w:t>Salaire</w:t>
+      </w:r>
+      <w:r>
+        <w:t xml:space="preserve"> : 30 millions FCFA-48 millions FCFA/an</w:t>
       </w:r>
     </w:p>
     <w:p>
@@ -1080,25 +2533,36 @@
         <w:pStyle w:val="ListBullet"/>
       </w:pPr>
       <w:r>
-        <w:t>**Budget** : $120K-$250K</w:t>
-      </w:r>
-    </w:p>
-    <w:p>
-      <w:r/>
-      <w:r>
-        <w:rPr>
-          <w:b/>
+        <w:rPr>
+          <w:b/>
+          <w:color w:val="003366"/>
+        </w:rPr>
+        <w:t>Budget</w:t>
+      </w:r>
+      <w:r>
+        <w:t xml:space="preserve"> : 72 millions FCFA-150 millions FCFA</w:t>
+      </w:r>
+      <w:r>
+        <w:rPr>
+          <w:b/>
+          <w:color w:val="003366"/>
         </w:rPr>
         <w:t>Relations Commerçants</w:t>
       </w:r>
-      <w:r/>
     </w:p>
     <w:p>
       <w:pPr>
         <w:pStyle w:val="ListBullet"/>
       </w:pPr>
       <w:r>
-        <w:t>**Nombre** : 2-4 personnes</w:t>
+        <w:rPr>
+          <w:b/>
+          <w:color w:val="003366"/>
+        </w:rPr>
+        <w:t>Nombre</w:t>
+      </w:r>
+      <w:r>
+        <w:t xml:space="preserve"> : 2-4 personnes</w:t>
       </w:r>
     </w:p>
     <w:p>
@@ -1106,7 +2570,14 @@
         <w:pStyle w:val="ListBullet"/>
       </w:pPr>
       <w:r>
-        <w:t>**Rôles** : Onboarding, support, croissance</w:t>
+        <w:rPr>
+          <w:b/>
+          <w:color w:val="003366"/>
+        </w:rPr>
+        <w:t>Rôles</w:t>
+      </w:r>
+      <w:r>
+        <w:t xml:space="preserve"> : Onboarding, support, croissance</w:t>
       </w:r>
     </w:p>
     <w:p>
@@ -1114,7 +2585,14 @@
         <w:pStyle w:val="ListBullet"/>
       </w:pPr>
       <w:r>
-        <w:t>**Profil** : Mid, commercial</w:t>
+        <w:rPr>
+          <w:b/>
+          <w:color w:val="003366"/>
+        </w:rPr>
+        <w:t>Profil</w:t>
+      </w:r>
+      <w:r>
+        <w:t xml:space="preserve"> : Mid, commercial</w:t>
       </w:r>
     </w:p>
     <w:p>
@@ -1122,7 +2600,14 @@
         <w:pStyle w:val="ListBullet"/>
       </w:pPr>
       <w:r>
-        <w:t>**Salaire** : $30K-$50K/an</w:t>
+        <w:rPr>
+          <w:b/>
+          <w:color w:val="003366"/>
+        </w:rPr>
+        <w:t>Salaire</w:t>
+      </w:r>
+      <w:r>
+        <w:t xml:space="preserve"> : 18 millions FCFA-30 millions FCFA/an</w:t>
       </w:r>
     </w:p>
     <w:p>
@@ -1130,50 +2615,128 @@
         <w:pStyle w:val="ListBullet"/>
       </w:pPr>
       <w:r>
-        <w:t>**Budget** : $80K-$200K</w:t>
-      </w:r>
-    </w:p>
-    <w:p>
-      <w:r/>
-      <w:r>
-        <w:rPr>
-          <w:b/>
+        <w:rPr>
+          <w:b/>
+          <w:color w:val="003366"/>
+        </w:rPr>
+        <w:t>Budget</w:t>
+      </w:r>
+      <w:r>
+        <w:t xml:space="preserve"> : 48 millions FCFA-120 millions FCFA</w:t>
+      </w:r>
+      <w:r>
+        <w:rPr>
+          <w:b/>
+          <w:color w:val="003366"/>
         </w:rPr>
         <w:t>Budget Business Development 2026</w:t>
       </w:r>
       <w:r>
-        <w:t xml:space="preserve"> : $450K-$900K</w:t>
-      </w:r>
-    </w:p>
-    <w:p>
-      <w:r>
-        <w:t>__________________________________________________</w:t>
-      </w:r>
-    </w:p>
+        <w:t xml:space="preserve"> : 270 millions FCFA-540 millions FCFA---</w:t>
+      </w:r>
+    </w:p>
+    <w:p/>
     <w:p>
       <w:pPr>
         <w:pStyle w:val="Heading4"/>
       </w:pPr>
       <w:r>
-        <w:t>5. FINANCE &amp; ADMIN (5-8 personnes en 2026)</w:t>
-      </w:r>
-    </w:p>
-    <w:p>
-      <w:r/>
-      <w:r>
-        <w:rPr>
-          <w:b/>
+        <w:t>5. FINANCE &amp; ADMIN (Extension Progressive)</w:t>
+      </w:r>
+    </w:p>
+    <w:p/>
+    <w:p>
+      <w:pPr/>
+      <w:r>
+        <w:rPr>
+          <w:b/>
+          <w:color w:val="003366"/>
+        </w:rPr>
+        <w:t>Phase Initiale (Q1 2026) : 0-1 Personne</w:t>
+      </w:r>
+    </w:p>
+    <w:p>
+      <w:pPr>
+        <w:pStyle w:val="ListBullet"/>
+      </w:pPr>
+      <w:r>
+        <w:t>Comptabilité externalisée ou part-time (1 personne)</w:t>
+      </w:r>
+    </w:p>
+    <w:p>
+      <w:pPr>
+        <w:pStyle w:val="ListBullet"/>
+      </w:pPr>
+      <w:r>
+        <w:t>Budget : 12 millions FCFA-24 millions FCFA</w:t>
+      </w:r>
+      <w:r>
+        <w:rPr>
+          <w:b/>
+          <w:color w:val="003366"/>
+        </w:rPr>
+        <w:t>Extension Progressive (Q2-Q4 2026) : 2-3 Personnes</w:t>
+      </w:r>
+    </w:p>
+    <w:p>
+      <w:pPr>
+        <w:pStyle w:val="ListBullet"/>
+      </w:pPr>
+      <w:r>
+        <w:t>Comptabilité : 1 personne</w:t>
+      </w:r>
+    </w:p>
+    <w:p>
+      <w:pPr>
+        <w:pStyle w:val="ListBullet"/>
+      </w:pPr>
+      <w:r>
+        <w:t>Administration : 1 personne</w:t>
+      </w:r>
+    </w:p>
+    <w:p>
+      <w:pPr>
+        <w:pStyle w:val="ListBullet"/>
+      </w:pPr>
+      <w:r>
+        <w:t>RH : 1 personne (part-time)</w:t>
+      </w:r>
+    </w:p>
+    <w:p/>
+    <w:p>
+      <w:pPr/>
+      <w:r>
+        <w:rPr>
+          <w:b/>
+          <w:color w:val="003366"/>
+        </w:rPr>
+        <w:t>Extension 2027 : 5-8 Personnes</w:t>
+      </w:r>
+    </w:p>
+    <w:p/>
+    <w:p>
+      <w:pPr/>
+      <w:r>
+        <w:rPr>
+          <w:b/>
+          <w:color w:val="003366"/>
         </w:rPr>
         <w:t>Comptabilité</w:t>
       </w:r>
-      <w:r/>
     </w:p>
     <w:p>
       <w:pPr>
         <w:pStyle w:val="ListBullet"/>
       </w:pPr>
       <w:r>
-        <w:t>**Nombre** : 2 personnes</w:t>
+        <w:rPr>
+          <w:b/>
+          <w:color w:val="003366"/>
+        </w:rPr>
+        <w:t>Nombre</w:t>
+      </w:r>
+      <w:r>
+        <w:t xml:space="preserve"> : 2 personnes</w:t>
       </w:r>
     </w:p>
     <w:p>
@@ -1181,7 +2744,14 @@
         <w:pStyle w:val="ListBullet"/>
       </w:pPr>
       <w:r>
-        <w:t>**Rôles** : Comptabilité, reporting, fiscalité</w:t>
+        <w:rPr>
+          <w:b/>
+          <w:color w:val="003366"/>
+        </w:rPr>
+        <w:t>Rôles</w:t>
+      </w:r>
+      <w:r>
+        <w:t xml:space="preserve"> : Comptabilité, reporting, fiscalité</w:t>
       </w:r>
     </w:p>
     <w:p>
@@ -1189,7 +2759,14 @@
         <w:pStyle w:val="ListBullet"/>
       </w:pPr>
       <w:r>
-        <w:t>**Profil** : Mid-Senior, comptable certifié</w:t>
+        <w:rPr>
+          <w:b/>
+          <w:color w:val="003366"/>
+        </w:rPr>
+        <w:t>Profil</w:t>
+      </w:r>
+      <w:r>
+        <w:t xml:space="preserve"> : Mid-Senior, comptable certifié</w:t>
       </w:r>
     </w:p>
     <w:p>
@@ -1197,7 +2774,14 @@
         <w:pStyle w:val="ListBullet"/>
       </w:pPr>
       <w:r>
-        <w:t>**Salaire** : $35K-$55K/an</w:t>
+        <w:rPr>
+          <w:b/>
+          <w:color w:val="003366"/>
+        </w:rPr>
+        <w:t>Salaire</w:t>
+      </w:r>
+      <w:r>
+        <w:t xml:space="preserve"> : 21 millions FCFA-33 millions FCFA/an</w:t>
       </w:r>
     </w:p>
     <w:p>
@@ -1205,25 +2789,36 @@
         <w:pStyle w:val="ListBullet"/>
       </w:pPr>
       <w:r>
-        <w:t>**Budget** : $80K-$120K</w:t>
-      </w:r>
-    </w:p>
-    <w:p>
-      <w:r/>
-      <w:r>
-        <w:rPr>
-          <w:b/>
+        <w:rPr>
+          <w:b/>
+          <w:color w:val="003366"/>
+        </w:rPr>
+        <w:t>Budget</w:t>
+      </w:r>
+      <w:r>
+        <w:t xml:space="preserve"> : 48 millions FCFA-72 millions FCFA</w:t>
+      </w:r>
+      <w:r>
+        <w:rPr>
+          <w:b/>
+          <w:color w:val="003366"/>
         </w:rPr>
         <w:t>RH</w:t>
       </w:r>
-      <w:r/>
     </w:p>
     <w:p>
       <w:pPr>
         <w:pStyle w:val="ListBullet"/>
       </w:pPr>
       <w:r>
-        <w:t>**Nombre** : 2 personnes</w:t>
+        <w:rPr>
+          <w:b/>
+          <w:color w:val="003366"/>
+        </w:rPr>
+        <w:t>Nombre</w:t>
+      </w:r>
+      <w:r>
+        <w:t xml:space="preserve"> : 2 personnes</w:t>
       </w:r>
     </w:p>
     <w:p>
@@ -1231,7 +2826,14 @@
         <w:pStyle w:val="ListBullet"/>
       </w:pPr>
       <w:r>
-        <w:t>**Rôles** : Recrutement, onboarding, administration</w:t>
+        <w:rPr>
+          <w:b/>
+          <w:color w:val="003366"/>
+        </w:rPr>
+        <w:t>Rôles</w:t>
+      </w:r>
+      <w:r>
+        <w:t xml:space="preserve"> : Recrutement, onboarding, administration</w:t>
       </w:r>
     </w:p>
     <w:p>
@@ -1239,7 +2841,14 @@
         <w:pStyle w:val="ListBullet"/>
       </w:pPr>
       <w:r>
-        <w:t>**Profil** : Mid</w:t>
+        <w:rPr>
+          <w:b/>
+          <w:color w:val="003366"/>
+        </w:rPr>
+        <w:t>Profil</w:t>
+      </w:r>
+      <w:r>
+        <w:t xml:space="preserve"> : Mid</w:t>
       </w:r>
     </w:p>
     <w:p>
@@ -1247,7 +2856,14 @@
         <w:pStyle w:val="ListBullet"/>
       </w:pPr>
       <w:r>
-        <w:t>**Salaire** : $30K-$50K/an</w:t>
+        <w:rPr>
+          <w:b/>
+          <w:color w:val="003366"/>
+        </w:rPr>
+        <w:t>Salaire</w:t>
+      </w:r>
+      <w:r>
+        <w:t xml:space="preserve"> : 18 millions FCFA-30 millions FCFA/an</w:t>
       </w:r>
     </w:p>
     <w:p>
@@ -1255,25 +2871,36 @@
         <w:pStyle w:val="ListBullet"/>
       </w:pPr>
       <w:r>
-        <w:t>**Budget** : $70K-$110K</w:t>
-      </w:r>
-    </w:p>
-    <w:p>
-      <w:r/>
-      <w:r>
-        <w:rPr>
-          <w:b/>
+        <w:rPr>
+          <w:b/>
+          <w:color w:val="003366"/>
+        </w:rPr>
+        <w:t>Budget</w:t>
+      </w:r>
+      <w:r>
+        <w:t xml:space="preserve"> : 42 millions FCFA-66 millions FCFA</w:t>
+      </w:r>
+      <w:r>
+        <w:rPr>
+          <w:b/>
+          <w:color w:val="003366"/>
         </w:rPr>
         <w:t>Légal</w:t>
       </w:r>
-      <w:r/>
     </w:p>
     <w:p>
       <w:pPr>
         <w:pStyle w:val="ListBullet"/>
       </w:pPr>
       <w:r>
-        <w:t>**Nombre** : 1 personne (part-time ou consultant)</w:t>
+        <w:rPr>
+          <w:b/>
+          <w:color w:val="003366"/>
+        </w:rPr>
+        <w:t>Nombre</w:t>
+      </w:r>
+      <w:r>
+        <w:t xml:space="preserve"> : 1 personne (part-time ou consultant)</w:t>
       </w:r>
     </w:p>
     <w:p>
@@ -1281,7 +2908,14 @@
         <w:pStyle w:val="ListBullet"/>
       </w:pPr>
       <w:r>
-        <w:t>**Rôles** : Contrats, conformité, réglementation</w:t>
+        <w:rPr>
+          <w:b/>
+          <w:color w:val="003366"/>
+        </w:rPr>
+        <w:t>Rôles</w:t>
+      </w:r>
+      <w:r>
+        <w:t xml:space="preserve"> : Contrats, conformité, réglementation</w:t>
       </w:r>
     </w:p>
     <w:p>
@@ -1289,7 +2923,14 @@
         <w:pStyle w:val="ListBullet"/>
       </w:pPr>
       <w:r>
-        <w:t>**Profil** : Senior, avocat</w:t>
+        <w:rPr>
+          <w:b/>
+          <w:color w:val="003366"/>
+        </w:rPr>
+        <w:t>Profil</w:t>
+      </w:r>
+      <w:r>
+        <w:t xml:space="preserve"> : Senior, avocat</w:t>
       </w:r>
     </w:p>
     <w:p>
@@ -1297,7 +2938,14 @@
         <w:pStyle w:val="ListBullet"/>
       </w:pPr>
       <w:r>
-        <w:t>**Salaire** : $40K-$60K/an (part-time)</w:t>
+        <w:rPr>
+          <w:b/>
+          <w:color w:val="003366"/>
+        </w:rPr>
+        <w:t>Salaire</w:t>
+      </w:r>
+      <w:r>
+        <w:t xml:space="preserve"> : 24 millions FCFA-36 millions FCFA/an (part-time)</w:t>
       </w:r>
     </w:p>
     <w:p>
@@ -1305,25 +2953,36 @@
         <w:pStyle w:val="ListBullet"/>
       </w:pPr>
       <w:r>
-        <w:t>**Budget** : $50K-$70K</w:t>
-      </w:r>
-    </w:p>
-    <w:p>
-      <w:r/>
-      <w:r>
-        <w:rPr>
-          <w:b/>
+        <w:rPr>
+          <w:b/>
+          <w:color w:val="003366"/>
+        </w:rPr>
+        <w:t>Budget</w:t>
+      </w:r>
+      <w:r>
+        <w:t xml:space="preserve"> : 30 millions FCFA-42 millions FCFA</w:t>
+      </w:r>
+      <w:r>
+        <w:rPr>
+          <w:b/>
+          <w:color w:val="003366"/>
         </w:rPr>
         <w:t>Administration</w:t>
       </w:r>
-      <w:r/>
     </w:p>
     <w:p>
       <w:pPr>
         <w:pStyle w:val="ListBullet"/>
       </w:pPr>
       <w:r>
-        <w:t>**Nombre** : 1-2 personnes</w:t>
+        <w:rPr>
+          <w:b/>
+          <w:color w:val="003366"/>
+        </w:rPr>
+        <w:t>Nombre</w:t>
+      </w:r>
+      <w:r>
+        <w:t xml:space="preserve"> : 1-2 personnes</w:t>
       </w:r>
     </w:p>
     <w:p>
@@ -1331,7 +2990,14 @@
         <w:pStyle w:val="ListBullet"/>
       </w:pPr>
       <w:r>
-        <w:t>**Rôles** : Administration générale, bureaux</w:t>
+        <w:rPr>
+          <w:b/>
+          <w:color w:val="003366"/>
+        </w:rPr>
+        <w:t>Rôles</w:t>
+      </w:r>
+      <w:r>
+        <w:t xml:space="preserve"> : Administration générale, bureaux</w:t>
       </w:r>
     </w:p>
     <w:p>
@@ -1339,7 +3005,14 @@
         <w:pStyle w:val="ListBullet"/>
       </w:pPr>
       <w:r>
-        <w:t>**Profil** : Junior-Mid</w:t>
+        <w:rPr>
+          <w:b/>
+          <w:color w:val="003366"/>
+        </w:rPr>
+        <w:t>Profil</w:t>
+      </w:r>
+      <w:r>
+        <w:t xml:space="preserve"> : Junior-Mid</w:t>
       </w:r>
     </w:p>
     <w:p>
@@ -1347,7 +3020,14 @@
         <w:pStyle w:val="ListBullet"/>
       </w:pPr>
       <w:r>
-        <w:t>**Salaire** : $20K-$35K/an</w:t>
+        <w:rPr>
+          <w:b/>
+          <w:color w:val="003366"/>
+        </w:rPr>
+        <w:t>Salaire</w:t>
+      </w:r>
+      <w:r>
+        <w:t xml:space="preserve"> : 12 millions FCFA-21 millions FCFA/an</w:t>
       </w:r>
     </w:p>
     <w:p>
@@ -1355,34 +3035,36 @@
         <w:pStyle w:val="ListBullet"/>
       </w:pPr>
       <w:r>
-        <w:t>**Budget** : $30K-$80K</w:t>
-      </w:r>
-    </w:p>
-    <w:p>
-      <w:r/>
-      <w:r>
-        <w:rPr>
-          <w:b/>
+        <w:rPr>
+          <w:b/>
+          <w:color w:val="003366"/>
+        </w:rPr>
+        <w:t>Budget</w:t>
+      </w:r>
+      <w:r>
+        <w:t xml:space="preserve"> : 18 millions FCFA-48 millions FCFA</w:t>
+      </w:r>
+      <w:r>
+        <w:rPr>
+          <w:b/>
+          <w:color w:val="003366"/>
         </w:rPr>
         <w:t>Budget Finance &amp; Admin 2026</w:t>
       </w:r>
       <w:r>
-        <w:t xml:space="preserve"> : $230K-$380K</w:t>
-      </w:r>
-    </w:p>
-    <w:p>
-      <w:r>
-        <w:t>__________________________________________________</w:t>
-      </w:r>
-    </w:p>
+        <w:t xml:space="preserve"> : 138 millions FCFA-228 millions FCFA---</w:t>
+      </w:r>
+    </w:p>
+    <w:p/>
     <w:p>
       <w:pPr>
         <w:pStyle w:val="Heading2"/>
       </w:pPr>
       <w:r>
-        <w:t>📍 BUREAUX ET INFRASTRUCTURE</w:t>
-      </w:r>
-    </w:p>
+        <w:t>BUREAUX ET INFRASTRUCTURE</w:t>
+      </w:r>
+    </w:p>
+    <w:p/>
     <w:p>
       <w:pPr>
         <w:pStyle w:val="Heading3"/>
@@ -1391,12 +3073,13 @@
         <w:t>Bureau Principal - Cameroun (Yaoundé ou Douala)</w:t>
       </w:r>
     </w:p>
+    <w:p/>
     <w:p>
       <w:pPr>
         <w:pStyle w:val="Heading4"/>
       </w:pPr>
       <w:r>
-        <w:t>Q1 2026</w:t>
+        <w:t>Q1 2026 (Phase Initiale)</w:t>
       </w:r>
     </w:p>
     <w:p>
@@ -1404,7 +3087,14 @@
         <w:pStyle w:val="ListBullet"/>
       </w:pPr>
       <w:r>
-        <w:t>**Surface** : 200-300 m²</w:t>
+        <w:rPr>
+          <w:b/>
+          <w:color w:val="003366"/>
+        </w:rPr>
+        <w:t>Surface</w:t>
+      </w:r>
+      <w:r>
+        <w:t xml:space="preserve"> : 50-100 m² (bureau minimal)</w:t>
       </w:r>
     </w:p>
     <w:p>
@@ -1412,7 +3102,14 @@
         <w:pStyle w:val="ListBullet"/>
       </w:pPr>
       <w:r>
-        <w:t>**Capacité** : 30-40 personnes</w:t>
+        <w:rPr>
+          <w:b/>
+          <w:color w:val="003366"/>
+        </w:rPr>
+        <w:t>Capacité</w:t>
+      </w:r>
+      <w:r>
+        <w:t xml:space="preserve"> : 5-10 personnes</w:t>
       </w:r>
     </w:p>
     <w:p>
@@ -1420,7 +3117,14 @@
         <w:pStyle w:val="ListBullet"/>
       </w:pPr>
       <w:r>
-        <w:t>**Coût location** : $2,000-$3,500/mois</w:t>
+        <w:rPr>
+          <w:b/>
+          <w:color w:val="003366"/>
+        </w:rPr>
+        <w:t>Coût location</w:t>
+      </w:r>
+      <w:r>
+        <w:t xml:space="preserve"> : 300K FCFA-600K FCFA/mois</w:t>
       </w:r>
     </w:p>
     <w:p>
@@ -1428,7 +3132,14 @@
         <w:pStyle w:val="ListBullet"/>
       </w:pPr>
       <w:r>
-        <w:t>**Équipement** : $30,000-$50,000 (meubles, tech)</w:t>
+        <w:rPr>
+          <w:b/>
+          <w:color w:val="003366"/>
+        </w:rPr>
+        <w:t>Équipement</w:t>
+      </w:r>
+      <w:r>
+        <w:t xml:space="preserve"> : 6 millions FCFA-12 millions FCFA(meubles, tech essentiel)</w:t>
       </w:r>
     </w:p>
     <w:p>
@@ -1436,15 +3147,172 @@
         <w:pStyle w:val="ListBullet"/>
       </w:pPr>
       <w:r>
-        <w:t>**Budget annuel** : $54,000-$92,000</w:t>
-      </w:r>
-    </w:p>
+        <w:rPr>
+          <w:b/>
+          <w:color w:val="003366"/>
+        </w:rPr>
+        <w:t>Budget annuel</w:t>
+      </w:r>
+      <w:r>
+        <w:t xml:space="preserve"> : 9 millions FCFA-19 millions FCFA#### Q2-Q3 2026 (Extension selon Croissance)</w:t>
+      </w:r>
+    </w:p>
+    <w:p>
+      <w:pPr>
+        <w:pStyle w:val="ListBullet"/>
+      </w:pPr>
+      <w:r>
+        <w:rPr>
+          <w:b/>
+          <w:color w:val="003366"/>
+        </w:rPr>
+        <w:t>Surface</w:t>
+      </w:r>
+      <w:r>
+        <w:t xml:space="preserve"> : 150-200 m²</w:t>
+      </w:r>
+    </w:p>
+    <w:p>
+      <w:pPr>
+        <w:pStyle w:val="ListBullet"/>
+      </w:pPr>
+      <w:r>
+        <w:rPr>
+          <w:b/>
+          <w:color w:val="003366"/>
+        </w:rPr>
+        <w:t>Capacité</w:t>
+      </w:r>
+      <w:r>
+        <w:t xml:space="preserve"> : 15-25 personnes</w:t>
+      </w:r>
+    </w:p>
+    <w:p>
+      <w:pPr>
+        <w:pStyle w:val="ListBullet"/>
+      </w:pPr>
+      <w:r>
+        <w:rPr>
+          <w:b/>
+          <w:color w:val="003366"/>
+        </w:rPr>
+        <w:t>Coût location</w:t>
+      </w:r>
+      <w:r>
+        <w:t xml:space="preserve"> : 900K FCFA-1 millions FCFA/mois</w:t>
+      </w:r>
+    </w:p>
+    <w:p>
+      <w:pPr>
+        <w:pStyle w:val="ListBullet"/>
+      </w:pPr>
+      <w:r>
+        <w:rPr>
+          <w:b/>
+          <w:color w:val="003366"/>
+        </w:rPr>
+        <w:t>Équipement</w:t>
+      </w:r>
+      <w:r>
+        <w:t xml:space="preserve"> : 12 millions FCFA-24 millions FCFA- </w:t>
+      </w:r>
+      <w:r>
+        <w:rPr>
+          <w:b/>
+          <w:color w:val="003366"/>
+        </w:rPr>
+        <w:t>Budget annuel</w:t>
+      </w:r>
+      <w:r>
+        <w:t xml:space="preserve"> : 22 millions FCFA-42 millions FCFA#### Q3-Q4 2026 (Expansion)</w:t>
+      </w:r>
+    </w:p>
+    <w:p>
+      <w:pPr>
+        <w:pStyle w:val="ListBullet"/>
+      </w:pPr>
+      <w:r>
+        <w:rPr>
+          <w:b/>
+          <w:color w:val="003366"/>
+        </w:rPr>
+        <w:t>Surface</w:t>
+      </w:r>
+      <w:r>
+        <w:t xml:space="preserve"> : 400-500 m²</w:t>
+      </w:r>
+    </w:p>
+    <w:p>
+      <w:pPr>
+        <w:pStyle w:val="ListBullet"/>
+      </w:pPr>
+      <w:r>
+        <w:rPr>
+          <w:b/>
+          <w:color w:val="003366"/>
+        </w:rPr>
+        <w:t>Capacité</w:t>
+      </w:r>
+      <w:r>
+        <w:t xml:space="preserve"> : 60-80 personnes</w:t>
+      </w:r>
+    </w:p>
+    <w:p>
+      <w:pPr>
+        <w:pStyle w:val="ListBullet"/>
+      </w:pPr>
+      <w:r>
+        <w:rPr>
+          <w:b/>
+          <w:color w:val="003366"/>
+        </w:rPr>
+        <w:t>Coût location</w:t>
+      </w:r>
+      <w:r>
+        <w:t xml:space="preserve"> : 2 millions FCFA-3 millions FCFA/mois</w:t>
+      </w:r>
+    </w:p>
+    <w:p>
+      <w:pPr>
+        <w:pStyle w:val="ListBullet"/>
+      </w:pPr>
+      <w:r>
+        <w:rPr>
+          <w:b/>
+          <w:color w:val="003366"/>
+        </w:rPr>
+        <w:t>Équipement</w:t>
+      </w:r>
+      <w:r>
+        <w:t xml:space="preserve"> : 30 millions FCFA-48 millions FCFA- </w:t>
+      </w:r>
+      <w:r>
+        <w:rPr>
+          <w:b/>
+          <w:color w:val="003366"/>
+        </w:rPr>
+        <w:t>Budget annuel</w:t>
+      </w:r>
+      <w:r>
+        <w:t xml:space="preserve"> : 58 millions FCFA-91 millions FCFA---</w:t>
+      </w:r>
+    </w:p>
+    <w:p/>
+    <w:p>
+      <w:pPr>
+        <w:pStyle w:val="Heading3"/>
+      </w:pPr>
+      <w:r>
+        <w:t>Bureaux Régionaux</w:t>
+      </w:r>
+    </w:p>
+    <w:p/>
     <w:p>
       <w:pPr>
         <w:pStyle w:val="Heading4"/>
       </w:pPr>
       <w:r>
-        <w:t>Q3-Q4 2026 (Expansion)</w:t>
+        <w:t>Côte d'Ivoire (Abidjan) - Q1 2027</w:t>
       </w:r>
     </w:p>
     <w:p>
@@ -1452,7 +3320,14 @@
         <w:pStyle w:val="ListBullet"/>
       </w:pPr>
       <w:r>
-        <w:t>**Surface** : 400-500 m²</w:t>
+        <w:rPr>
+          <w:b/>
+          <w:color w:val="003366"/>
+        </w:rPr>
+        <w:t>Surface</w:t>
+      </w:r>
+      <w:r>
+        <w:t xml:space="preserve"> : 300-400 m²</w:t>
       </w:r>
     </w:p>
     <w:p>
@@ -1460,7 +3335,14 @@
         <w:pStyle w:val="ListBullet"/>
       </w:pPr>
       <w:r>
-        <w:t>**Capacité** : 60-80 personnes</w:t>
+        <w:rPr>
+          <w:b/>
+          <w:color w:val="003366"/>
+        </w:rPr>
+        <w:t>Capacité</w:t>
+      </w:r>
+      <w:r>
+        <w:t xml:space="preserve"> : 40-50 personnes</w:t>
       </w:r>
     </w:p>
     <w:p>
@@ -1468,7 +3350,14 @@
         <w:pStyle w:val="ListBullet"/>
       </w:pPr>
       <w:r>
-        <w:t>**Coût location** : $4,000-$6,000/mois</w:t>
+        <w:rPr>
+          <w:b/>
+          <w:color w:val="003366"/>
+        </w:rPr>
+        <w:t>Coût location</w:t>
+      </w:r>
+      <w:r>
+        <w:t xml:space="preserve"> : 1 millions FCFA-2 millions FCFA/mois</w:t>
       </w:r>
     </w:p>
     <w:p>
@@ -1476,7 +3365,24 @@
         <w:pStyle w:val="ListBullet"/>
       </w:pPr>
       <w:r>
-        <w:t>**Équipement** : $50,000-$80,000</w:t>
+        <w:rPr>
+          <w:b/>
+          <w:color w:val="003366"/>
+        </w:rPr>
+        <w:t>Équipement</w:t>
+      </w:r>
+      <w:r>
+        <w:t xml:space="preserve"> : 24 millions FCFA-36 millions FCFA- </w:t>
+      </w:r>
+      <w:r>
+        <w:rPr>
+          <w:b/>
+          <w:color w:val="003366"/>
+        </w:rPr>
+        <w:t>Budget annuel</w:t>
+      </w:r>
+      <w:r>
+        <w:t xml:space="preserve"> : 45 millions FCFA-68 millions FCFA#### Sénégal (Dakar) - Q3 2027</w:t>
       </w:r>
     </w:p>
     <w:p>
@@ -1484,28 +3390,170 @@
         <w:pStyle w:val="ListBullet"/>
       </w:pPr>
       <w:r>
-        <w:t>**Budget annuel** : $98,000-$152,000</w:t>
-      </w:r>
-    </w:p>
-    <w:p>
-      <w:r>
-        <w:t>__________________________________________________</w:t>
-      </w:r>
-    </w:p>
+        <w:rPr>
+          <w:b/>
+          <w:color w:val="003366"/>
+        </w:rPr>
+        <w:t>Surface</w:t>
+      </w:r>
+      <w:r>
+        <w:t xml:space="preserve"> : 250-350 m²</w:t>
+      </w:r>
+    </w:p>
+    <w:p>
+      <w:pPr>
+        <w:pStyle w:val="ListBullet"/>
+      </w:pPr>
+      <w:r>
+        <w:rPr>
+          <w:b/>
+          <w:color w:val="003366"/>
+        </w:rPr>
+        <w:t>Capacité</w:t>
+      </w:r>
+      <w:r>
+        <w:t xml:space="preserve"> : 30-40 personnes</w:t>
+      </w:r>
+    </w:p>
+    <w:p>
+      <w:pPr>
+        <w:pStyle w:val="ListBullet"/>
+      </w:pPr>
+      <w:r>
+        <w:rPr>
+          <w:b/>
+          <w:color w:val="003366"/>
+        </w:rPr>
+        <w:t>Coût location</w:t>
+      </w:r>
+      <w:r>
+        <w:t xml:space="preserve"> : 1 millions FCFA-2 millions FCFA/mois</w:t>
+      </w:r>
+    </w:p>
+    <w:p>
+      <w:pPr>
+        <w:pStyle w:val="ListBullet"/>
+      </w:pPr>
+      <w:r>
+        <w:rPr>
+          <w:b/>
+          <w:color w:val="003366"/>
+        </w:rPr>
+        <w:t>Équipement</w:t>
+      </w:r>
+      <w:r>
+        <w:t xml:space="preserve"> : 21 millions FCFA-30 millions FCFA- </w:t>
+      </w:r>
+      <w:r>
+        <w:rPr>
+          <w:b/>
+          <w:color w:val="003366"/>
+        </w:rPr>
+        <w:t>Budget annuel</w:t>
+      </w:r>
+      <w:r>
+        <w:t xml:space="preserve"> : 39 millions FCFA-55 millions FCFA#### Autres Pays (2028-2029)</w:t>
+      </w:r>
+    </w:p>
+    <w:p>
+      <w:pPr>
+        <w:pStyle w:val="ListBullet"/>
+      </w:pPr>
+      <w:r>
+        <w:rPr>
+          <w:b/>
+          <w:color w:val="003366"/>
+        </w:rPr>
+        <w:t>Budget par bureau</w:t>
+      </w:r>
+      <w:r>
+        <w:t xml:space="preserve"> : 30 millions FCFA-60 millions FCFA/an</w:t>
+      </w:r>
+    </w:p>
+    <w:p>
+      <w:pPr>
+        <w:pStyle w:val="ListBullet"/>
+      </w:pPr>
+      <w:r>
+        <w:rPr>
+          <w:b/>
+          <w:color w:val="003366"/>
+        </w:rPr>
+        <w:t>Nombre</w:t>
+      </w:r>
+      <w:r>
+        <w:t xml:space="preserve"> : 5-10 bureaux selon expansion</w:t>
+      </w:r>
+    </w:p>
+    <w:p/>
+    <w:p>
+      <w:pPr/>
+      <w:r>
+        <w:rPr>
+          <w:b/>
+          <w:color w:val="003366"/>
+        </w:rPr>
+        <w:t>Budget Bureaux Total 2026</w:t>
+      </w:r>
+      <w:r>
+        <w:t xml:space="preserve"> : 45 millions FCFA</w:t>
+      </w:r>
+      <w:r>
+        <w:rPr>
+          <w:b/>
+          <w:color w:val="003366"/>
+        </w:rPr>
+        <w:t>Budget Bureaux Total 2027</w:t>
+      </w:r>
+      <w:r>
+        <w:t xml:space="preserve"> : 120 millions FCFA</w:t>
+      </w:r>
+      <w:r>
+        <w:rPr>
+          <w:b/>
+          <w:color w:val="003366"/>
+        </w:rPr>
+        <w:t>Budget Bureaux Total 2028</w:t>
+      </w:r>
+      <w:r>
+        <w:t xml:space="preserve"> : 300 millions FCFA</w:t>
+      </w:r>
+      <w:r>
+        <w:rPr>
+          <w:b/>
+          <w:color w:val="003366"/>
+        </w:rPr>
+        <w:t>Budget Bureaux Total 2029</w:t>
+      </w:r>
+      <w:r>
+        <w:t xml:space="preserve"> : 720 millions FCFA---</w:t>
+      </w:r>
+    </w:p>
+    <w:p/>
+    <w:p>
+      <w:pPr>
+        <w:pStyle w:val="Heading2"/>
+      </w:pPr>
+      <w:r>
+        <w:t>💻 INFRASTRUCTURE TECHNOLOGIQUE</w:t>
+      </w:r>
+    </w:p>
+    <w:p/>
     <w:p>
       <w:pPr>
         <w:pStyle w:val="Heading3"/>
       </w:pPr>
       <w:r>
-        <w:t>Bureaux Régionaux</w:t>
-      </w:r>
-    </w:p>
+        <w:t>Cloud &amp; Serveurs</w:t>
+      </w:r>
+    </w:p>
+    <w:p/>
     <w:p>
       <w:pPr>
         <w:pStyle w:val="Heading4"/>
       </w:pPr>
       <w:r>
-        <w:t>Côte d'Ivoire (Abidjan) - Q1 2027</w:t>
+        <w:t>2026</w:t>
       </w:r>
     </w:p>
     <w:p>
@@ -1513,7 +3561,14 @@
         <w:pStyle w:val="ListBullet"/>
       </w:pPr>
       <w:r>
-        <w:t>**Surface** : 300-400 m²</w:t>
+        <w:rPr>
+          <w:b/>
+          <w:color w:val="003366"/>
+        </w:rPr>
+        <w:t>Cloud Provider</w:t>
+      </w:r>
+      <w:r>
+        <w:t xml:space="preserve"> : AWS / Render</w:t>
       </w:r>
     </w:p>
     <w:p>
@@ -1521,7 +3576,14 @@
         <w:pStyle w:val="ListBullet"/>
       </w:pPr>
       <w:r>
-        <w:t>**Capacité** : 40-50 personnes</w:t>
+        <w:rPr>
+          <w:b/>
+          <w:color w:val="003366"/>
+        </w:rPr>
+        <w:t>Services</w:t>
+      </w:r>
+      <w:r>
+        <w:t xml:space="preserve"> : Compute, storage, database, CDN</w:t>
       </w:r>
     </w:p>
     <w:p>
@@ -1529,7 +3591,24 @@
         <w:pStyle w:val="ListBullet"/>
       </w:pPr>
       <w:r>
-        <w:t>**Coût location** : $3,000-$4,500/mois</w:t>
+        <w:rPr>
+          <w:b/>
+          <w:color w:val="003366"/>
+        </w:rPr>
+        <w:t>Budget mensuel</w:t>
+      </w:r>
+      <w:r>
+        <w:t xml:space="preserve"> : 4 millions FCFA-7 millions FCFA- </w:t>
+      </w:r>
+      <w:r>
+        <w:rPr>
+          <w:b/>
+          <w:color w:val="003366"/>
+        </w:rPr>
+        <w:t>Budget annuel</w:t>
+      </w:r>
+      <w:r>
+        <w:t xml:space="preserve"> : 57 millions FCFA-86 millions FCFA#### 2027</w:t>
       </w:r>
     </w:p>
     <w:p>
@@ -1537,7 +3616,24 @@
         <w:pStyle w:val="ListBullet"/>
       </w:pPr>
       <w:r>
-        <w:t>**Équipement** : $40,000-$60,000</w:t>
+        <w:rPr>
+          <w:b/>
+          <w:color w:val="003366"/>
+        </w:rPr>
+        <w:t>Budget mensuel</w:t>
+      </w:r>
+      <w:r>
+        <w:t xml:space="preserve"> : 12 millions FCFA-18 millions FCFA- </w:t>
+      </w:r>
+      <w:r>
+        <w:rPr>
+          <w:b/>
+          <w:color w:val="003366"/>
+        </w:rPr>
+        <w:t>Budget annuel</w:t>
+      </w:r>
+      <w:r>
+        <w:t xml:space="preserve"> : 144 millions FCFA-216 millions FCFA#### 2028</w:t>
       </w:r>
     </w:p>
     <w:p>
@@ -1545,15 +3641,67 @@
         <w:pStyle w:val="ListBullet"/>
       </w:pPr>
       <w:r>
-        <w:t>**Budget annuel** : $76,000-$114,000</w:t>
-      </w:r>
-    </w:p>
+        <w:rPr>
+          <w:b/>
+          <w:color w:val="003366"/>
+        </w:rPr>
+        <w:t>Budget mensuel</w:t>
+      </w:r>
+      <w:r>
+        <w:t xml:space="preserve"> : 30 millions FCFA-45 millions FCFA- </w:t>
+      </w:r>
+      <w:r>
+        <w:rPr>
+          <w:b/>
+          <w:color w:val="003366"/>
+        </w:rPr>
+        <w:t>Budget annuel</w:t>
+      </w:r>
+      <w:r>
+        <w:t xml:space="preserve"> : 360 millions FCFA-540 millions FCFA#### 2029</w:t>
+      </w:r>
+    </w:p>
+    <w:p>
+      <w:pPr>
+        <w:pStyle w:val="ListBullet"/>
+      </w:pPr>
+      <w:r>
+        <w:rPr>
+          <w:b/>
+          <w:color w:val="003366"/>
+        </w:rPr>
+        <w:t>Budget mensuel</w:t>
+      </w:r>
+      <w:r>
+        <w:t xml:space="preserve"> : 72 millions FCFA-108 millions FCFA- </w:t>
+      </w:r>
+      <w:r>
+        <w:rPr>
+          <w:b/>
+          <w:color w:val="003366"/>
+        </w:rPr>
+        <w:t>Budget annuel</w:t>
+      </w:r>
+      <w:r>
+        <w:t xml:space="preserve"> : 864 millions FCFA-1.3 billions FCFA---</w:t>
+      </w:r>
+    </w:p>
+    <w:p/>
+    <w:p>
+      <w:pPr>
+        <w:pStyle w:val="Heading3"/>
+      </w:pPr>
+      <w:r>
+        <w:t>Outils &amp; Licences</w:t>
+      </w:r>
+    </w:p>
+    <w:p/>
     <w:p>
       <w:pPr>
         <w:pStyle w:val="Heading4"/>
       </w:pPr>
       <w:r>
-        <w:t>Sénégal (Dakar) - Q3 2027</w:t>
+        <w:t>Développement</w:t>
       </w:r>
     </w:p>
     <w:p>
@@ -1561,7 +3709,14 @@
         <w:pStyle w:val="ListBullet"/>
       </w:pPr>
       <w:r>
-        <w:t>**Surface** : 250-350 m²</w:t>
+        <w:rPr>
+          <w:b/>
+          <w:color w:val="003366"/>
+        </w:rPr>
+        <w:t>GitHub/GitLab</w:t>
+      </w:r>
+      <w:r>
+        <w:t xml:space="preserve"> : 30K FCFA-120K FCFA/mois</w:t>
       </w:r>
     </w:p>
     <w:p>
@@ -1569,7 +3724,14 @@
         <w:pStyle w:val="ListBullet"/>
       </w:pPr>
       <w:r>
-        <w:t>**Capacité** : 30-40 personnes</w:t>
+        <w:rPr>
+          <w:b/>
+          <w:color w:val="003366"/>
+        </w:rPr>
+        <w:t>CI/CD</w:t>
+      </w:r>
+      <w:r>
+        <w:t xml:space="preserve"> : 60K FCFA-300K FCFA/mois</w:t>
       </w:r>
     </w:p>
     <w:p>
@@ -1577,7 +3739,14 @@
         <w:pStyle w:val="ListBullet"/>
       </w:pPr>
       <w:r>
-        <w:t>**Coût location** : $2,500-$3,500/mois</w:t>
+        <w:rPr>
+          <w:b/>
+          <w:color w:val="003366"/>
+        </w:rPr>
+        <w:t>Monitoring</w:t>
+      </w:r>
+      <w:r>
+        <w:t xml:space="preserve"> : 120K FCFA-600K FCFA/mois</w:t>
       </w:r>
     </w:p>
     <w:p>
@@ -1585,7 +3754,23 @@
         <w:pStyle w:val="ListBullet"/>
       </w:pPr>
       <w:r>
-        <w:t>**Équipement** : $35,000-$50,000</w:t>
+        <w:rPr>
+          <w:b/>
+          <w:color w:val="003366"/>
+        </w:rPr>
+        <w:t>Total</w:t>
+      </w:r>
+      <w:r>
+        <w:t xml:space="preserve"> : 2 millions FCFA-12 millions FCFA/an</w:t>
+      </w:r>
+    </w:p>
+    <w:p/>
+    <w:p>
+      <w:pPr>
+        <w:pStyle w:val="Heading4"/>
+      </w:pPr>
+      <w:r>
+        <w:t>Communication</w:t>
       </w:r>
     </w:p>
     <w:p>
@@ -1593,15 +3778,68 @@
         <w:pStyle w:val="ListBullet"/>
       </w:pPr>
       <w:r>
-        <w:t>**Budget annuel** : $65,000-$92,000</w:t>
-      </w:r>
-    </w:p>
+        <w:rPr>
+          <w:b/>
+          <w:color w:val="003366"/>
+        </w:rPr>
+        <w:t>Slack</w:t>
+      </w:r>
+      <w:r>
+        <w:t xml:space="preserve"> : 60K FCFA-300K FCFA/mois</w:t>
+      </w:r>
+    </w:p>
+    <w:p>
+      <w:pPr>
+        <w:pStyle w:val="ListBullet"/>
+      </w:pPr>
+      <w:r>
+        <w:rPr>
+          <w:b/>
+          <w:color w:val="003366"/>
+        </w:rPr>
+        <w:t>Zoom</w:t>
+      </w:r>
+      <w:r>
+        <w:t xml:space="preserve"> : 30K FCFA-120K FCFA/mois</w:t>
+      </w:r>
+    </w:p>
+    <w:p>
+      <w:pPr>
+        <w:pStyle w:val="ListBullet"/>
+      </w:pPr>
+      <w:r>
+        <w:rPr>
+          <w:b/>
+          <w:color w:val="003366"/>
+        </w:rPr>
+        <w:t>Email</w:t>
+      </w:r>
+      <w:r>
+        <w:t xml:space="preserve"> : 30K FCFA-120K FCFA/mois</w:t>
+      </w:r>
+    </w:p>
+    <w:p>
+      <w:pPr>
+        <w:pStyle w:val="ListBullet"/>
+      </w:pPr>
+      <w:r>
+        <w:rPr>
+          <w:b/>
+          <w:color w:val="003366"/>
+        </w:rPr>
+        <w:t>Total</w:t>
+      </w:r>
+      <w:r>
+        <w:t xml:space="preserve"> : 1 millions FCFA-6 millions FCFA/an</w:t>
+      </w:r>
+    </w:p>
+    <w:p/>
     <w:p>
       <w:pPr>
         <w:pStyle w:val="Heading4"/>
       </w:pPr>
       <w:r>
-        <w:t>Autres Pays (2028-2029)</w:t>
+        <w:t>Productivité</w:t>
       </w:r>
     </w:p>
     <w:p>
@@ -1609,7 +3847,14 @@
         <w:pStyle w:val="ListBullet"/>
       </w:pPr>
       <w:r>
-        <w:t>**Budget par bureau** : $50K-$100K/an</w:t>
+        <w:rPr>
+          <w:b/>
+          <w:color w:val="003366"/>
+        </w:rPr>
+        <w:t>Google Workspace</w:t>
+      </w:r>
+      <w:r>
+        <w:t xml:space="preserve"> : 60K FCFA-300K FCFA/mois</w:t>
       </w:r>
     </w:p>
     <w:p>
@@ -1617,83 +3862,1340 @@
         <w:pStyle w:val="ListBullet"/>
       </w:pPr>
       <w:r>
-        <w:t>**Nombre** : 5-10 bureaux selon expansion</w:t>
-      </w:r>
-    </w:p>
-    <w:p>
-      <w:r/>
-      <w:r>
-        <w:rPr>
-          <w:b/>
-        </w:rPr>
-        <w:t>Budget Bureaux Total 2026</w:t>
-      </w:r>
-      <w:r>
-        <w:t xml:space="preserve"> : $75,000</w:t>
-      </w:r>
-    </w:p>
-    <w:p>
-      <w:r/>
-      <w:r>
-        <w:rPr>
-          <w:b/>
-        </w:rPr>
-        <w:t>Budget Bureaux Total 2027</w:t>
-      </w:r>
-      <w:r>
-        <w:t xml:space="preserve"> : $200,000</w:t>
-      </w:r>
-    </w:p>
-    <w:p>
-      <w:r/>
-      <w:r>
-        <w:rPr>
-          <w:b/>
-        </w:rPr>
-        <w:t>Budget Bureaux Total 2028</w:t>
-      </w:r>
-      <w:r>
-        <w:t xml:space="preserve"> : $500,000</w:t>
-      </w:r>
-    </w:p>
-    <w:p>
-      <w:r/>
-      <w:r>
-        <w:rPr>
-          <w:b/>
-        </w:rPr>
-        <w:t>Budget Bureaux Total 2029</w:t>
-      </w:r>
-      <w:r>
-        <w:t xml:space="preserve"> : $1,200,000</w:t>
-      </w:r>
-    </w:p>
-    <w:p>
-      <w:r>
-        <w:t>__________________________________________________</w:t>
-      </w:r>
-    </w:p>
+        <w:rPr>
+          <w:b/>
+          <w:color w:val="003366"/>
+        </w:rPr>
+        <w:t>Notion/Confluence</w:t>
+      </w:r>
+      <w:r>
+        <w:t xml:space="preserve"> : 30K FCFA-180K FCFA/mois</w:t>
+      </w:r>
+    </w:p>
+    <w:p>
+      <w:pPr>
+        <w:pStyle w:val="ListBullet"/>
+      </w:pPr>
+      <w:r>
+        <w:rPr>
+          <w:b/>
+          <w:color w:val="003366"/>
+        </w:rPr>
+        <w:t>Design</w:t>
+      </w:r>
+      <w:r>
+        <w:t xml:space="preserve"> : 30K FCFA-120K FCFA/mois (Figma, etc.)</w:t>
+      </w:r>
+    </w:p>
+    <w:p>
+      <w:pPr>
+        <w:pStyle w:val="ListBullet"/>
+      </w:pPr>
+      <w:r>
+        <w:rPr>
+          <w:b/>
+          <w:color w:val="003366"/>
+        </w:rPr>
+        <w:t>Total</w:t>
+      </w:r>
+      <w:r>
+        <w:t xml:space="preserve"> : 1 millions FCFA-7 millions FCFA/an</w:t>
+      </w:r>
+    </w:p>
+    <w:p/>
+    <w:p>
+      <w:pPr>
+        <w:pStyle w:val="Heading4"/>
+      </w:pPr>
+      <w:r>
+        <w:t>Analytics &amp; Marketing</w:t>
+      </w:r>
+    </w:p>
+    <w:p>
+      <w:pPr>
+        <w:pStyle w:val="ListBullet"/>
+      </w:pPr>
+      <w:r>
+        <w:rPr>
+          <w:b/>
+          <w:color w:val="003366"/>
+        </w:rPr>
+        <w:t>Google Analytics</w:t>
+      </w:r>
+      <w:r>
+        <w:t xml:space="preserve"> : Gratuit</w:t>
+      </w:r>
+    </w:p>
+    <w:p>
+      <w:pPr>
+        <w:pStyle w:val="ListBullet"/>
+      </w:pPr>
+      <w:r>
+        <w:rPr>
+          <w:b/>
+          <w:color w:val="003366"/>
+        </w:rPr>
+        <w:t>Mixpanel/Amplitude</w:t>
+      </w:r>
+      <w:r>
+        <w:t xml:space="preserve"> : 120K FCFA-1 millions FCFA/mois</w:t>
+      </w:r>
+    </w:p>
+    <w:p>
+      <w:pPr>
+        <w:pStyle w:val="ListBullet"/>
+      </w:pPr>
+      <w:r>
+        <w:rPr>
+          <w:b/>
+          <w:color w:val="003366"/>
+        </w:rPr>
+        <w:t>Email marketing</w:t>
+      </w:r>
+      <w:r>
+        <w:t xml:space="preserve"> : 60K FCFA-300K FCFA/mois</w:t>
+      </w:r>
+    </w:p>
+    <w:p>
+      <w:pPr>
+        <w:pStyle w:val="ListBullet"/>
+      </w:pPr>
+      <w:r>
+        <w:rPr>
+          <w:b/>
+          <w:color w:val="003366"/>
+        </w:rPr>
+        <w:t>Total</w:t>
+      </w:r>
+      <w:r>
+        <w:t xml:space="preserve"> : 2 millions FCFA-18 millions FCFA/an</w:t>
+      </w:r>
+    </w:p>
+    <w:p/>
+    <w:p>
+      <w:pPr/>
+      <w:r>
+        <w:rPr>
+          <w:b/>
+          <w:color w:val="003366"/>
+        </w:rPr>
+        <w:t>Budget Outils Total 2026</w:t>
+      </w:r>
+      <w:r>
+        <w:t xml:space="preserve"> : 7 millions FCFA-43 millions FCFA</w:t>
+      </w:r>
+      <w:r>
+        <w:rPr>
+          <w:b/>
+          <w:color w:val="003366"/>
+        </w:rPr>
+        <w:t>Budget Outils Total 2027</w:t>
+      </w:r>
+      <w:r>
+        <w:t xml:space="preserve"> : 15 millions FCFA-90 millions FCFA</w:t>
+      </w:r>
+      <w:r>
+        <w:rPr>
+          <w:b/>
+          <w:color w:val="003366"/>
+        </w:rPr>
+        <w:t>Budget Outils Total 2028</w:t>
+      </w:r>
+      <w:r>
+        <w:t xml:space="preserve"> : 36 millions FCFA-210 millions FCFA</w:t>
+      </w:r>
+      <w:r>
+        <w:rPr>
+          <w:b/>
+          <w:color w:val="003366"/>
+        </w:rPr>
+        <w:t>Budget Outils Total 2029</w:t>
+      </w:r>
+      <w:r>
+        <w:t xml:space="preserve"> : 90 millions FCFA-480 millions FCFA---</w:t>
+      </w:r>
+    </w:p>
+    <w:p/>
     <w:p>
       <w:pPr>
         <w:pStyle w:val="Heading2"/>
       </w:pPr>
       <w:r>
-        <w:t>💻 INFRASTRUCTURE TECHNOLOGIQUE</w:t>
-      </w:r>
-    </w:p>
+        <w:t>🚚 OPÉRATIONS LIVRAISON</w:t>
+      </w:r>
+    </w:p>
+    <w:p/>
     <w:p>
       <w:pPr>
         <w:pStyle w:val="Heading3"/>
       </w:pPr>
       <w:r>
-        <w:t>Cloud &amp; Serveurs</w:t>
-      </w:r>
-    </w:p>
+        <w:t>Gestion Coursiers</w:t>
+      </w:r>
+    </w:p>
+    <w:p/>
     <w:p>
       <w:pPr>
         <w:pStyle w:val="Heading4"/>
       </w:pPr>
       <w:r>
+        <w:t>Recrutement</w:t>
+      </w:r>
+    </w:p>
+    <w:p>
+      <w:pPr>
+        <w:pStyle w:val="ListBullet"/>
+      </w:pPr>
+      <w:r>
+        <w:rPr>
+          <w:b/>
+          <w:color w:val="003366"/>
+        </w:rPr>
+        <w:t>Processus</w:t>
+      </w:r>
+      <w:r>
+        <w:t xml:space="preserve"> : Application → Vérification (KYC) → Formation → Activation</w:t>
+      </w:r>
+    </w:p>
+    <w:p>
+      <w:pPr>
+        <w:pStyle w:val="ListBullet"/>
+      </w:pPr>
+      <w:r>
+        <w:rPr>
+          <w:b/>
+          <w:color w:val="003366"/>
+        </w:rPr>
+        <w:t>Coût par coursier</w:t>
+      </w:r>
+      <w:r>
+        <w:t xml:space="preserve"> : 30K FCFA-60K FCFA(vérification, formation)</w:t>
+      </w:r>
+    </w:p>
+    <w:p>
+      <w:pPr>
+        <w:pStyle w:val="ListBullet"/>
+      </w:pPr>
+      <w:r>
+        <w:rPr>
+          <w:b/>
+          <w:color w:val="003366"/>
+        </w:rPr>
+        <w:t>Objectif 2026</w:t>
+      </w:r>
+      <w:r>
+        <w:t xml:space="preserve"> : 2,500 coursiers</w:t>
+      </w:r>
+    </w:p>
+    <w:p>
+      <w:pPr>
+        <w:pStyle w:val="ListBullet"/>
+      </w:pPr>
+      <w:r>
+        <w:rPr>
+          <w:b/>
+          <w:color w:val="003366"/>
+        </w:rPr>
+        <w:t>Budget</w:t>
+      </w:r>
+      <w:r>
+        <w:t xml:space="preserve"> : 75 millions FCFA-150 millions FCFA#### Formation</w:t>
+      </w:r>
+    </w:p>
+    <w:p>
+      <w:pPr>
+        <w:pStyle w:val="ListBullet"/>
+      </w:pPr>
+      <w:r>
+        <w:rPr>
+          <w:b/>
+          <w:color w:val="003366"/>
+        </w:rPr>
+        <w:t>Modules</w:t>
+      </w:r>
+      <w:r>
+        <w:t xml:space="preserve"> : En ligne, vidéos, quiz</w:t>
+      </w:r>
+    </w:p>
+    <w:p>
+      <w:pPr>
+        <w:pStyle w:val="ListBullet"/>
+      </w:pPr>
+      <w:r>
+        <w:rPr>
+          <w:b/>
+          <w:color w:val="003366"/>
+        </w:rPr>
+        <w:t>Coût</w:t>
+      </w:r>
+      <w:r>
+        <w:t xml:space="preserve"> : Intégré dans recrutement</w:t>
+      </w:r>
+    </w:p>
+    <w:p>
+      <w:pPr>
+        <w:pStyle w:val="ListBullet"/>
+      </w:pPr>
+      <w:r>
+        <w:rPr>
+          <w:b/>
+          <w:color w:val="003366"/>
+        </w:rPr>
+        <w:t>Suivi</w:t>
+      </w:r>
+      <w:r>
+        <w:t xml:space="preserve"> : Évaluations régulières</w:t>
+      </w:r>
+    </w:p>
+    <w:p/>
+    <w:p>
+      <w:pPr>
+        <w:pStyle w:val="Heading4"/>
+      </w:pPr>
+      <w:r>
+        <w:t>Support</w:t>
+      </w:r>
+    </w:p>
+    <w:p>
+      <w:pPr>
+        <w:pStyle w:val="ListBullet"/>
+      </w:pPr>
+      <w:r>
+        <w:rPr>
+          <w:b/>
+          <w:color w:val="003366"/>
+        </w:rPr>
+        <w:t>Équipe</w:t>
+      </w:r>
+      <w:r>
+        <w:t xml:space="preserve"> : 5-6 personnes (département opérations)</w:t>
+      </w:r>
+    </w:p>
+    <w:p>
+      <w:pPr>
+        <w:pStyle w:val="ListBullet"/>
+      </w:pPr>
+      <w:r>
+        <w:rPr>
+          <w:b/>
+          <w:color w:val="003366"/>
+        </w:rPr>
+        <w:t>Canaux</w:t>
+      </w:r>
+      <w:r>
+        <w:t xml:space="preserve"> : Chat, téléphone, email</w:t>
+      </w:r>
+    </w:p>
+    <w:p>
+      <w:pPr>
+        <w:pStyle w:val="ListBullet"/>
+      </w:pPr>
+      <w:r>
+        <w:rPr>
+          <w:b/>
+          <w:color w:val="003366"/>
+        </w:rPr>
+        <w:t>Budget</w:t>
+      </w:r>
+      <w:r>
+        <w:t xml:space="preserve"> : Intégré dans opérations</w:t>
+      </w:r>
+    </w:p>
+    <w:p/>
+    <w:p>
+      <w:r>
+        <w:rPr>
+          <w:color w:val="C8C8C8"/>
+        </w:rPr>
+        <w:t>________________________________________________________________________________</w:t>
+      </w:r>
+    </w:p>
+    <w:p/>
+    <w:p>
+      <w:pPr>
+        <w:pStyle w:val="Heading3"/>
+      </w:pPr>
+      <w:r>
+        <w:t>Optimisation Logistique</w:t>
+      </w:r>
+    </w:p>
+    <w:p/>
+    <w:p>
+      <w:pPr>
+        <w:pStyle w:val="Heading4"/>
+      </w:pPr>
+      <w:r>
+        <w:t>IA de Routing</w:t>
+      </w:r>
+    </w:p>
+    <w:p>
+      <w:pPr>
+        <w:pStyle w:val="ListBullet"/>
+      </w:pPr>
+      <w:r>
+        <w:rPr>
+          <w:b/>
+          <w:color w:val="003366"/>
+        </w:rPr>
+        <w:t>Développement</w:t>
+      </w:r>
+      <w:r>
+        <w:t xml:space="preserve"> : Intégré dans technique</w:t>
+      </w:r>
+    </w:p>
+    <w:p>
+      <w:pPr>
+        <w:pStyle w:val="ListBullet"/>
+      </w:pPr>
+      <w:r>
+        <w:rPr>
+          <w:b/>
+          <w:color w:val="003366"/>
+        </w:rPr>
+        <w:t>Maintenance</w:t>
+      </w:r>
+      <w:r>
+        <w:t xml:space="preserve"> : 12 millions FCFA-24 millions FCFA/an</w:t>
+      </w:r>
+    </w:p>
+    <w:p>
+      <w:pPr>
+        <w:pStyle w:val="ListBullet"/>
+      </w:pPr>
+      <w:r>
+        <w:rPr>
+          <w:b/>
+          <w:color w:val="003366"/>
+        </w:rPr>
+        <w:t>Amélioration continue</w:t>
+      </w:r>
+      <w:r>
+        <w:t xml:space="preserve"> : 18 millions FCFA-36 millions FCFA/an</w:t>
+      </w:r>
+    </w:p>
+    <w:p/>
+    <w:p>
+      <w:pPr>
+        <w:pStyle w:val="Heading4"/>
+      </w:pPr>
+      <w:r>
+        <w:t>Suivi Temps Réel</w:t>
+      </w:r>
+    </w:p>
+    <w:p>
+      <w:pPr>
+        <w:pStyle w:val="ListBullet"/>
+      </w:pPr>
+      <w:r>
+        <w:rPr>
+          <w:b/>
+          <w:color w:val="003366"/>
+        </w:rPr>
+        <w:t>GPS Tracking</w:t>
+      </w:r>
+      <w:r>
+        <w:t xml:space="preserve"> : Intégré dans app</w:t>
+      </w:r>
+    </w:p>
+    <w:p>
+      <w:pPr>
+        <w:pStyle w:val="ListBullet"/>
+      </w:pPr>
+      <w:r>
+        <w:rPr>
+          <w:b/>
+          <w:color w:val="003366"/>
+        </w:rPr>
+        <w:t>Infrastructure</w:t>
+      </w:r>
+      <w:r>
+        <w:t xml:space="preserve"> : Intégré dans cloud</w:t>
+      </w:r>
+    </w:p>
+    <w:p>
+      <w:pPr>
+        <w:pStyle w:val="ListBullet"/>
+      </w:pPr>
+      <w:r>
+        <w:rPr>
+          <w:b/>
+          <w:color w:val="003366"/>
+        </w:rPr>
+        <w:t>Coûts</w:t>
+      </w:r>
+      <w:r>
+        <w:t xml:space="preserve"> : Négligeables</w:t>
+      </w:r>
+    </w:p>
+    <w:p/>
+    <w:p>
+      <w:r>
+        <w:rPr>
+          <w:color w:val="C8C8C8"/>
+        </w:rPr>
+        <w:t>________________________________________________________________________________</w:t>
+      </w:r>
+    </w:p>
+    <w:p/>
+    <w:p>
+      <w:pPr>
+        <w:pStyle w:val="Heading2"/>
+      </w:pPr>
+      <w:r>
+        <w:t>📞 SUPPORT CLIENT</w:t>
+      </w:r>
+    </w:p>
+    <w:p/>
+    <w:p>
+      <w:pPr>
+        <w:pStyle w:val="Heading3"/>
+      </w:pPr>
+      <w:r>
+        <w:t>Canaux</w:t>
+      </w:r>
+    </w:p>
+    <w:p/>
+    <w:p>
+      <w:pPr>
+        <w:pStyle w:val="Heading4"/>
+      </w:pPr>
+      <w:r>
+        <w:t>Chat en App (24/7)</w:t>
+      </w:r>
+    </w:p>
+    <w:p>
+      <w:pPr>
+        <w:pStyle w:val="ListBullet"/>
+      </w:pPr>
+      <w:r>
+        <w:rPr>
+          <w:b/>
+          <w:color w:val="003366"/>
+        </w:rPr>
+        <w:t>Équipe</w:t>
+      </w:r>
+      <w:r>
+        <w:t xml:space="preserve"> : 8-10 personnes (rotation)</w:t>
+      </w:r>
+    </w:p>
+    <w:p>
+      <w:pPr>
+        <w:pStyle w:val="ListBullet"/>
+      </w:pPr>
+      <w:r>
+        <w:rPr>
+          <w:b/>
+          <w:color w:val="003366"/>
+        </w:rPr>
+        <w:t>Outils</w:t>
+      </w:r>
+      <w:r>
+        <w:t xml:space="preserve"> : Intercom, Zendesk, ou custom</w:t>
+      </w:r>
+    </w:p>
+    <w:p>
+      <w:pPr>
+        <w:pStyle w:val="ListBullet"/>
+      </w:pPr>
+      <w:r>
+        <w:rPr>
+          <w:b/>
+          <w:color w:val="003366"/>
+        </w:rPr>
+        <w:t>Coût outils</w:t>
+      </w:r>
+      <w:r>
+        <w:t xml:space="preserve"> : 120K FCFA-600K FCFA/mois</w:t>
+      </w:r>
+    </w:p>
+    <w:p>
+      <w:pPr>
+        <w:pStyle w:val="ListBullet"/>
+      </w:pPr>
+      <w:r>
+        <w:rPr>
+          <w:b/>
+          <w:color w:val="003366"/>
+        </w:rPr>
+        <w:t>Budget personnel</w:t>
+      </w:r>
+      <w:r>
+        <w:t xml:space="preserve"> : Intégré dans opérations</w:t>
+      </w:r>
+    </w:p>
+    <w:p/>
+    <w:p>
+      <w:pPr>
+        <w:pStyle w:val="Heading4"/>
+      </w:pPr>
+      <w:r>
+        <w:t>Email</w:t>
+      </w:r>
+    </w:p>
+    <w:p>
+      <w:pPr>
+        <w:pStyle w:val="ListBullet"/>
+      </w:pPr>
+      <w:r>
+        <w:rPr>
+          <w:b/>
+          <w:color w:val="003366"/>
+        </w:rPr>
+        <w:t>Équipe</w:t>
+      </w:r>
+      <w:r>
+        <w:t xml:space="preserve"> : 2-3 personnes</w:t>
+      </w:r>
+    </w:p>
+    <w:p>
+      <w:pPr>
+        <w:pStyle w:val="ListBullet"/>
+      </w:pPr>
+      <w:r>
+        <w:rPr>
+          <w:b/>
+          <w:color w:val="003366"/>
+        </w:rPr>
+        <w:t>Outils</w:t>
+      </w:r>
+      <w:r>
+        <w:t xml:space="preserve"> : Intégré dans workspace</w:t>
+      </w:r>
+    </w:p>
+    <w:p>
+      <w:pPr>
+        <w:pStyle w:val="ListBullet"/>
+      </w:pPr>
+      <w:r>
+        <w:rPr>
+          <w:b/>
+          <w:color w:val="003366"/>
+        </w:rPr>
+        <w:t>Budget personnel</w:t>
+      </w:r>
+      <w:r>
+        <w:t xml:space="preserve"> : Intégré dans opérations</w:t>
+      </w:r>
+    </w:p>
+    <w:p/>
+    <w:p>
+      <w:pPr>
+        <w:pStyle w:val="Heading4"/>
+      </w:pPr>
+      <w:r>
+        <w:t>Téléphone</w:t>
+      </w:r>
+    </w:p>
+    <w:p>
+      <w:pPr>
+        <w:pStyle w:val="ListBullet"/>
+      </w:pPr>
+      <w:r>
+        <w:rPr>
+          <w:b/>
+          <w:color w:val="003366"/>
+        </w:rPr>
+        <w:t>Ligne dédiée</w:t>
+      </w:r>
+      <w:r>
+        <w:t xml:space="preserve"> : 60K FCFA-180K FCFA/mois</w:t>
+      </w:r>
+    </w:p>
+    <w:p>
+      <w:pPr>
+        <w:pStyle w:val="ListBullet"/>
+      </w:pPr>
+      <w:r>
+        <w:rPr>
+          <w:b/>
+          <w:color w:val="003366"/>
+        </w:rPr>
+        <w:t>Équipe</w:t>
+      </w:r>
+      <w:r>
+        <w:t xml:space="preserve"> : 2-3 personnes</w:t>
+      </w:r>
+    </w:p>
+    <w:p>
+      <w:pPr>
+        <w:pStyle w:val="ListBullet"/>
+      </w:pPr>
+      <w:r>
+        <w:rPr>
+          <w:b/>
+          <w:color w:val="003366"/>
+        </w:rPr>
+        <w:t>Budget personnel</w:t>
+      </w:r>
+      <w:r>
+        <w:t xml:space="preserve"> : Intégré dans opérations</w:t>
+      </w:r>
+    </w:p>
+    <w:p/>
+    <w:p>
+      <w:pPr>
+        <w:pStyle w:val="Heading4"/>
+      </w:pPr>
+      <w:r>
+        <w:t>Réseaux Sociaux</w:t>
+      </w:r>
+    </w:p>
+    <w:p>
+      <w:pPr>
+        <w:pStyle w:val="ListBullet"/>
+      </w:pPr>
+      <w:r>
+        <w:rPr>
+          <w:b/>
+          <w:color w:val="003366"/>
+        </w:rPr>
+        <w:t>Équipe</w:t>
+      </w:r>
+      <w:r>
+        <w:t xml:space="preserve"> : 2 personnes (community management)</w:t>
+      </w:r>
+    </w:p>
+    <w:p>
+      <w:pPr>
+        <w:pStyle w:val="ListBullet"/>
+      </w:pPr>
+      <w:r>
+        <w:rPr>
+          <w:b/>
+          <w:color w:val="003366"/>
+        </w:rPr>
+        <w:t>Budget personnel</w:t>
+      </w:r>
+      <w:r>
+        <w:t xml:space="preserve"> : Intégré dans marketing</w:t>
+      </w:r>
+    </w:p>
+    <w:p/>
+    <w:p>
+      <w:pPr/>
+      <w:r>
+        <w:rPr>
+          <w:b/>
+          <w:color w:val="003366"/>
+        </w:rPr>
+        <w:t>Budget Support Client 2026</w:t>
+      </w:r>
+      <w:r>
+        <w:t xml:space="preserve"> : 180 millions FCFA-300 millions FCFA(personnel) + 3 millions FCFA-9 millions FCFA(outils)</w:t>
+      </w:r>
+    </w:p>
+    <w:p/>
+    <w:p>
+      <w:r>
+        <w:rPr>
+          <w:color w:val="C8C8C8"/>
+        </w:rPr>
+        <w:t>________________________________________________________________________________</w:t>
+      </w:r>
+    </w:p>
+    <w:p/>
+    <w:p>
+      <w:pPr>
+        <w:pStyle w:val="Heading2"/>
+      </w:pPr>
+      <w:r>
+        <w:t>🔒 SÉCURITÉ ET CONFORMITÉ</w:t>
+      </w:r>
+    </w:p>
+    <w:p/>
+    <w:p>
+      <w:pPr>
+        <w:pStyle w:val="Heading3"/>
+      </w:pPr>
+      <w:r>
+        <w:t>Sécurité</w:t>
+      </w:r>
+    </w:p>
+    <w:p/>
+    <w:p>
+      <w:pPr>
+        <w:pStyle w:val="Heading4"/>
+      </w:pPr>
+      <w:r>
+        <w:t>Infrastructure</w:t>
+      </w:r>
+    </w:p>
+    <w:p>
+      <w:pPr>
+        <w:pStyle w:val="ListBullet"/>
+      </w:pPr>
+      <w:r>
+        <w:rPr>
+          <w:b/>
+          <w:color w:val="003366"/>
+        </w:rPr>
+        <w:t>SSL/TLS</w:t>
+      </w:r>
+      <w:r>
+        <w:t xml:space="preserve"> : Intégré cloud</w:t>
+      </w:r>
+    </w:p>
+    <w:p>
+      <w:pPr>
+        <w:pStyle w:val="ListBullet"/>
+      </w:pPr>
+      <w:r>
+        <w:rPr>
+          <w:b/>
+          <w:color w:val="003366"/>
+        </w:rPr>
+        <w:t>Firewall</w:t>
+      </w:r>
+      <w:r>
+        <w:t xml:space="preserve"> : Intégré cloud</w:t>
+      </w:r>
+    </w:p>
+    <w:p>
+      <w:pPr>
+        <w:pStyle w:val="ListBullet"/>
+      </w:pPr>
+      <w:r>
+        <w:rPr>
+          <w:b/>
+          <w:color w:val="003366"/>
+        </w:rPr>
+        <w:t>DDoS Protection</w:t>
+      </w:r>
+      <w:r>
+        <w:t xml:space="preserve"> : Cloudflare, 12K FCFA-120K FCFA/mois</w:t>
+      </w:r>
+    </w:p>
+    <w:p>
+      <w:pPr>
+        <w:pStyle w:val="ListBullet"/>
+      </w:pPr>
+      <w:r>
+        <w:rPr>
+          <w:b/>
+          <w:color w:val="003366"/>
+        </w:rPr>
+        <w:t>Budget</w:t>
+      </w:r>
+      <w:r>
+        <w:t xml:space="preserve"> : 144K FCFA-1 millions FCFA/an</w:t>
+      </w:r>
+    </w:p>
+    <w:p/>
+    <w:p>
+      <w:pPr>
+        <w:pStyle w:val="Heading4"/>
+      </w:pPr>
+      <w:r>
+        <w:t>Authentification</w:t>
+      </w:r>
+    </w:p>
+    <w:p>
+      <w:pPr>
+        <w:pStyle w:val="ListBullet"/>
+      </w:pPr>
+      <w:r>
+        <w:rPr>
+          <w:b/>
+          <w:color w:val="003366"/>
+        </w:rPr>
+        <w:t>JWT sécurisé</w:t>
+      </w:r>
+      <w:r>
+        <w:t xml:space="preserve"> : Développement interne</w:t>
+      </w:r>
+    </w:p>
+    <w:p>
+      <w:pPr>
+        <w:pStyle w:val="ListBullet"/>
+      </w:pPr>
+      <w:r>
+        <w:rPr>
+          <w:b/>
+          <w:color w:val="003366"/>
+        </w:rPr>
+        <w:t>2FA</w:t>
+      </w:r>
+      <w:r>
+        <w:t xml:space="preserve"> : Développement interne</w:t>
+      </w:r>
+    </w:p>
+    <w:p>
+      <w:pPr>
+        <w:pStyle w:val="ListBullet"/>
+      </w:pPr>
+      <w:r>
+        <w:rPr>
+          <w:b/>
+          <w:color w:val="003366"/>
+        </w:rPr>
+        <w:t>Budget</w:t>
+      </w:r>
+      <w:r>
+        <w:t xml:space="preserve"> : Intégré dans développement</w:t>
+      </w:r>
+    </w:p>
+    <w:p/>
+    <w:p>
+      <w:pPr>
+        <w:pStyle w:val="Heading4"/>
+      </w:pPr>
+      <w:r>
+        <w:t>Données</w:t>
+      </w:r>
+    </w:p>
+    <w:p>
+      <w:pPr>
+        <w:pStyle w:val="ListBullet"/>
+      </w:pPr>
+      <w:r>
+        <w:rPr>
+          <w:b/>
+          <w:color w:val="003366"/>
+        </w:rPr>
+        <w:t>Chiffrement</w:t>
+      </w:r>
+      <w:r>
+        <w:t xml:space="preserve"> : End-to-end, intégré</w:t>
+      </w:r>
+    </w:p>
+    <w:p>
+      <w:pPr>
+        <w:pStyle w:val="ListBullet"/>
+      </w:pPr>
+      <w:r>
+        <w:rPr>
+          <w:b/>
+          <w:color w:val="003366"/>
+        </w:rPr>
+        <w:t>Backup</w:t>
+      </w:r>
+      <w:r>
+        <w:t xml:space="preserve"> : Quotidien, intégré cloud</w:t>
+      </w:r>
+    </w:p>
+    <w:p>
+      <w:pPr>
+        <w:pStyle w:val="ListBullet"/>
+      </w:pPr>
+      <w:r>
+        <w:rPr>
+          <w:b/>
+          <w:color w:val="003366"/>
+        </w:rPr>
+        <w:t>Budget</w:t>
+      </w:r>
+      <w:r>
+        <w:t xml:space="preserve"> : Intégré dans cloud</w:t>
+      </w:r>
+    </w:p>
+    <w:p/>
+    <w:p>
+      <w:pPr>
+        <w:pStyle w:val="Heading3"/>
+      </w:pPr>
+      <w:r>
+        <w:t>Conformité</w:t>
+      </w:r>
+    </w:p>
+    <w:p/>
+    <w:p>
+      <w:pPr>
+        <w:pStyle w:val="Heading4"/>
+      </w:pPr>
+      <w:r>
+        <w:t>RGPD / Lois Locales</w:t>
+      </w:r>
+    </w:p>
+    <w:p>
+      <w:pPr>
+        <w:pStyle w:val="ListBullet"/>
+      </w:pPr>
+      <w:r>
+        <w:rPr>
+          <w:b/>
+          <w:color w:val="003366"/>
+        </w:rPr>
+        <w:t>Veille juridique</w:t>
+      </w:r>
+      <w:r>
+        <w:t xml:space="preserve"> : Consultant légal</w:t>
+      </w:r>
+    </w:p>
+    <w:p>
+      <w:pPr>
+        <w:pStyle w:val="ListBullet"/>
+      </w:pPr>
+      <w:r>
+        <w:rPr>
+          <w:b/>
+          <w:color w:val="003366"/>
+        </w:rPr>
+        <w:t>Audits</w:t>
+      </w:r>
+      <w:r>
+        <w:t xml:space="preserve"> : Annuels, 6 millions FCFA-12 millions FCFA- </w:t>
+      </w:r>
+      <w:r>
+        <w:rPr>
+          <w:b/>
+          <w:color w:val="003366"/>
+        </w:rPr>
+        <w:t>Budget</w:t>
+      </w:r>
+      <w:r>
+        <w:t xml:space="preserve"> : 9 millions FCFA-18 millions FCFA/an</w:t>
+      </w:r>
+    </w:p>
+    <w:p/>
+    <w:p>
+      <w:pPr>
+        <w:pStyle w:val="Heading4"/>
+      </w:pPr>
+      <w:r>
+        <w:t>Paiements (PCI-DSS)</w:t>
+      </w:r>
+    </w:p>
+    <w:p>
+      <w:pPr>
+        <w:pStyle w:val="ListBullet"/>
+      </w:pPr>
+      <w:r>
+        <w:rPr>
+          <w:b/>
+          <w:color w:val="003366"/>
+        </w:rPr>
+        <w:t>Compliance</w:t>
+      </w:r>
+      <w:r>
+        <w:t xml:space="preserve"> : Via processeur paiement (Stripe, etc.)</w:t>
+      </w:r>
+    </w:p>
+    <w:p>
+      <w:pPr>
+        <w:pStyle w:val="ListBullet"/>
+      </w:pPr>
+      <w:r>
+        <w:rPr>
+          <w:b/>
+          <w:color w:val="003366"/>
+        </w:rPr>
+        <w:t>Audits</w:t>
+      </w:r>
+      <w:r>
+        <w:t xml:space="preserve"> : Intégrés processeur</w:t>
+      </w:r>
+    </w:p>
+    <w:p>
+      <w:pPr>
+        <w:pStyle w:val="ListBullet"/>
+      </w:pPr>
+      <w:r>
+        <w:rPr>
+          <w:b/>
+          <w:color w:val="003366"/>
+        </w:rPr>
+        <w:t>Budget</w:t>
+      </w:r>
+      <w:r>
+        <w:t xml:space="preserve"> : Intégré dans frais transaction</w:t>
+      </w:r>
+    </w:p>
+    <w:p/>
+    <w:p>
+      <w:r>
+        <w:rPr>
+          <w:color w:val="C8C8C8"/>
+        </w:rPr>
+        <w:t>________________________________________________________________________________</w:t>
+      </w:r>
+    </w:p>
+    <w:p/>
+    <w:p>
+      <w:pPr>
+        <w:pStyle w:val="Heading2"/>
+      </w:pPr>
+      <w:r>
+        <w:t>QUALITÉ ET MONITORING</w:t>
+      </w:r>
+    </w:p>
+    <w:p/>
+    <w:p>
+      <w:pPr>
+        <w:pStyle w:val="Heading3"/>
+      </w:pPr>
+      <w:r>
+        <w:t>Tests</w:t>
+      </w:r>
+    </w:p>
+    <w:p/>
+    <w:p>
+      <w:pPr>
+        <w:pStyle w:val="Heading4"/>
+      </w:pPr>
+      <w:r>
+        <w:t>Automatisation</w:t>
+      </w:r>
+    </w:p>
+    <w:p>
+      <w:pPr>
+        <w:pStyle w:val="ListBullet"/>
+      </w:pPr>
+      <w:r>
+        <w:rPr>
+          <w:b/>
+          <w:color w:val="003366"/>
+        </w:rPr>
+        <w:t>Unitaires</w:t>
+      </w:r>
+      <w:r>
+        <w:t xml:space="preserve"> : Intégrés développement</w:t>
+      </w:r>
+    </w:p>
+    <w:p>
+      <w:pPr>
+        <w:pStyle w:val="ListBullet"/>
+      </w:pPr>
+      <w:r>
+        <w:rPr>
+          <w:b/>
+          <w:color w:val="003366"/>
+        </w:rPr>
+        <w:t>Intégration</w:t>
+      </w:r>
+      <w:r>
+        <w:t xml:space="preserve"> : CI/CD</w:t>
+      </w:r>
+    </w:p>
+    <w:p>
+      <w:pPr>
+        <w:pStyle w:val="ListBullet"/>
+      </w:pPr>
+      <w:r>
+        <w:rPr>
+          <w:b/>
+          <w:color w:val="003366"/>
+        </w:rPr>
+        <w:t>E2E</w:t>
+      </w:r>
+      <w:r>
+        <w:t xml:space="preserve"> : Playwright, Detox</w:t>
+      </w:r>
+    </w:p>
+    <w:p>
+      <w:pPr>
+        <w:pStyle w:val="ListBullet"/>
+      </w:pPr>
+      <w:r>
+        <w:rPr>
+          <w:b/>
+          <w:color w:val="003366"/>
+        </w:rPr>
+        <w:t>Budget</w:t>
+      </w:r>
+      <w:r>
+        <w:t xml:space="preserve"> : Intégré dans développement</w:t>
+      </w:r>
+    </w:p>
+    <w:p/>
+    <w:p>
+      <w:pPr>
+        <w:pStyle w:val="Heading4"/>
+      </w:pPr>
+      <w:r>
+        <w:t>Tests Manuels</w:t>
+      </w:r>
+    </w:p>
+    <w:p>
+      <w:pPr>
+        <w:pStyle w:val="ListBullet"/>
+      </w:pPr>
+      <w:r>
+        <w:rPr>
+          <w:b/>
+          <w:color w:val="003366"/>
+        </w:rPr>
+        <w:t>QA Team</w:t>
+      </w:r>
+      <w:r>
+        <w:t xml:space="preserve"> : 2 personnes</w:t>
+      </w:r>
+    </w:p>
+    <w:p>
+      <w:pPr>
+        <w:pStyle w:val="ListBullet"/>
+      </w:pPr>
+      <w:r>
+        <w:rPr>
+          <w:b/>
+          <w:color w:val="003366"/>
+        </w:rPr>
+        <w:t>Budget</w:t>
+      </w:r>
+      <w:r>
+        <w:t xml:space="preserve"> : Intégré dans technique</w:t>
+      </w:r>
+    </w:p>
+    <w:p/>
+    <w:p>
+      <w:pPr>
+        <w:pStyle w:val="Heading3"/>
+      </w:pPr>
+      <w:r>
+        <w:t>Monitoring</w:t>
+      </w:r>
+    </w:p>
+    <w:p/>
+    <w:p>
+      <w:pPr>
+        <w:pStyle w:val="Heading4"/>
+      </w:pPr>
+      <w:r>
+        <w:t>Infrastructure</w:t>
+      </w:r>
+    </w:p>
+    <w:p>
+      <w:pPr>
+        <w:pStyle w:val="ListBullet"/>
+      </w:pPr>
+      <w:r>
+        <w:rPr>
+          <w:b/>
+          <w:color w:val="003366"/>
+        </w:rPr>
+        <w:t>Logs</w:t>
+      </w:r>
+      <w:r>
+        <w:t xml:space="preserve"> : CloudWatch, Datadog, etc.</w:t>
+      </w:r>
+    </w:p>
+    <w:p>
+      <w:pPr>
+        <w:pStyle w:val="ListBullet"/>
+      </w:pPr>
+      <w:r>
+        <w:rPr>
+          <w:b/>
+          <w:color w:val="003366"/>
+        </w:rPr>
+        <w:t>Métriques</w:t>
+      </w:r>
+      <w:r>
+        <w:t xml:space="preserve"> : Prometheus, Grafana</w:t>
+      </w:r>
+    </w:p>
+    <w:p>
+      <w:pPr>
+        <w:pStyle w:val="ListBullet"/>
+      </w:pPr>
+      <w:r>
+        <w:rPr>
+          <w:b/>
+          <w:color w:val="003366"/>
+        </w:rPr>
+        <w:t>Alertes</w:t>
+      </w:r>
+      <w:r>
+        <w:t xml:space="preserve"> : PagerDuty, 12K FCFA-60K FCFA/mois</w:t>
+      </w:r>
+    </w:p>
+    <w:p>
+      <w:pPr>
+        <w:pStyle w:val="ListBullet"/>
+      </w:pPr>
+      <w:r>
+        <w:rPr>
+          <w:b/>
+          <w:color w:val="003366"/>
+        </w:rPr>
+        <w:t>Budget</w:t>
+      </w:r>
+      <w:r>
+        <w:t xml:space="preserve"> : 300K FCFA-1 millions FCFA/mois = 3 millions FCFA-14 millions FCFA/an</w:t>
+      </w:r>
+    </w:p>
+    <w:p/>
+    <w:p>
+      <w:pPr>
+        <w:pStyle w:val="Heading4"/>
+      </w:pPr>
+      <w:r>
+        <w:t>Application</w:t>
+      </w:r>
+    </w:p>
+    <w:p>
+      <w:pPr>
+        <w:pStyle w:val="ListBullet"/>
+      </w:pPr>
+      <w:r>
+        <w:rPr>
+          <w:b/>
+          <w:color w:val="003366"/>
+        </w:rPr>
+        <w:t>APM</w:t>
+      </w:r>
+      <w:r>
+        <w:t xml:space="preserve"> : New Relic, Datadog, 120K FCFA-1 millions FCFA/mois</w:t>
+      </w:r>
+    </w:p>
+    <w:p>
+      <w:pPr>
+        <w:pStyle w:val="ListBullet"/>
+      </w:pPr>
+      <w:r>
+        <w:rPr>
+          <w:b/>
+          <w:color w:val="003366"/>
+        </w:rPr>
+        <w:t>Error Tracking</w:t>
+      </w:r>
+      <w:r>
+        <w:t xml:space="preserve"> : Sentry, 30K FCFA-300K FCFA/mois</w:t>
+      </w:r>
+    </w:p>
+    <w:p>
+      <w:pPr>
+        <w:pStyle w:val="ListBullet"/>
+      </w:pPr>
+      <w:r>
+        <w:rPr>
+          <w:b/>
+          <w:color w:val="003366"/>
+        </w:rPr>
+        <w:t>Budget</w:t>
+      </w:r>
+      <w:r>
+        <w:t xml:space="preserve"> : 1 millions FCFA-18 millions FCFA/an</w:t>
+      </w:r>
+    </w:p>
+    <w:p/>
+    <w:p>
+      <w:pPr/>
+      <w:r>
+        <w:rPr>
+          <w:b/>
+          <w:color w:val="003366"/>
+        </w:rPr>
+        <w:t>Budget Monitoring 2026</w:t>
+      </w:r>
+      <w:r>
+        <w:t xml:space="preserve"> : 5 millions FCFA-32 millions FCFA---</w:t>
+      </w:r>
+    </w:p>
+    <w:p/>
+    <w:p>
+      <w:pPr>
+        <w:pStyle w:val="Heading2"/>
+      </w:pPr>
+      <w:r>
+        <w:t>CROISSANCE ÉQUIPE (2026-2029)</w:t>
+      </w:r>
+    </w:p>
+    <w:p/>
+    <w:p>
+      <w:pPr>
+        <w:pStyle w:val="Heading3"/>
+      </w:pPr>
+      <w:r>
         <w:t>2026</w:t>
       </w:r>
     </w:p>
@@ -1702,7 +5204,14 @@
         <w:pStyle w:val="ListBullet"/>
       </w:pPr>
       <w:r>
-        <w:t>**Cloud Provider** : AWS / Render</w:t>
+        <w:rPr>
+          <w:b/>
+          <w:color w:val="003366"/>
+        </w:rPr>
+        <w:t>Total</w:t>
+      </w:r>
+      <w:r>
+        <w:t xml:space="preserve"> : 60-85 personnes</w:t>
       </w:r>
     </w:p>
     <w:p>
@@ -1710,7 +5219,23 @@
         <w:pStyle w:val="ListBullet"/>
       </w:pPr>
       <w:r>
-        <w:t>**Services** : Compute, storage, database, CDN</w:t>
+        <w:rPr>
+          <w:b/>
+          <w:color w:val="003366"/>
+        </w:rPr>
+        <w:t>Répartition</w:t>
+      </w:r>
+      <w:r>
+        <w:t xml:space="preserve"> : Technique (20), Opérations (30), Marketing (15), BD (10), Finance (8)</w:t>
+      </w:r>
+    </w:p>
+    <w:p/>
+    <w:p>
+      <w:pPr>
+        <w:pStyle w:val="Heading3"/>
+      </w:pPr>
+      <w:r>
+        <w:t>2027</w:t>
       </w:r>
     </w:p>
     <w:p>
@@ -1718,7 +5243,14 @@
         <w:pStyle w:val="ListBullet"/>
       </w:pPr>
       <w:r>
-        <w:t>**Budget mensuel** : $8,000-$12,000</w:t>
+        <w:rPr>
+          <w:b/>
+          <w:color w:val="003366"/>
+        </w:rPr>
+        <w:t>Total</w:t>
+      </w:r>
+      <w:r>
+        <w:t xml:space="preserve"> : 150-200 personnes</w:t>
       </w:r>
     </w:p>
     <w:p>
@@ -1726,12 +5258,217 @@
         <w:pStyle w:val="ListBullet"/>
       </w:pPr>
       <w:r>
-        <w:t>**Budget annuel** : $96,000-$144,000</w:t>
-      </w:r>
-    </w:p>
-    <w:p>
-      <w:pPr>
-        <w:pStyle w:val="Heading4"/>
+        <w:rPr>
+          <w:b/>
+          <w:color w:val="003366"/>
+        </w:rPr>
+        <w:t>Répartition</w:t>
+      </w:r>
+      <w:r>
+        <w:t xml:space="preserve"> : Technique (40), Opérations (80), Marketing (30), BD (25), Finance (15)</w:t>
+      </w:r>
+    </w:p>
+    <w:p/>
+    <w:p>
+      <w:pPr>
+        <w:pStyle w:val="Heading3"/>
+      </w:pPr>
+      <w:r>
+        <w:t>2028</w:t>
+      </w:r>
+    </w:p>
+    <w:p>
+      <w:pPr>
+        <w:pStyle w:val="ListBullet"/>
+      </w:pPr>
+      <w:r>
+        <w:rPr>
+          <w:b/>
+          <w:color w:val="003366"/>
+        </w:rPr>
+        <w:t>Total</w:t>
+      </w:r>
+      <w:r>
+        <w:t xml:space="preserve"> : 350-450 personnes</w:t>
+      </w:r>
+    </w:p>
+    <w:p>
+      <w:pPr>
+        <w:pStyle w:val="ListBullet"/>
+      </w:pPr>
+      <w:r>
+        <w:rPr>
+          <w:b/>
+          <w:color w:val="003366"/>
+        </w:rPr>
+        <w:t>Répartition</w:t>
+      </w:r>
+      <w:r>
+        <w:t xml:space="preserve"> : Technique (80), Opérations (180), Marketing (70), BD (50), Finance (30)</w:t>
+      </w:r>
+    </w:p>
+    <w:p/>
+    <w:p>
+      <w:pPr>
+        <w:pStyle w:val="Heading3"/>
+      </w:pPr>
+      <w:r>
+        <w:t>2029</w:t>
+      </w:r>
+    </w:p>
+    <w:p>
+      <w:pPr>
+        <w:pStyle w:val="ListBullet"/>
+      </w:pPr>
+      <w:r>
+        <w:rPr>
+          <w:b/>
+          <w:color w:val="003366"/>
+        </w:rPr>
+        <w:t>Total</w:t>
+      </w:r>
+      <w:r>
+        <w:t xml:space="preserve"> : 700-900 personnes</w:t>
+      </w:r>
+    </w:p>
+    <w:p>
+      <w:pPr>
+        <w:pStyle w:val="ListBullet"/>
+      </w:pPr>
+      <w:r>
+        <w:rPr>
+          <w:b/>
+          <w:color w:val="003366"/>
+        </w:rPr>
+        <w:t>Répartition</w:t>
+      </w:r>
+      <w:r>
+        <w:t xml:space="preserve"> : Technique (150), Opérations (400), Marketing (150), BD (100), Finance (50)</w:t>
+      </w:r>
+    </w:p>
+    <w:p/>
+    <w:p>
+      <w:r>
+        <w:rPr>
+          <w:color w:val="C8C8C8"/>
+        </w:rPr>
+        <w:t>________________________________________________________________________________</w:t>
+      </w:r>
+    </w:p>
+    <w:p/>
+    <w:p>
+      <w:pPr>
+        <w:pStyle w:val="Heading2"/>
+      </w:pPr>
+      <w:r>
+        <w:t>BUDGET OPÉRATIONNEL TOTAL</w:t>
+      </w:r>
+    </w:p>
+    <w:p/>
+    <w:p>
+      <w:pPr>
+        <w:pStyle w:val="Heading3"/>
+      </w:pPr>
+      <w:r>
+        <w:t>2026</w:t>
+      </w:r>
+    </w:p>
+    <w:p>
+      <w:pPr>
+        <w:pStyle w:val="ListBullet"/>
+      </w:pPr>
+      <w:r>
+        <w:rPr>
+          <w:b/>
+          <w:color w:val="003366"/>
+        </w:rPr>
+        <w:t>Personnel</w:t>
+      </w:r>
+      <w:r>
+        <w:t xml:space="preserve"> : 1.5 billions FCFA-2.7 billions FCFA- </w:t>
+      </w:r>
+      <w:r>
+        <w:rPr>
+          <w:b/>
+          <w:color w:val="003366"/>
+        </w:rPr>
+        <w:t>Bureaux</w:t>
+      </w:r>
+      <w:r>
+        <w:t xml:space="preserve"> : 45 millions FCFA- </w:t>
+      </w:r>
+      <w:r>
+        <w:rPr>
+          <w:b/>
+          <w:color w:val="003366"/>
+        </w:rPr>
+        <w:t>Infrastructure Cloud</w:t>
+      </w:r>
+      <w:r>
+        <w:t xml:space="preserve"> : 60 millions FCFA-90 millions FCFA- </w:t>
+      </w:r>
+      <w:r>
+        <w:rPr>
+          <w:b/>
+          <w:color w:val="003366"/>
+        </w:rPr>
+        <w:t>Outils &amp; Licences</w:t>
+      </w:r>
+      <w:r>
+        <w:t xml:space="preserve"> : 9 millions FCFA-45 millions FCFA- </w:t>
+      </w:r>
+      <w:r>
+        <w:rPr>
+          <w:b/>
+          <w:color w:val="003366"/>
+        </w:rPr>
+        <w:t>Support Client</w:t>
+      </w:r>
+      <w:r>
+        <w:t xml:space="preserve"> : 180 millions FCFA-300 millions FCFA- </w:t>
+      </w:r>
+      <w:r>
+        <w:rPr>
+          <w:b/>
+          <w:color w:val="003366"/>
+        </w:rPr>
+        <w:t>Sécurité &amp; Conformité</w:t>
+      </w:r>
+      <w:r>
+        <w:t xml:space="preserve"> : 12 millions FCFA-21 millions FCFA- </w:t>
+      </w:r>
+      <w:r>
+        <w:rPr>
+          <w:b/>
+          <w:color w:val="003366"/>
+        </w:rPr>
+        <w:t>Monitoring</w:t>
+      </w:r>
+      <w:r>
+        <w:t xml:space="preserve"> : 6 millions FCFA-33 millions FCFA- </w:t>
+      </w:r>
+      <w:r>
+        <w:rPr>
+          <w:b/>
+          <w:color w:val="003366"/>
+        </w:rPr>
+        <w:t>TOTAL</w:t>
+      </w:r>
+      <w:r>
+        <w:t xml:space="preserve"> : </w:t>
+      </w:r>
+      <w:r>
+        <w:rPr>
+          <w:b/>
+          <w:color w:val="003366"/>
+        </w:rPr>
+        <w:t>1.8 billions FCFA-3.2 billions FCFA</w:t>
+      </w:r>
+    </w:p>
+    <w:p/>
+    <w:p>
+      <w:pPr>
+        <w:pStyle w:val="Heading3"/>
       </w:pPr>
       <w:r>
         <w:t>2027</w:t>
@@ -1742,7 +5479,100 @@
         <w:pStyle w:val="ListBullet"/>
       </w:pPr>
       <w:r>
-        <w:t>**Budget mensuel** : $20,000-$30,000</w:t>
+        <w:rPr>
+          <w:b/>
+          <w:color w:val="003366"/>
+        </w:rPr>
+        <w:t>Personnel</w:t>
+      </w:r>
+      <w:r>
+        <w:t xml:space="preserve"> : 3.6 billions FCFA-6.0 billions FCFA- </w:t>
+      </w:r>
+      <w:r>
+        <w:rPr>
+          <w:b/>
+          <w:color w:val="003366"/>
+        </w:rPr>
+        <w:t>Bureaux</w:t>
+      </w:r>
+      <w:r>
+        <w:t xml:space="preserve"> : 120 millions FCFA- </w:t>
+      </w:r>
+      <w:r>
+        <w:rPr>
+          <w:b/>
+          <w:color w:val="003366"/>
+        </w:rPr>
+        <w:t>Infrastructure Cloud</w:t>
+      </w:r>
+      <w:r>
+        <w:t xml:space="preserve"> : 150 millions FCFA-240 millions FCFA- </w:t>
+      </w:r>
+      <w:r>
+        <w:rPr>
+          <w:b/>
+          <w:color w:val="003366"/>
+        </w:rPr>
+        <w:t>Outils &amp; Licences</w:t>
+      </w:r>
+      <w:r>
+        <w:t xml:space="preserve"> : 18 millions FCFA-120 millions FCFA- </w:t>
+      </w:r>
+      <w:r>
+        <w:rPr>
+          <w:b/>
+          <w:color w:val="003366"/>
+        </w:rPr>
+        <w:t>Support Client</w:t>
+      </w:r>
+      <w:r>
+        <w:t xml:space="preserve"> : 480 millions FCFA-720 millions FCFA- </w:t>
+      </w:r>
+      <w:r>
+        <w:rPr>
+          <w:b/>
+          <w:color w:val="003366"/>
+        </w:rPr>
+        <w:t>Sécurité &amp; Conformité</w:t>
+      </w:r>
+      <w:r>
+        <w:t xml:space="preserve"> : 24 millions FCFA-42 millions FCFA- </w:t>
+      </w:r>
+      <w:r>
+        <w:rPr>
+          <w:b/>
+          <w:color w:val="003366"/>
+        </w:rPr>
+        <w:t>Monitoring</w:t>
+      </w:r>
+      <w:r>
+        <w:t xml:space="preserve"> : 15 millions FCFA-60 millions FCFA- </w:t>
+      </w:r>
+      <w:r>
+        <w:rPr>
+          <w:b/>
+          <w:color w:val="003366"/>
+        </w:rPr>
+        <w:t>TOTAL</w:t>
+      </w:r>
+      <w:r>
+        <w:t xml:space="preserve"> : </w:t>
+      </w:r>
+      <w:r>
+        <w:rPr>
+          <w:b/>
+          <w:color w:val="003366"/>
+        </w:rPr>
+        <w:t>4.4 billions FCFA-7.2 billions FCFA</w:t>
+      </w:r>
+    </w:p>
+    <w:p/>
+    <w:p>
+      <w:pPr>
+        <w:pStyle w:val="Heading3"/>
+      </w:pPr>
+      <w:r>
+        <w:t>2028</w:t>
       </w:r>
     </w:p>
     <w:p>
@@ -1750,15 +5580,100 @@
         <w:pStyle w:val="ListBullet"/>
       </w:pPr>
       <w:r>
-        <w:t>**Budget annuel** : $240,000-$360,000</w:t>
-      </w:r>
-    </w:p>
-    <w:p>
-      <w:pPr>
-        <w:pStyle w:val="Heading4"/>
-      </w:pPr>
-      <w:r>
-        <w:t>2028</w:t>
+        <w:rPr>
+          <w:b/>
+          <w:color w:val="003366"/>
+        </w:rPr>
+        <w:t>Personnel</w:t>
+      </w:r>
+      <w:r>
+        <w:t xml:space="preserve"> : 9.0 billions FCFA-15.0 billions FCFA- </w:t>
+      </w:r>
+      <w:r>
+        <w:rPr>
+          <w:b/>
+          <w:color w:val="003366"/>
+        </w:rPr>
+        <w:t>Bureaux</w:t>
+      </w:r>
+      <w:r>
+        <w:t xml:space="preserve"> : 300 millions FCFA- </w:t>
+      </w:r>
+      <w:r>
+        <w:rPr>
+          <w:b/>
+          <w:color w:val="003366"/>
+        </w:rPr>
+        <w:t>Infrastructure Cloud</w:t>
+      </w:r>
+      <w:r>
+        <w:t xml:space="preserve"> : 390 millions FCFA-600 millions FCFA- </w:t>
+      </w:r>
+      <w:r>
+        <w:rPr>
+          <w:b/>
+          <w:color w:val="003366"/>
+        </w:rPr>
+        <w:t>Outils &amp; Licences</w:t>
+      </w:r>
+      <w:r>
+        <w:t xml:space="preserve"> : 42 millions FCFA-240 millions FCFA- </w:t>
+      </w:r>
+      <w:r>
+        <w:rPr>
+          <w:b/>
+          <w:color w:val="003366"/>
+        </w:rPr>
+        <w:t>Support Client</w:t>
+      </w:r>
+      <w:r>
+        <w:t xml:space="preserve"> : 1.2 billions FCFA-1.8 billions FCFA- </w:t>
+      </w:r>
+      <w:r>
+        <w:rPr>
+          <w:b/>
+          <w:color w:val="003366"/>
+        </w:rPr>
+        <w:t>Sécurité &amp; Conformité</w:t>
+      </w:r>
+      <w:r>
+        <w:t xml:space="preserve"> : 48 millions FCFA-90 millions FCFA- </w:t>
+      </w:r>
+      <w:r>
+        <w:rPr>
+          <w:b/>
+          <w:color w:val="003366"/>
+        </w:rPr>
+        <w:t>Monitoring</w:t>
+      </w:r>
+      <w:r>
+        <w:t xml:space="preserve"> : 36 millions FCFA-150 millions FCFA- </w:t>
+      </w:r>
+      <w:r>
+        <w:rPr>
+          <w:b/>
+          <w:color w:val="003366"/>
+        </w:rPr>
+        <w:t>TOTAL</w:t>
+      </w:r>
+      <w:r>
+        <w:t xml:space="preserve"> : </w:t>
+      </w:r>
+      <w:r>
+        <w:rPr>
+          <w:b/>
+          <w:color w:val="003366"/>
+        </w:rPr>
+        <w:t>11.0 billions FCFA-18.0 billions FCFA</w:t>
+      </w:r>
+    </w:p>
+    <w:p/>
+    <w:p>
+      <w:pPr>
+        <w:pStyle w:val="Heading3"/>
+      </w:pPr>
+      <w:r>
+        <w:t>2029</w:t>
       </w:r>
     </w:p>
     <w:p>
@@ -1766,1432 +5681,112 @@
         <w:pStyle w:val="ListBullet"/>
       </w:pPr>
       <w:r>
-        <w:t>**Budget mensuel** : $50,000-$75,000</w:t>
-      </w:r>
-    </w:p>
-    <w:p>
-      <w:pPr>
-        <w:pStyle w:val="ListBullet"/>
-      </w:pPr>
-      <w:r>
-        <w:t>**Budget annuel** : $600,000-$900,000</w:t>
-      </w:r>
-    </w:p>
-    <w:p>
-      <w:pPr>
-        <w:pStyle w:val="Heading4"/>
-      </w:pPr>
-      <w:r>
-        <w:t>2029</w:t>
-      </w:r>
-    </w:p>
-    <w:p>
-      <w:pPr>
-        <w:pStyle w:val="ListBullet"/>
-      </w:pPr>
-      <w:r>
-        <w:t>**Budget mensuel** : $120,000-$180,000</w:t>
-      </w:r>
-    </w:p>
-    <w:p>
-      <w:pPr>
-        <w:pStyle w:val="ListBullet"/>
-      </w:pPr>
-      <w:r>
-        <w:t>**Budget annuel** : $1,440,000-$2,160,000</w:t>
-      </w:r>
-    </w:p>
-    <w:p>
-      <w:r>
-        <w:t>__________________________________________________</w:t>
-      </w:r>
-    </w:p>
-    <w:p>
-      <w:pPr>
-        <w:pStyle w:val="Heading3"/>
-      </w:pPr>
-      <w:r>
+        <w:rPr>
+          <w:b/>
+          <w:color w:val="003366"/>
+        </w:rPr>
+        <w:t>Personnel</w:t>
+      </w:r>
+      <w:r>
+        <w:t xml:space="preserve"> : 21.0 billions FCFA-33.0 billions FCFA- </w:t>
+      </w:r>
+      <w:r>
+        <w:rPr>
+          <w:b/>
+          <w:color w:val="003366"/>
+        </w:rPr>
+        <w:t>Bureaux</w:t>
+      </w:r>
+      <w:r>
+        <w:t xml:space="preserve"> : 720 millions FCFA- </w:t>
+      </w:r>
+      <w:r>
+        <w:rPr>
+          <w:b/>
+          <w:color w:val="003366"/>
+        </w:rPr>
+        <w:t>Infrastructure Cloud</w:t>
+      </w:r>
+      <w:r>
+        <w:t xml:space="preserve"> : 900 millions FCFA-1.5 billions FCFA- </w:t>
+      </w:r>
+      <w:r>
+        <w:rPr>
+          <w:b/>
+          <w:color w:val="003366"/>
+        </w:rPr>
         <w:t>Outils &amp; Licences</w:t>
       </w:r>
-    </w:p>
-    <w:p>
-      <w:pPr>
-        <w:pStyle w:val="Heading4"/>
-      </w:pPr>
-      <w:r>
-        <w:t>Développement</w:t>
-      </w:r>
-    </w:p>
-    <w:p>
-      <w:pPr>
-        <w:pStyle w:val="ListBullet"/>
-      </w:pPr>
-      <w:r>
-        <w:t>**GitHub/GitLab** : $50-$200/mois</w:t>
-      </w:r>
-    </w:p>
-    <w:p>
-      <w:pPr>
-        <w:pStyle w:val="ListBullet"/>
-      </w:pPr>
-      <w:r>
-        <w:t>**CI/CD** : $100-$500/mois</w:t>
-      </w:r>
-    </w:p>
-    <w:p>
-      <w:pPr>
-        <w:pStyle w:val="ListBullet"/>
-      </w:pPr>
-      <w:r>
-        <w:t>**Monitoring** : $200-$1,000/mois</w:t>
-      </w:r>
-    </w:p>
-    <w:p>
-      <w:pPr>
-        <w:pStyle w:val="ListBullet"/>
-      </w:pPr>
-      <w:r>
-        <w:t>**Total** : $4,200-$20,400/an</w:t>
-      </w:r>
-    </w:p>
-    <w:p>
-      <w:pPr>
-        <w:pStyle w:val="Heading4"/>
-      </w:pPr>
-      <w:r>
-        <w:t>Communication</w:t>
-      </w:r>
-    </w:p>
-    <w:p>
-      <w:pPr>
-        <w:pStyle w:val="ListBullet"/>
-      </w:pPr>
-      <w:r>
-        <w:t>**Slack** : $100-$500/mois</w:t>
-      </w:r>
-    </w:p>
-    <w:p>
-      <w:pPr>
-        <w:pStyle w:val="ListBullet"/>
-      </w:pPr>
-      <w:r>
-        <w:t>**Zoom** : $50-$200/mois</w:t>
-      </w:r>
-    </w:p>
-    <w:p>
-      <w:pPr>
-        <w:pStyle w:val="ListBullet"/>
-      </w:pPr>
-      <w:r>
-        <w:t>**Email** : $50-$200/mois</w:t>
-      </w:r>
-    </w:p>
-    <w:p>
-      <w:pPr>
-        <w:pStyle w:val="ListBullet"/>
-      </w:pPr>
-      <w:r>
-        <w:t>**Total** : $2,400-$10,800/an</w:t>
-      </w:r>
-    </w:p>
-    <w:p>
-      <w:pPr>
-        <w:pStyle w:val="Heading4"/>
-      </w:pPr>
-      <w:r>
-        <w:t>Productivité</w:t>
-      </w:r>
-    </w:p>
-    <w:p>
-      <w:pPr>
-        <w:pStyle w:val="ListBullet"/>
-      </w:pPr>
-      <w:r>
-        <w:t>**Google Workspace** : $100-$500/mois</w:t>
-      </w:r>
-    </w:p>
-    <w:p>
-      <w:pPr>
-        <w:pStyle w:val="ListBullet"/>
-      </w:pPr>
-      <w:r>
-        <w:t>**Notion/Confluence** : $50-$300/mois</w:t>
-      </w:r>
-    </w:p>
-    <w:p>
-      <w:pPr>
-        <w:pStyle w:val="ListBullet"/>
-      </w:pPr>
-      <w:r>
-        <w:t>**Design** : $50-$200/mois (Figma, etc.)</w:t>
-      </w:r>
-    </w:p>
-    <w:p>
-      <w:pPr>
-        <w:pStyle w:val="ListBullet"/>
-      </w:pPr>
-      <w:r>
-        <w:t>**Total** : $2,400-$12,000/an</w:t>
-      </w:r>
-    </w:p>
-    <w:p>
-      <w:pPr>
-        <w:pStyle w:val="Heading4"/>
-      </w:pPr>
-      <w:r>
-        <w:t>Analytics &amp; Marketing</w:t>
-      </w:r>
-    </w:p>
-    <w:p>
-      <w:pPr>
-        <w:pStyle w:val="ListBullet"/>
-      </w:pPr>
-      <w:r>
-        <w:t>**Google Analytics** : Gratuit</w:t>
-      </w:r>
-    </w:p>
-    <w:p>
-      <w:pPr>
-        <w:pStyle w:val="ListBullet"/>
-      </w:pPr>
-      <w:r>
-        <w:t>**Mixpanel/Amplitude** : $200-$2,000/mois</w:t>
-      </w:r>
-    </w:p>
-    <w:p>
-      <w:pPr>
-        <w:pStyle w:val="ListBullet"/>
-      </w:pPr>
-      <w:r>
-        <w:t>**Email marketing** : $100-$500/mois</w:t>
-      </w:r>
-    </w:p>
-    <w:p>
-      <w:pPr>
-        <w:pStyle w:val="ListBullet"/>
-      </w:pPr>
-      <w:r>
-        <w:t>**Total** : $3,600-$30,000/an</w:t>
-      </w:r>
-    </w:p>
-    <w:p>
-      <w:r/>
-      <w:r>
-        <w:rPr>
-          <w:b/>
-        </w:rPr>
-        <w:t>Budget Outils Total 2026</w:t>
-      </w:r>
-      <w:r>
-        <w:t xml:space="preserve"> : $12,600-$73,200</w:t>
-      </w:r>
-    </w:p>
-    <w:p>
-      <w:r/>
-      <w:r>
-        <w:rPr>
-          <w:b/>
-        </w:rPr>
-        <w:t>Budget Outils Total 2027</w:t>
-      </w:r>
-      <w:r>
-        <w:t xml:space="preserve"> : $25,000-$150,000</w:t>
-      </w:r>
-    </w:p>
-    <w:p>
-      <w:r/>
-      <w:r>
-        <w:rPr>
-          <w:b/>
-        </w:rPr>
-        <w:t>Budget Outils Total 2028</w:t>
-      </w:r>
-      <w:r>
-        <w:t xml:space="preserve"> : $60,000-$350,000</w:t>
-      </w:r>
-    </w:p>
-    <w:p>
-      <w:r/>
-      <w:r>
-        <w:rPr>
-          <w:b/>
-        </w:rPr>
-        <w:t>Budget Outils Total 2029</w:t>
-      </w:r>
-      <w:r>
-        <w:t xml:space="preserve"> : $150,000-$800,000</w:t>
-      </w:r>
-    </w:p>
-    <w:p>
-      <w:r>
-        <w:t>__________________________________________________</w:t>
-      </w:r>
-    </w:p>
-    <w:p>
-      <w:pPr>
-        <w:pStyle w:val="Heading2"/>
-      </w:pPr>
-      <w:r>
-        <w:t>🚚 OPÉRATIONS LIVRAISON</w:t>
-      </w:r>
-    </w:p>
-    <w:p>
-      <w:pPr>
-        <w:pStyle w:val="Heading3"/>
-      </w:pPr>
-      <w:r>
-        <w:t>Gestion Coursiers</w:t>
-      </w:r>
-    </w:p>
-    <w:p>
-      <w:pPr>
-        <w:pStyle w:val="Heading4"/>
-      </w:pPr>
-      <w:r>
-        <w:t>Recrutement</w:t>
-      </w:r>
-    </w:p>
-    <w:p>
-      <w:pPr>
-        <w:pStyle w:val="ListBullet"/>
-      </w:pPr>
-      <w:r>
-        <w:t>**Processus** : Application → Vérification (KYC) → Formation → Activation</w:t>
-      </w:r>
-    </w:p>
-    <w:p>
-      <w:pPr>
-        <w:pStyle w:val="ListBullet"/>
-      </w:pPr>
-      <w:r>
-        <w:t>**Coût par coursier** : $50-$100 (vérification, formation)</w:t>
-      </w:r>
-    </w:p>
-    <w:p>
-      <w:pPr>
-        <w:pStyle w:val="ListBullet"/>
-      </w:pPr>
-      <w:r>
-        <w:t>**Objectif 2026** : 2,500 coursiers</w:t>
-      </w:r>
-    </w:p>
-    <w:p>
-      <w:pPr>
-        <w:pStyle w:val="ListBullet"/>
-      </w:pPr>
-      <w:r>
-        <w:t>**Budget** : $125,000-$250,000</w:t>
-      </w:r>
-    </w:p>
-    <w:p>
-      <w:pPr>
-        <w:pStyle w:val="Heading4"/>
-      </w:pPr>
-      <w:r>
-        <w:t>Formation</w:t>
-      </w:r>
-    </w:p>
-    <w:p>
-      <w:pPr>
-        <w:pStyle w:val="ListBullet"/>
-      </w:pPr>
-      <w:r>
-        <w:t>**Modules** : En ligne, vidéos, quiz</w:t>
-      </w:r>
-    </w:p>
-    <w:p>
-      <w:pPr>
-        <w:pStyle w:val="ListBullet"/>
-      </w:pPr>
-      <w:r>
-        <w:t>**Coût** : Intégré dans recrutement</w:t>
-      </w:r>
-    </w:p>
-    <w:p>
-      <w:pPr>
-        <w:pStyle w:val="ListBullet"/>
-      </w:pPr>
-      <w:r>
-        <w:t>**Suivi** : Évaluations régulières</w:t>
-      </w:r>
-    </w:p>
-    <w:p>
-      <w:pPr>
-        <w:pStyle w:val="Heading4"/>
-      </w:pPr>
-      <w:r>
-        <w:t>Support</w:t>
-      </w:r>
-    </w:p>
-    <w:p>
-      <w:pPr>
-        <w:pStyle w:val="ListBullet"/>
-      </w:pPr>
-      <w:r>
-        <w:t>**Équipe** : 5-6 personnes (département opérations)</w:t>
-      </w:r>
-    </w:p>
-    <w:p>
-      <w:pPr>
-        <w:pStyle w:val="ListBullet"/>
-      </w:pPr>
-      <w:r>
-        <w:t>**Canaux** : Chat, téléphone, email</w:t>
-      </w:r>
-    </w:p>
-    <w:p>
-      <w:pPr>
-        <w:pStyle w:val="ListBullet"/>
-      </w:pPr>
-      <w:r>
-        <w:t>**Budget** : Intégré dans opérations</w:t>
-      </w:r>
-    </w:p>
-    <w:p>
-      <w:r>
-        <w:t>__________________________________________________</w:t>
-      </w:r>
-    </w:p>
-    <w:p>
-      <w:pPr>
-        <w:pStyle w:val="Heading3"/>
-      </w:pPr>
-      <w:r>
-        <w:t>Optimisation Logistique</w:t>
-      </w:r>
-    </w:p>
-    <w:p>
-      <w:pPr>
-        <w:pStyle w:val="Heading4"/>
-      </w:pPr>
-      <w:r>
-        <w:t>IA de Routing</w:t>
-      </w:r>
-    </w:p>
-    <w:p>
-      <w:pPr>
-        <w:pStyle w:val="ListBullet"/>
-      </w:pPr>
-      <w:r>
-        <w:t>**Développement** : Intégré dans technique</w:t>
-      </w:r>
-    </w:p>
-    <w:p>
-      <w:pPr>
-        <w:pStyle w:val="ListBullet"/>
-      </w:pPr>
-      <w:r>
-        <w:t>**Maintenance** : $20,000-$40,000/an</w:t>
-      </w:r>
-    </w:p>
-    <w:p>
-      <w:pPr>
-        <w:pStyle w:val="ListBullet"/>
-      </w:pPr>
-      <w:r>
-        <w:t>**Amélioration continue** : $30,000-$60,000/an</w:t>
-      </w:r>
-    </w:p>
-    <w:p>
-      <w:pPr>
-        <w:pStyle w:val="Heading4"/>
-      </w:pPr>
-      <w:r>
-        <w:t>Suivi Temps Réel</w:t>
-      </w:r>
-    </w:p>
-    <w:p>
-      <w:pPr>
-        <w:pStyle w:val="ListBullet"/>
-      </w:pPr>
-      <w:r>
-        <w:t>**GPS Tracking** : Intégré dans app</w:t>
-      </w:r>
-    </w:p>
-    <w:p>
-      <w:pPr>
-        <w:pStyle w:val="ListBullet"/>
-      </w:pPr>
-      <w:r>
-        <w:t>**Infrastructure** : Intégré dans cloud</w:t>
-      </w:r>
-    </w:p>
-    <w:p>
-      <w:pPr>
-        <w:pStyle w:val="ListBullet"/>
-      </w:pPr>
-      <w:r>
-        <w:t>**Coûts** : Négligeables</w:t>
-      </w:r>
-    </w:p>
-    <w:p>
-      <w:r>
-        <w:t>__________________________________________________</w:t>
-      </w:r>
-    </w:p>
-    <w:p>
-      <w:pPr>
-        <w:pStyle w:val="Heading2"/>
-      </w:pPr>
-      <w:r>
-        <w:t>📞 SUPPORT CLIENT</w:t>
-      </w:r>
-    </w:p>
-    <w:p>
-      <w:pPr>
-        <w:pStyle w:val="Heading3"/>
-      </w:pPr>
-      <w:r>
-        <w:t>Canaux</w:t>
-      </w:r>
-    </w:p>
-    <w:p>
-      <w:pPr>
-        <w:pStyle w:val="Heading4"/>
-      </w:pPr>
-      <w:r>
-        <w:t>Chat en App (24/7)</w:t>
-      </w:r>
-    </w:p>
-    <w:p>
-      <w:pPr>
-        <w:pStyle w:val="ListBullet"/>
-      </w:pPr>
-      <w:r>
-        <w:t>**Équipe** : 8-10 personnes (rotation)</w:t>
-      </w:r>
-    </w:p>
-    <w:p>
-      <w:pPr>
-        <w:pStyle w:val="ListBullet"/>
-      </w:pPr>
-      <w:r>
-        <w:t>**Outils** : Intercom, Zendesk, ou custom</w:t>
-      </w:r>
-    </w:p>
-    <w:p>
-      <w:pPr>
-        <w:pStyle w:val="ListBullet"/>
-      </w:pPr>
-      <w:r>
-        <w:t>**Coût outils** : $200-$1,000/mois</w:t>
-      </w:r>
-    </w:p>
-    <w:p>
-      <w:pPr>
-        <w:pStyle w:val="ListBullet"/>
-      </w:pPr>
-      <w:r>
-        <w:t>**Budget personnel** : Intégré dans opérations</w:t>
-      </w:r>
-    </w:p>
-    <w:p>
-      <w:pPr>
-        <w:pStyle w:val="Heading4"/>
-      </w:pPr>
-      <w:r>
-        <w:t>Email</w:t>
-      </w:r>
-    </w:p>
-    <w:p>
-      <w:pPr>
-        <w:pStyle w:val="ListBullet"/>
-      </w:pPr>
-      <w:r>
-        <w:t>**Équipe** : 2-3 personnes</w:t>
-      </w:r>
-    </w:p>
-    <w:p>
-      <w:pPr>
-        <w:pStyle w:val="ListBullet"/>
-      </w:pPr>
-      <w:r>
-        <w:t>**Outils** : Intégré dans workspace</w:t>
-      </w:r>
-    </w:p>
-    <w:p>
-      <w:pPr>
-        <w:pStyle w:val="ListBullet"/>
-      </w:pPr>
-      <w:r>
-        <w:t>**Budget personnel** : Intégré dans opérations</w:t>
-      </w:r>
-    </w:p>
-    <w:p>
-      <w:pPr>
-        <w:pStyle w:val="Heading4"/>
-      </w:pPr>
-      <w:r>
-        <w:t>Téléphone</w:t>
-      </w:r>
-    </w:p>
-    <w:p>
-      <w:pPr>
-        <w:pStyle w:val="ListBullet"/>
-      </w:pPr>
-      <w:r>
-        <w:t>**Ligne dédiée** : $100-$300/mois</w:t>
-      </w:r>
-    </w:p>
-    <w:p>
-      <w:pPr>
-        <w:pStyle w:val="ListBullet"/>
-      </w:pPr>
-      <w:r>
-        <w:t>**Équipe** : 2-3 personnes</w:t>
-      </w:r>
-    </w:p>
-    <w:p>
-      <w:pPr>
-        <w:pStyle w:val="ListBullet"/>
-      </w:pPr>
-      <w:r>
-        <w:t>**Budget personnel** : Intégré dans opérations</w:t>
-      </w:r>
-    </w:p>
-    <w:p>
-      <w:pPr>
-        <w:pStyle w:val="Heading4"/>
-      </w:pPr>
-      <w:r>
-        <w:t>Réseaux Sociaux</w:t>
-      </w:r>
-    </w:p>
-    <w:p>
-      <w:pPr>
-        <w:pStyle w:val="ListBullet"/>
-      </w:pPr>
-      <w:r>
-        <w:t>**Équipe** : 2 personnes (community management)</w:t>
-      </w:r>
-    </w:p>
-    <w:p>
-      <w:pPr>
-        <w:pStyle w:val="ListBullet"/>
-      </w:pPr>
-      <w:r>
-        <w:t>**Budget personnel** : Intégré dans marketing</w:t>
-      </w:r>
-    </w:p>
-    <w:p>
-      <w:r/>
-      <w:r>
-        <w:rPr>
-          <w:b/>
-        </w:rPr>
-        <w:t>Budget Support Client 2026</w:t>
-      </w:r>
-      <w:r>
-        <w:t xml:space="preserve"> : $300K-$500K (personnel) + $5K-$15K (outils)</w:t>
-      </w:r>
-    </w:p>
-    <w:p>
-      <w:r>
-        <w:t>__________________________________________________</w:t>
-      </w:r>
-    </w:p>
-    <w:p>
-      <w:pPr>
-        <w:pStyle w:val="Heading2"/>
-      </w:pPr>
-      <w:r>
-        <w:t>🔒 SÉCURITÉ ET CONFORMITÉ</w:t>
-      </w:r>
-    </w:p>
-    <w:p>
-      <w:pPr>
-        <w:pStyle w:val="Heading3"/>
-      </w:pPr>
-      <w:r>
-        <w:t>Sécurité</w:t>
-      </w:r>
-    </w:p>
-    <w:p>
-      <w:pPr>
-        <w:pStyle w:val="Heading4"/>
-      </w:pPr>
-      <w:r>
-        <w:t>Infrastructure</w:t>
-      </w:r>
-    </w:p>
-    <w:p>
-      <w:pPr>
-        <w:pStyle w:val="ListBullet"/>
-      </w:pPr>
-      <w:r>
-        <w:t>**SSL/TLS** : Intégré cloud</w:t>
-      </w:r>
-    </w:p>
-    <w:p>
-      <w:pPr>
-        <w:pStyle w:val="ListBullet"/>
-      </w:pPr>
-      <w:r>
-        <w:t>**Firewall** : Intégré cloud</w:t>
-      </w:r>
-    </w:p>
-    <w:p>
-      <w:pPr>
-        <w:pStyle w:val="ListBullet"/>
-      </w:pPr>
-      <w:r>
-        <w:t>**DDoS Protection** : Cloudflare, $20-$200/mois</w:t>
-      </w:r>
-    </w:p>
-    <w:p>
-      <w:pPr>
-        <w:pStyle w:val="ListBullet"/>
-      </w:pPr>
-      <w:r>
-        <w:t>**Budget** : $240-$2,400/an</w:t>
-      </w:r>
-    </w:p>
-    <w:p>
-      <w:pPr>
-        <w:pStyle w:val="Heading4"/>
-      </w:pPr>
-      <w:r>
-        <w:t>Authentification</w:t>
-      </w:r>
-    </w:p>
-    <w:p>
-      <w:pPr>
-        <w:pStyle w:val="ListBullet"/>
-      </w:pPr>
-      <w:r>
-        <w:t>**JWT sécurisé** : Développement interne</w:t>
-      </w:r>
-    </w:p>
-    <w:p>
-      <w:pPr>
-        <w:pStyle w:val="ListBullet"/>
-      </w:pPr>
-      <w:r>
-        <w:t>**2FA** : Développement interne</w:t>
-      </w:r>
-    </w:p>
-    <w:p>
-      <w:pPr>
-        <w:pStyle w:val="ListBullet"/>
-      </w:pPr>
-      <w:r>
-        <w:t>**Budget** : Intégré dans développement</w:t>
-      </w:r>
-    </w:p>
-    <w:p>
-      <w:pPr>
-        <w:pStyle w:val="Heading4"/>
-      </w:pPr>
-      <w:r>
-        <w:t>Données</w:t>
-      </w:r>
-    </w:p>
-    <w:p>
-      <w:pPr>
-        <w:pStyle w:val="ListBullet"/>
-      </w:pPr>
-      <w:r>
-        <w:t>**Chiffrement** : End-to-end, intégré</w:t>
-      </w:r>
-    </w:p>
-    <w:p>
-      <w:pPr>
-        <w:pStyle w:val="ListBullet"/>
-      </w:pPr>
-      <w:r>
-        <w:t>**Backup** : Quotidien, intégré cloud</w:t>
-      </w:r>
-    </w:p>
-    <w:p>
-      <w:pPr>
-        <w:pStyle w:val="ListBullet"/>
-      </w:pPr>
-      <w:r>
-        <w:t>**Budget** : Intégré dans cloud</w:t>
-      </w:r>
-    </w:p>
-    <w:p>
-      <w:pPr>
-        <w:pStyle w:val="Heading3"/>
-      </w:pPr>
-      <w:r>
-        <w:t>Conformité</w:t>
-      </w:r>
-    </w:p>
-    <w:p>
-      <w:pPr>
-        <w:pStyle w:val="Heading4"/>
-      </w:pPr>
-      <w:r>
-        <w:t>RGPD / Lois Locales</w:t>
-      </w:r>
-    </w:p>
-    <w:p>
-      <w:pPr>
-        <w:pStyle w:val="ListBullet"/>
-      </w:pPr>
-      <w:r>
-        <w:t>**Veille juridique** : Consultant légal</w:t>
-      </w:r>
-    </w:p>
-    <w:p>
-      <w:pPr>
-        <w:pStyle w:val="ListBullet"/>
-      </w:pPr>
-      <w:r>
-        <w:t>**Audits** : Annuels, $10,000-$20,000</w:t>
-      </w:r>
-    </w:p>
-    <w:p>
-      <w:pPr>
-        <w:pStyle w:val="ListBullet"/>
-      </w:pPr>
-      <w:r>
-        <w:t>**Budget** : $15,000-$30,000/an</w:t>
-      </w:r>
-    </w:p>
-    <w:p>
-      <w:pPr>
-        <w:pStyle w:val="Heading4"/>
-      </w:pPr>
-      <w:r>
-        <w:t>Paiements (PCI-DSS)</w:t>
-      </w:r>
-    </w:p>
-    <w:p>
-      <w:pPr>
-        <w:pStyle w:val="ListBullet"/>
-      </w:pPr>
-      <w:r>
-        <w:t>**Compliance** : Via processeur paiement (Stripe, etc.)</w:t>
-      </w:r>
-    </w:p>
-    <w:p>
-      <w:pPr>
-        <w:pStyle w:val="ListBullet"/>
-      </w:pPr>
-      <w:r>
-        <w:t>**Audits** : Intégrés processeur</w:t>
-      </w:r>
-    </w:p>
-    <w:p>
-      <w:pPr>
-        <w:pStyle w:val="ListBullet"/>
-      </w:pPr>
-      <w:r>
-        <w:t>**Budget** : Intégré dans frais transaction</w:t>
-      </w:r>
-    </w:p>
-    <w:p>
-      <w:r>
-        <w:t>__________________________________________________</w:t>
-      </w:r>
-    </w:p>
-    <w:p>
-      <w:pPr>
-        <w:pStyle w:val="Heading2"/>
-      </w:pPr>
-      <w:r>
-        <w:t>📊 QUALITÉ ET MONITORING</w:t>
-      </w:r>
-    </w:p>
-    <w:p>
-      <w:pPr>
-        <w:pStyle w:val="Heading3"/>
-      </w:pPr>
-      <w:r>
-        <w:t>Tests</w:t>
-      </w:r>
-    </w:p>
-    <w:p>
-      <w:pPr>
-        <w:pStyle w:val="Heading4"/>
-      </w:pPr>
-      <w:r>
-        <w:t>Automatisation</w:t>
-      </w:r>
-    </w:p>
-    <w:p>
-      <w:pPr>
-        <w:pStyle w:val="ListBullet"/>
-      </w:pPr>
-      <w:r>
-        <w:t>**Unitaires** : Intégrés développement</w:t>
-      </w:r>
-    </w:p>
-    <w:p>
-      <w:pPr>
-        <w:pStyle w:val="ListBullet"/>
-      </w:pPr>
-      <w:r>
-        <w:t>**Intégration** : CI/CD</w:t>
-      </w:r>
-    </w:p>
-    <w:p>
-      <w:pPr>
-        <w:pStyle w:val="ListBullet"/>
-      </w:pPr>
-      <w:r>
-        <w:t>**E2E** : Playwright, Detox</w:t>
-      </w:r>
-    </w:p>
-    <w:p>
-      <w:pPr>
-        <w:pStyle w:val="ListBullet"/>
-      </w:pPr>
-      <w:r>
-        <w:t>**Budget** : Intégré dans développement</w:t>
-      </w:r>
-    </w:p>
-    <w:p>
-      <w:pPr>
-        <w:pStyle w:val="Heading4"/>
-      </w:pPr>
-      <w:r>
-        <w:t>Tests Manuels</w:t>
-      </w:r>
-    </w:p>
-    <w:p>
-      <w:pPr>
-        <w:pStyle w:val="ListBullet"/>
-      </w:pPr>
-      <w:r>
-        <w:t>**QA Team** : 2 personnes</w:t>
-      </w:r>
-    </w:p>
-    <w:p>
-      <w:pPr>
-        <w:pStyle w:val="ListBullet"/>
-      </w:pPr>
-      <w:r>
-        <w:t>**Budget** : Intégré dans technique</w:t>
-      </w:r>
-    </w:p>
-    <w:p>
-      <w:pPr>
-        <w:pStyle w:val="Heading3"/>
-      </w:pPr>
-      <w:r>
+      <w:r>
+        <w:t xml:space="preserve"> : 120 millions FCFA-540 millions FCFA- </w:t>
+      </w:r>
+      <w:r>
+        <w:rPr>
+          <w:b/>
+          <w:color w:val="003366"/>
+        </w:rPr>
+        <w:t>Support Client</w:t>
+      </w:r>
+      <w:r>
+        <w:t xml:space="preserve"> : 3.0 billions FCFA-4.8 billions FCFA- </w:t>
+      </w:r>
+      <w:r>
+        <w:rPr>
+          <w:b/>
+          <w:color w:val="003366"/>
+        </w:rPr>
+        <w:t>Sécurité &amp; Conformité</w:t>
+      </w:r>
+      <w:r>
+        <w:t xml:space="preserve"> : 120 millions FCFA-240 millions FCFA- </w:t>
+      </w:r>
+      <w:r>
+        <w:rPr>
+          <w:b/>
+          <w:color w:val="003366"/>
+        </w:rPr>
         <w:t>Monitoring</w:t>
       </w:r>
-    </w:p>
-    <w:p>
-      <w:pPr>
-        <w:pStyle w:val="Heading4"/>
-      </w:pPr>
-      <w:r>
-        <w:t>Infrastructure</w:t>
-      </w:r>
-    </w:p>
-    <w:p>
-      <w:pPr>
-        <w:pStyle w:val="ListBullet"/>
-      </w:pPr>
-      <w:r>
-        <w:t>**Logs** : CloudWatch, Datadog, etc.</w:t>
-      </w:r>
-    </w:p>
-    <w:p>
-      <w:pPr>
-        <w:pStyle w:val="ListBullet"/>
-      </w:pPr>
-      <w:r>
-        <w:t>**Métriques** : Prometheus, Grafana</w:t>
-      </w:r>
-    </w:p>
-    <w:p>
-      <w:pPr>
-        <w:pStyle w:val="ListBullet"/>
-      </w:pPr>
-      <w:r>
-        <w:t>**Alertes** : PagerDuty, $20-$100/mois</w:t>
-      </w:r>
-    </w:p>
-    <w:p>
-      <w:pPr>
-        <w:pStyle w:val="ListBullet"/>
-      </w:pPr>
-      <w:r>
-        <w:t>**Budget** : $500-$2,000/mois = $6,000-$24,000/an</w:t>
-      </w:r>
-    </w:p>
-    <w:p>
-      <w:pPr>
-        <w:pStyle w:val="Heading4"/>
-      </w:pPr>
-      <w:r>
-        <w:t>Application</w:t>
-      </w:r>
-    </w:p>
-    <w:p>
-      <w:pPr>
-        <w:pStyle w:val="ListBullet"/>
-      </w:pPr>
-      <w:r>
-        <w:t>**APM** : New Relic, Datadog, $200-$2,000/mois</w:t>
-      </w:r>
-    </w:p>
-    <w:p>
-      <w:pPr>
-        <w:pStyle w:val="ListBullet"/>
-      </w:pPr>
-      <w:r>
-        <w:t>**Error Tracking** : Sentry, $50-$500/mois</w:t>
-      </w:r>
-    </w:p>
-    <w:p>
-      <w:pPr>
-        <w:pStyle w:val="ListBullet"/>
-      </w:pPr>
-      <w:r>
-        <w:t>**Budget** : $3,000-$30,000/an</w:t>
-      </w:r>
-    </w:p>
-    <w:p>
-      <w:r/>
-      <w:r>
-        <w:rPr>
-          <w:b/>
-        </w:rPr>
-        <w:t>Budget Monitoring 2026</w:t>
-      </w:r>
-      <w:r>
-        <w:t xml:space="preserve"> : $9,000-$54,000</w:t>
-      </w:r>
-    </w:p>
-    <w:p>
-      <w:r>
-        <w:t>__________________________________________________</w:t>
-      </w:r>
-    </w:p>
-    <w:p>
-      <w:pPr>
-        <w:pStyle w:val="Heading2"/>
-      </w:pPr>
-      <w:r>
-        <w:t>📈 CROISSANCE ÉQUIPE (2026-2029)</w:t>
-      </w:r>
-    </w:p>
-    <w:p>
-      <w:pPr>
-        <w:pStyle w:val="Heading3"/>
-      </w:pPr>
-      <w:r>
-        <w:t>2026</w:t>
-      </w:r>
-    </w:p>
-    <w:p>
-      <w:pPr>
-        <w:pStyle w:val="ListBullet"/>
-      </w:pPr>
-      <w:r>
-        <w:t>**Total** : 60-85 personnes</w:t>
-      </w:r>
-    </w:p>
-    <w:p>
-      <w:pPr>
-        <w:pStyle w:val="ListBullet"/>
-      </w:pPr>
-      <w:r>
-        <w:t>**Répartition** : Technique (20), Opérations (30), Marketing (15), BD (10), Finance (8)</w:t>
-      </w:r>
-    </w:p>
-    <w:p>
-      <w:pPr>
-        <w:pStyle w:val="Heading3"/>
-      </w:pPr>
-      <w:r>
-        <w:t>2027</w:t>
-      </w:r>
-    </w:p>
-    <w:p>
-      <w:pPr>
-        <w:pStyle w:val="ListBullet"/>
-      </w:pPr>
-      <w:r>
-        <w:t>**Total** : 150-200 personnes</w:t>
-      </w:r>
-    </w:p>
-    <w:p>
-      <w:pPr>
-        <w:pStyle w:val="ListBullet"/>
-      </w:pPr>
-      <w:r>
-        <w:t>**Répartition** : Technique (40), Opérations (80), Marketing (30), BD (25), Finance (15)</w:t>
-      </w:r>
-    </w:p>
-    <w:p>
-      <w:pPr>
-        <w:pStyle w:val="Heading3"/>
-      </w:pPr>
-      <w:r>
-        <w:t>2028</w:t>
-      </w:r>
-    </w:p>
-    <w:p>
-      <w:pPr>
-        <w:pStyle w:val="ListBullet"/>
-      </w:pPr>
-      <w:r>
-        <w:t>**Total** : 350-450 personnes</w:t>
-      </w:r>
-    </w:p>
-    <w:p>
-      <w:pPr>
-        <w:pStyle w:val="ListBullet"/>
-      </w:pPr>
-      <w:r>
-        <w:t>**Répartition** : Technique (80), Opérations (180), Marketing (70), BD (50), Finance (30)</w:t>
-      </w:r>
-    </w:p>
-    <w:p>
-      <w:pPr>
-        <w:pStyle w:val="Heading3"/>
-      </w:pPr>
-      <w:r>
-        <w:t>2029</w:t>
-      </w:r>
-    </w:p>
-    <w:p>
-      <w:pPr>
-        <w:pStyle w:val="ListBullet"/>
-      </w:pPr>
-      <w:r>
-        <w:t>**Total** : 700-900 personnes</w:t>
-      </w:r>
-    </w:p>
-    <w:p>
-      <w:pPr>
-        <w:pStyle w:val="ListBullet"/>
-      </w:pPr>
-      <w:r>
-        <w:t>**Répartition** : Technique (150), Opérations (400), Marketing (150), BD (100), Finance (50)</w:t>
-      </w:r>
-    </w:p>
-    <w:p>
-      <w:r>
-        <w:t>__________________________________________________</w:t>
-      </w:r>
-    </w:p>
-    <w:p>
-      <w:pPr>
-        <w:pStyle w:val="Heading2"/>
-      </w:pPr>
-      <w:r>
-        <w:t>💰 BUDGET OPÉRATIONNEL TOTAL</w:t>
-      </w:r>
-    </w:p>
-    <w:p>
-      <w:pPr>
-        <w:pStyle w:val="Heading3"/>
-      </w:pPr>
-      <w:r>
-        <w:t>2026</w:t>
-      </w:r>
-    </w:p>
-    <w:p>
-      <w:pPr>
-        <w:pStyle w:val="ListBullet"/>
-      </w:pPr>
-      <w:r>
-        <w:t>**Personnel** : $2.5M-$4.5M</w:t>
-      </w:r>
-    </w:p>
-    <w:p>
-      <w:pPr>
-        <w:pStyle w:val="ListBullet"/>
-      </w:pPr>
-      <w:r>
-        <w:t>**Bureaux** : $75K</w:t>
-      </w:r>
-    </w:p>
-    <w:p>
-      <w:pPr>
-        <w:pStyle w:val="ListBullet"/>
-      </w:pPr>
-      <w:r>
-        <w:t>**Infrastructure Cloud** : $100K-$150K</w:t>
-      </w:r>
-    </w:p>
-    <w:p>
-      <w:pPr>
-        <w:pStyle w:val="ListBullet"/>
-      </w:pPr>
-      <w:r>
-        <w:t>**Outils &amp; Licences** : $15K-$75K</w:t>
-      </w:r>
-    </w:p>
-    <w:p>
-      <w:pPr>
-        <w:pStyle w:val="ListBullet"/>
-      </w:pPr>
-      <w:r>
-        <w:t>**Support Client** : $300K-$500K</w:t>
-      </w:r>
-    </w:p>
-    <w:p>
-      <w:pPr>
-        <w:pStyle w:val="ListBullet"/>
-      </w:pPr>
-      <w:r>
-        <w:t>**Sécurité &amp; Conformité** : $20K-$35K</w:t>
-      </w:r>
-    </w:p>
-    <w:p>
-      <w:pPr>
-        <w:pStyle w:val="ListBullet"/>
-      </w:pPr>
-      <w:r>
-        <w:t>**Monitoring** : $10K-$55K</w:t>
-      </w:r>
-    </w:p>
-    <w:p>
-      <w:pPr>
-        <w:pStyle w:val="ListBullet"/>
-      </w:pPr>
-      <w:r>
-        <w:rPr>
-          <w:b/>
-        </w:rPr>
-        <w:t>TOTAL** : **$3M-$5.3M</w:t>
-      </w:r>
-    </w:p>
-    <w:p>
-      <w:pPr>
-        <w:pStyle w:val="Heading3"/>
-      </w:pPr>
-      <w:r>
-        <w:t>2027</w:t>
-      </w:r>
-    </w:p>
-    <w:p>
-      <w:pPr>
-        <w:pStyle w:val="ListBullet"/>
-      </w:pPr>
-      <w:r>
-        <w:t>**Personnel** : $6M-$10M</w:t>
-      </w:r>
-    </w:p>
-    <w:p>
-      <w:pPr>
-        <w:pStyle w:val="ListBullet"/>
-      </w:pPr>
-      <w:r>
-        <w:t>**Bureaux** : $200K</w:t>
-      </w:r>
-    </w:p>
-    <w:p>
-      <w:pPr>
-        <w:pStyle w:val="ListBullet"/>
-      </w:pPr>
-      <w:r>
-        <w:t>**Infrastructure Cloud** : $250K-$400K</w:t>
-      </w:r>
-    </w:p>
-    <w:p>
-      <w:pPr>
-        <w:pStyle w:val="ListBullet"/>
-      </w:pPr>
-      <w:r>
-        <w:t>**Outils &amp; Licences** : $30K-$200K</w:t>
-      </w:r>
-    </w:p>
-    <w:p>
-      <w:pPr>
-        <w:pStyle w:val="ListBullet"/>
-      </w:pPr>
-      <w:r>
-        <w:t>**Support Client** : $800K-$1.2M</w:t>
-      </w:r>
-    </w:p>
-    <w:p>
-      <w:pPr>
-        <w:pStyle w:val="ListBullet"/>
-      </w:pPr>
-      <w:r>
-        <w:t>**Sécurité &amp; Conformité** : $40K-$70K</w:t>
-      </w:r>
-    </w:p>
-    <w:p>
-      <w:pPr>
-        <w:pStyle w:val="ListBullet"/>
-      </w:pPr>
-      <w:r>
-        <w:t>**Monitoring** : $25K-$100K</w:t>
-      </w:r>
-    </w:p>
-    <w:p>
-      <w:pPr>
-        <w:pStyle w:val="ListBullet"/>
-      </w:pPr>
-      <w:r>
-        <w:rPr>
-          <w:b/>
-        </w:rPr>
-        <w:t>TOTAL** : **$7.3M-$12M</w:t>
-      </w:r>
-    </w:p>
-    <w:p>
-      <w:pPr>
-        <w:pStyle w:val="Heading3"/>
-      </w:pPr>
-      <w:r>
-        <w:t>2028</w:t>
-      </w:r>
-    </w:p>
-    <w:p>
-      <w:pPr>
-        <w:pStyle w:val="ListBullet"/>
-      </w:pPr>
-      <w:r>
-        <w:t>**Personnel** : $15M-$25M</w:t>
-      </w:r>
-    </w:p>
-    <w:p>
-      <w:pPr>
-        <w:pStyle w:val="ListBullet"/>
-      </w:pPr>
-      <w:r>
-        <w:t>**Bureaux** : $500K</w:t>
-      </w:r>
-    </w:p>
-    <w:p>
-      <w:pPr>
-        <w:pStyle w:val="ListBullet"/>
-      </w:pPr>
-      <w:r>
-        <w:t>**Infrastructure Cloud** : $650K-$1M</w:t>
-      </w:r>
-    </w:p>
-    <w:p>
-      <w:pPr>
-        <w:pStyle w:val="ListBullet"/>
-      </w:pPr>
-      <w:r>
-        <w:t>**Outils &amp; Licences** : $70K-$400K</w:t>
-      </w:r>
-    </w:p>
-    <w:p>
-      <w:pPr>
-        <w:pStyle w:val="ListBullet"/>
-      </w:pPr>
-      <w:r>
-        <w:t>**Support Client** : $2M-$3M</w:t>
-      </w:r>
-    </w:p>
-    <w:p>
-      <w:pPr>
-        <w:pStyle w:val="ListBullet"/>
-      </w:pPr>
-      <w:r>
-        <w:t>**Sécurité &amp; Conformité** : $80K-$150K</w:t>
-      </w:r>
-    </w:p>
-    <w:p>
-      <w:pPr>
-        <w:pStyle w:val="ListBullet"/>
-      </w:pPr>
-      <w:r>
-        <w:t>**Monitoring** : $60K-$250K</w:t>
-      </w:r>
-    </w:p>
-    <w:p>
-      <w:pPr>
-        <w:pStyle w:val="ListBullet"/>
-      </w:pPr>
-      <w:r>
-        <w:rPr>
-          <w:b/>
-        </w:rPr>
-        <w:t>TOTAL** : **$18.4M-$30M</w:t>
-      </w:r>
-    </w:p>
-    <w:p>
-      <w:pPr>
-        <w:pStyle w:val="Heading3"/>
-      </w:pPr>
-      <w:r>
-        <w:t>2029</w:t>
-      </w:r>
-    </w:p>
-    <w:p>
-      <w:pPr>
-        <w:pStyle w:val="ListBullet"/>
-      </w:pPr>
-      <w:r>
-        <w:t>**Personnel** : $35M-$55M</w:t>
-      </w:r>
-    </w:p>
-    <w:p>
-      <w:pPr>
-        <w:pStyle w:val="ListBullet"/>
-      </w:pPr>
-      <w:r>
-        <w:t>**Bureaux** : $1.2M</w:t>
-      </w:r>
-    </w:p>
-    <w:p>
-      <w:pPr>
-        <w:pStyle w:val="ListBullet"/>
-      </w:pPr>
-      <w:r>
-        <w:t>**Infrastructure Cloud** : $1.5M-$2.5M</w:t>
-      </w:r>
-    </w:p>
-    <w:p>
-      <w:pPr>
-        <w:pStyle w:val="ListBullet"/>
-      </w:pPr>
-      <w:r>
-        <w:t>**Outils &amp; Licences** : $200K-$900K</w:t>
-      </w:r>
-    </w:p>
-    <w:p>
-      <w:pPr>
-        <w:pStyle w:val="ListBullet"/>
-      </w:pPr>
-      <w:r>
-        <w:t>**Support Client** : $5M-$8M</w:t>
-      </w:r>
-    </w:p>
-    <w:p>
-      <w:pPr>
-        <w:pStyle w:val="ListBullet"/>
-      </w:pPr>
-      <w:r>
-        <w:t>**Sécurité &amp; Conformité** : $200K-$400K</w:t>
-      </w:r>
-    </w:p>
-    <w:p>
-      <w:pPr>
-        <w:pStyle w:val="ListBullet"/>
-      </w:pPr>
-      <w:r>
-        <w:t>**Monitoring** : $150K-$600K</w:t>
-      </w:r>
-    </w:p>
-    <w:p>
-      <w:pPr>
-        <w:pStyle w:val="ListBullet"/>
-      </w:pPr>
-      <w:r>
-        <w:rPr>
-          <w:b/>
-        </w:rPr>
-        <w:t>TOTAL** : **$43M-$68M</w:t>
-      </w:r>
-    </w:p>
-    <w:p>
-      <w:r>
-        <w:t>__________________________________________________</w:t>
-      </w:r>
-    </w:p>
-    <w:p>
+      <w:r>
+        <w:t xml:space="preserve"> : 90 millions FCFA-360 millions FCFA- </w:t>
+      </w:r>
+      <w:r>
+        <w:rPr>
+          <w:b/>
+          <w:color w:val="003366"/>
+        </w:rPr>
+        <w:t>TOTAL</w:t>
+      </w:r>
+      <w:r>
+        <w:t xml:space="preserve"> : </w:t>
+      </w:r>
+      <w:r>
+        <w:rPr>
+          <w:b/>
+          <w:color w:val="003366"/>
+        </w:rPr>
+        <w:t>25.8 billions FCFA-40.8 billions FCFA</w:t>
+      </w:r>
+    </w:p>
+    <w:p/>
+    <w:p>
+      <w:r>
+        <w:rPr>
+          <w:color w:val="C8C8C8"/>
+        </w:rPr>
+        <w:t>________________________________________________________________________________</w:t>
+      </w:r>
+    </w:p>
+    <w:p/>
+    <w:p>
+      <w:pPr/>
       <w:r>
         <w:t>*Document confidentiel - Propriété de Yukpomnang - Janvier 2026*</w:t>
       </w:r>
     </w:p>
     <w:sectPr>
+      <w:headerReference w:type="default" r:id="rId9"/>
+      <w:footerReference w:type="default" r:id="rId10"/>
       <w:pgSz w:w="12240" w:h="15840"/>
       <w:pgMar w:top="1440" w:right="1800" w:bottom="1440" w:left="1800" w:header="720" w:footer="720" w:gutter="0"/>
       <w:cols w:space="720"/>
@@ -3199,6 +5794,41 @@
     </w:sectPr>
   </w:body>
 </w:document>
+</file>
+
+<file path=word/footer1.xml><?xml version="1.0" encoding="utf-8"?>
+<w:ftr xmlns:m="http://schemas.openxmlformats.org/officeDocument/2006/math" xmlns:mc="http://schemas.openxmlformats.org/markup-compatibility/2006" xmlns:mo="http://schemas.microsoft.com/office/mac/office/2008/main" xmlns:mv="urn:schemas-microsoft-com:mac:vml" xmlns:o="urn:schemas-microsoft-com:office:office" xmlns:r="http://schemas.openxmlformats.org/officeDocument/2006/relationships" xmlns:v="urn:schemas-microsoft-com:vml" xmlns:w10="urn:schemas-microsoft-com:office:word" xmlns:w14="http://schemas.microsoft.com/office/word/2010/wordml" xmlns:w="http://schemas.openxmlformats.org/wordprocessingml/2006/main" xmlns:wne="http://schemas.microsoft.com/office/word/2006/wordml" xmlns:wp14="http://schemas.microsoft.com/office/word/2010/wordprocessingDrawing" xmlns:wp="http://schemas.openxmlformats.org/drawingml/2006/wordprocessingDrawing" xmlns:wpc="http://schemas.microsoft.com/office/word/2010/wordprocessingCanvas" xmlns:wpg="http://schemas.microsoft.com/office/word/2010/wordprocessingGroup" xmlns:wpi="http://schemas.microsoft.com/office/word/2010/wordprocessingInk" xmlns:wps="http://schemas.microsoft.com/office/word/2010/wordprocessingShape" mc:Ignorable="w14 wp14">
+  <w:p>
+    <w:pPr>
+      <w:pStyle w:val="Footer"/>
+      <w:jc w:val="center"/>
+    </w:pPr>
+    <w:r>
+      <w:rPr>
+        <w:color w:val="808080"/>
+        <w:sz w:val="18"/>
+      </w:rPr>
+      <w:t>Confidentiel - Janvier 2026</w:t>
+    </w:r>
+  </w:p>
+</w:ftr>
+</file>
+
+<file path=word/header1.xml><?xml version="1.0" encoding="utf-8"?>
+<w:hdr xmlns:m="http://schemas.openxmlformats.org/officeDocument/2006/math" xmlns:mc="http://schemas.openxmlformats.org/markup-compatibility/2006" xmlns:mo="http://schemas.microsoft.com/office/mac/office/2008/main" xmlns:mv="urn:schemas-microsoft-com:mac:vml" xmlns:o="urn:schemas-microsoft-com:office:office" xmlns:r="http://schemas.openxmlformats.org/officeDocument/2006/relationships" xmlns:v="urn:schemas-microsoft-com:vml" xmlns:w10="urn:schemas-microsoft-com:office:word" xmlns:w14="http://schemas.microsoft.com/office/word/2010/wordml" xmlns:w="http://schemas.openxmlformats.org/wordprocessingml/2006/main" xmlns:wne="http://schemas.microsoft.com/office/word/2006/wordml" xmlns:wp14="http://schemas.microsoft.com/office/word/2010/wordprocessingDrawing" xmlns:wp="http://schemas.openxmlformats.org/drawingml/2006/wordprocessingDrawing" xmlns:wpc="http://schemas.microsoft.com/office/word/2010/wordprocessingCanvas" xmlns:wpg="http://schemas.microsoft.com/office/word/2010/wordprocessingGroup" xmlns:wpi="http://schemas.microsoft.com/office/word/2010/wordprocessingInk" xmlns:wps="http://schemas.microsoft.com/office/word/2010/wordprocessingShape" mc:Ignorable="w14 wp14">
+  <w:p>
+    <w:pPr>
+      <w:pStyle w:val="Header"/>
+    </w:pPr>
+    <w:r>
+      <w:rPr>
+        <w:color w:val="808080"/>
+        <w:sz w:val="18"/>
+      </w:rPr>
+      <w:t>Yukpomnang - Document Investisseurs</w:t>
+    </w:r>
+  </w:p>
+</w:hdr>
 </file>
 
 <file path=word/numbering.xml><?xml version="1.0" encoding="utf-8"?>
@@ -3564,6 +6194,9 @@
     <w:name w:val="Normal"/>
     <w:qFormat/>
     <w:rsid w:val="00FC693F"/>
+    <w:pPr>
+      <w:spacing w:line="276" w:lineRule="auto" w:after="120"/>
+    </w:pPr>
     <w:rPr>
       <w:rFonts w:ascii="Calibri" w:hAnsi="Calibri"/>
       <w:sz w:val="22"/>
@@ -3628,11 +6261,11 @@
       <w:outlineLvl w:val="0"/>
     </w:pPr>
     <w:rPr>
-      <w:rFonts w:asciiTheme="majorHAnsi" w:eastAsiaTheme="majorEastAsia" w:hAnsiTheme="majorHAnsi" w:cstheme="majorBidi"/>
+      <w:rFonts w:asciiTheme="majorHAnsi" w:eastAsiaTheme="majorEastAsia" w:hAnsiTheme="majorHAnsi" w:cstheme="majorBidi" w:ascii="Calibri" w:hAnsi="Calibri"/>
       <w:b/>
       <w:bCs/>
-      <w:color w:val="365F91" w:themeColor="accent1" w:themeShade="BF"/>
-      <w:sz w:val="28"/>
+      <w:color w:val="003366"/>
+      <w:sz w:val="36"/>
       <w:szCs w:val="28"/>
     </w:rPr>
   </w:style>
@@ -3652,11 +6285,11 @@
       <w:outlineLvl w:val="1"/>
     </w:pPr>
     <w:rPr>
-      <w:rFonts w:asciiTheme="majorHAnsi" w:eastAsiaTheme="majorEastAsia" w:hAnsiTheme="majorHAnsi" w:cstheme="majorBidi"/>
+      <w:rFonts w:asciiTheme="majorHAnsi" w:eastAsiaTheme="majorEastAsia" w:hAnsiTheme="majorHAnsi" w:cstheme="majorBidi" w:ascii="Calibri" w:hAnsi="Calibri"/>
       <w:b/>
       <w:bCs/>
-      <w:color w:val="4F81BD" w:themeColor="accent1"/>
-      <w:sz w:val="26"/>
+      <w:color w:val="003366"/>
+      <w:sz w:val="32"/>
       <w:szCs w:val="26"/>
     </w:rPr>
   </w:style>
@@ -3676,10 +6309,11 @@
       <w:outlineLvl w:val="2"/>
     </w:pPr>
     <w:rPr>
-      <w:rFonts w:asciiTheme="majorHAnsi" w:eastAsiaTheme="majorEastAsia" w:hAnsiTheme="majorHAnsi" w:cstheme="majorBidi"/>
+      <w:rFonts w:asciiTheme="majorHAnsi" w:eastAsiaTheme="majorEastAsia" w:hAnsiTheme="majorHAnsi" w:cstheme="majorBidi" w:ascii="Calibri" w:hAnsi="Calibri"/>
       <w:b/>
       <w:bCs/>
-      <w:color w:val="4F81BD" w:themeColor="accent1"/>
+      <w:color w:val="003366"/>
+      <w:sz w:val="28"/>
     </w:rPr>
   </w:style>
   <w:style w:type="paragraph" w:styleId="Heading4">
@@ -3699,12 +6333,13 @@
       <w:outlineLvl w:val="3"/>
     </w:pPr>
     <w:rPr>
-      <w:rFonts w:asciiTheme="majorHAnsi" w:eastAsiaTheme="majorEastAsia" w:hAnsiTheme="majorHAnsi" w:cstheme="majorBidi"/>
+      <w:rFonts w:asciiTheme="majorHAnsi" w:eastAsiaTheme="majorEastAsia" w:hAnsiTheme="majorHAnsi" w:cstheme="majorBidi" w:ascii="Calibri" w:hAnsi="Calibri"/>
       <w:b/>
       <w:bCs/>
       <w:i/>
       <w:iCs/>
       <w:color w:val="4F81BD" w:themeColor="accent1"/>
+      <w:sz w:val="24"/>
     </w:rPr>
   </w:style>
   <w:style w:type="paragraph" w:styleId="Heading5">
